--- a/U1/TG.1/1.4. PAO202651_RESTFUL_DOTNET_CONBDD_NRC36884_GR09/01. UML/01. ERS/ERS_EUREKABANK_RESTFUL_DOTNET_CONBDD_GR09.docx
+++ b/U1/TG.1/1.4. PAO202651_RESTFUL_DOTNET_CONBDD_NRC36884_GR09/01. UML/01. ERS/ERS_EUREKABANK_RESTFUL_DOTNET_CONBDD_GR09.docx
@@ -8,7 +8,12 @@
           <w:lang w:val="es-ES_tradnl"/>
         </w:rPr>
         <w:sectPr>
-          <w:footerReference w:type="default" r:id="rId8"/>
+          <w:headerReference w:type="even" r:id="rId8"/>
+          <w:headerReference w:type="default" r:id="rId9"/>
+          <w:footerReference w:type="even" r:id="rId10"/>
+          <w:footerReference w:type="default" r:id="rId11"/>
+          <w:headerReference w:type="first" r:id="rId12"/>
+          <w:footerReference w:type="first" r:id="rId13"/>
           <w:pgSz w:w="11906" w:h="16838" w:code="9"/>
           <w:pgMar w:top="1418" w:right="1701" w:bottom="1418" w:left="1701" w:header="709" w:footer="709" w:gutter="0"/>
           <w:pgBorders w:offsetFrom="page">
@@ -316,7 +321,7 @@
                                 <w:szCs w:val="28"/>
                                 <w:lang w:eastAsia="es-EC"/>
                               </w:rPr>
-                              <w:t>27/10/2026</w:t>
+                              <w:t>28/10/2026</w:t>
                             </w:r>
                             <w:r>
                               <w:rPr>
@@ -602,7 +607,7 @@
                           <w:szCs w:val="28"/>
                           <w:lang w:eastAsia="es-EC"/>
                         </w:rPr>
-                        <w:t>27/10/2026</w:t>
+                        <w:t>28/10/2026</w:t>
                       </w:r>
                       <w:r>
                         <w:rPr>
@@ -655,7 +660,7 @@
                     </pic:cNvPicPr>
                   </pic:nvPicPr>
                   <pic:blipFill>
-                    <a:blip r:embed="rId9">
+                    <a:blip r:embed="rId14">
                       <a:extLst>
                         <a:ext uri="{28A0092B-C50C-407E-A947-70E740481C1C}">
                           <a14:useLocalDpi xmlns:a14="http://schemas.microsoft.com/office/drawing/2010/main" val="0"/>
@@ -4340,8 +4345,9 @@
           <w:r>
             <w:rPr>
               <w:noProof/>
-            </w:rPr>
-            <w:t>No se encuentran elementos de tabla de ilustraciones.</w:t>
+              <w:lang w:val="en-US"/>
+            </w:rPr>
+            <w:t>CASO DE ESTUDIO</w:t>
           </w:r>
           <w:r>
             <w:rPr>
@@ -4359,7 +4365,7 @@
             <w:rPr>
               <w:noProof/>
             </w:rPr>
-            <w:instrText xml:space="preserve"> PAGEREF _Toc244027568 \h </w:instrText>
+            <w:instrText xml:space="preserve"> PAGEREF _Toc244063319 \h </w:instrText>
           </w:r>
           <w:r>
             <w:rPr>
@@ -4403,7 +4409,7 @@
               <w:noProof/>
               <w:lang w:val="en-US"/>
             </w:rPr>
-            <w:t>CASO DE ESTUDIO</w:t>
+            <w:t>1. Introducción</w:t>
           </w:r>
           <w:r>
             <w:rPr>
@@ -4421,7 +4427,7 @@
             <w:rPr>
               <w:noProof/>
             </w:rPr>
-            <w:instrText xml:space="preserve"> PAGEREF _Toc244027569 \h </w:instrText>
+            <w:instrText xml:space="preserve"> PAGEREF _Toc244063320 \h </w:instrText>
           </w:r>
           <w:r>
             <w:rPr>
@@ -4465,7 +4471,7 @@
               <w:noProof/>
               <w:lang w:val="en-US"/>
             </w:rPr>
-            <w:t>1. Introducción</w:t>
+            <w:t>2. Propósito</w:t>
           </w:r>
           <w:r>
             <w:rPr>
@@ -4483,7 +4489,7 @@
             <w:rPr>
               <w:noProof/>
             </w:rPr>
-            <w:instrText xml:space="preserve"> PAGEREF _Toc244027570 \h </w:instrText>
+            <w:instrText xml:space="preserve"> PAGEREF _Toc244063321 \h </w:instrText>
           </w:r>
           <w:r>
             <w:rPr>
@@ -4527,7 +4533,7 @@
               <w:noProof/>
               <w:lang w:val="en-US"/>
             </w:rPr>
-            <w:t>2. Propósito</w:t>
+            <w:t>3. Alcance</w:t>
           </w:r>
           <w:r>
             <w:rPr>
@@ -4545,7 +4551,7 @@
             <w:rPr>
               <w:noProof/>
             </w:rPr>
-            <w:instrText xml:space="preserve"> PAGEREF _Toc244027571 \h </w:instrText>
+            <w:instrText xml:space="preserve"> PAGEREF _Toc244063322 \h </w:instrText>
           </w:r>
           <w:r>
             <w:rPr>
@@ -4562,7 +4568,7 @@
             <w:rPr>
               <w:noProof/>
             </w:rPr>
-            <w:t>3</w:t>
+            <w:t>4</w:t>
           </w:r>
           <w:r>
             <w:rPr>
@@ -4589,7 +4595,7 @@
               <w:noProof/>
               <w:lang w:val="en-US"/>
             </w:rPr>
-            <w:t>3. Alcance</w:t>
+            <w:t>4. Definiciones, Acrónimos y Abreviaturas</w:t>
           </w:r>
           <w:r>
             <w:rPr>
@@ -4607,7 +4613,7 @@
             <w:rPr>
               <w:noProof/>
             </w:rPr>
-            <w:instrText xml:space="preserve"> PAGEREF _Toc244027572 \h </w:instrText>
+            <w:instrText xml:space="preserve"> PAGEREF _Toc244063323 \h </w:instrText>
           </w:r>
           <w:r>
             <w:rPr>
@@ -4624,7 +4630,131 @@
             <w:rPr>
               <w:noProof/>
             </w:rPr>
-            <w:t>3</w:t>
+            <w:t>4</w:t>
+          </w:r>
+          <w:r>
+            <w:rPr>
+              <w:noProof/>
+            </w:rPr>
+            <w:fldChar w:fldCharType="end"/>
+          </w:r>
+        </w:p>
+        <w:p>
+          <w:pPr>
+            <w:pStyle w:val="TDC2"/>
+            <w:tabs>
+              <w:tab w:val="right" w:leader="dot" w:pos="9020"/>
+            </w:tabs>
+            <w:rPr>
+              <w:rFonts w:asciiTheme="minorHAnsi" w:eastAsiaTheme="minorEastAsia" w:hAnsiTheme="minorHAnsi" w:cstheme="minorBidi"/>
+              <w:noProof/>
+              <w:color w:val="auto"/>
+              <w:lang w:val="en-US"/>
+            </w:rPr>
+          </w:pPr>
+          <w:r>
+            <w:rPr>
+              <w:noProof/>
+              <w:lang w:val="en-US"/>
+            </w:rPr>
+            <w:t>4.1 Definiciones</w:t>
+          </w:r>
+          <w:r>
+            <w:rPr>
+              <w:noProof/>
+            </w:rPr>
+            <w:tab/>
+          </w:r>
+          <w:r>
+            <w:rPr>
+              <w:noProof/>
+            </w:rPr>
+            <w:fldChar w:fldCharType="begin"/>
+          </w:r>
+          <w:r>
+            <w:rPr>
+              <w:noProof/>
+            </w:rPr>
+            <w:instrText xml:space="preserve"> PAGEREF _Toc244063324 \h </w:instrText>
+          </w:r>
+          <w:r>
+            <w:rPr>
+              <w:noProof/>
+            </w:rPr>
+          </w:r>
+          <w:r>
+            <w:rPr>
+              <w:noProof/>
+            </w:rPr>
+            <w:fldChar w:fldCharType="separate"/>
+          </w:r>
+          <w:r>
+            <w:rPr>
+              <w:noProof/>
+            </w:rPr>
+            <w:t>4</w:t>
+          </w:r>
+          <w:r>
+            <w:rPr>
+              <w:noProof/>
+            </w:rPr>
+            <w:fldChar w:fldCharType="end"/>
+          </w:r>
+        </w:p>
+        <w:p>
+          <w:pPr>
+            <w:pStyle w:val="TDC2"/>
+            <w:tabs>
+              <w:tab w:val="right" w:leader="dot" w:pos="9020"/>
+            </w:tabs>
+            <w:rPr>
+              <w:rFonts w:asciiTheme="minorHAnsi" w:eastAsiaTheme="minorEastAsia" w:hAnsiTheme="minorHAnsi" w:cstheme="minorBidi"/>
+              <w:noProof/>
+              <w:color w:val="auto"/>
+              <w:lang w:val="en-US"/>
+            </w:rPr>
+          </w:pPr>
+          <w:r>
+            <w:rPr>
+              <w:noProof/>
+              <w:lang w:val="en-US"/>
+            </w:rPr>
+            <w:t>4.2 Acrónimos y abreviaturas</w:t>
+          </w:r>
+          <w:r>
+            <w:rPr>
+              <w:noProof/>
+            </w:rPr>
+            <w:tab/>
+          </w:r>
+          <w:r>
+            <w:rPr>
+              <w:noProof/>
+            </w:rPr>
+            <w:fldChar w:fldCharType="begin"/>
+          </w:r>
+          <w:r>
+            <w:rPr>
+              <w:noProof/>
+            </w:rPr>
+            <w:instrText xml:space="preserve"> PAGEREF _Toc244063325 \h </w:instrText>
+          </w:r>
+          <w:r>
+            <w:rPr>
+              <w:noProof/>
+            </w:rPr>
+          </w:r>
+          <w:r>
+            <w:rPr>
+              <w:noProof/>
+            </w:rPr>
+            <w:fldChar w:fldCharType="separate"/>
+          </w:r>
+          <w:r>
+            <w:rPr>
+              <w:noProof/>
+            </w:rPr>
+            <w:t>5</w:t>
           </w:r>
           <w:r>
             <w:rPr>
@@ -4651,7 +4781,7 @@
               <w:noProof/>
               <w:lang w:val="en-US"/>
             </w:rPr>
-            <w:t>4. Definiciones, Acrónimos y Abreviaturas</w:t>
+            <w:t>5. Referencias</w:t>
           </w:r>
           <w:r>
             <w:rPr>
@@ -4669,7 +4799,7 @@
             <w:rPr>
               <w:noProof/>
             </w:rPr>
-            <w:instrText xml:space="preserve"> PAGEREF _Toc244027573 \h </w:instrText>
+            <w:instrText xml:space="preserve"> PAGEREF _Toc244063326 \h </w:instrText>
           </w:r>
           <w:r>
             <w:rPr>
@@ -4686,7 +4816,131 @@
             <w:rPr>
               <w:noProof/>
             </w:rPr>
-            <w:t>3</w:t>
+            <w:t>5</w:t>
+          </w:r>
+          <w:r>
+            <w:rPr>
+              <w:noProof/>
+            </w:rPr>
+            <w:fldChar w:fldCharType="end"/>
+          </w:r>
+        </w:p>
+        <w:p>
+          <w:pPr>
+            <w:pStyle w:val="TDC1"/>
+            <w:tabs>
+              <w:tab w:val="right" w:leader="dot" w:pos="9020"/>
+            </w:tabs>
+            <w:rPr>
+              <w:rFonts w:asciiTheme="minorHAnsi" w:eastAsiaTheme="minorEastAsia" w:hAnsiTheme="minorHAnsi" w:cstheme="minorBidi"/>
+              <w:noProof/>
+              <w:color w:val="auto"/>
+              <w:lang w:val="en-US"/>
+            </w:rPr>
+          </w:pPr>
+          <w:r>
+            <w:rPr>
+              <w:noProof/>
+              <w:lang w:val="en-US"/>
+            </w:rPr>
+            <w:t>6. Visión General del Documento</w:t>
+          </w:r>
+          <w:r>
+            <w:rPr>
+              <w:noProof/>
+            </w:rPr>
+            <w:tab/>
+          </w:r>
+          <w:r>
+            <w:rPr>
+              <w:noProof/>
+            </w:rPr>
+            <w:fldChar w:fldCharType="begin"/>
+          </w:r>
+          <w:r>
+            <w:rPr>
+              <w:noProof/>
+            </w:rPr>
+            <w:instrText xml:space="preserve"> PAGEREF _Toc244063327 \h </w:instrText>
+          </w:r>
+          <w:r>
+            <w:rPr>
+              <w:noProof/>
+            </w:rPr>
+          </w:r>
+          <w:r>
+            <w:rPr>
+              <w:noProof/>
+            </w:rPr>
+            <w:fldChar w:fldCharType="separate"/>
+          </w:r>
+          <w:r>
+            <w:rPr>
+              <w:noProof/>
+            </w:rPr>
+            <w:t>6</w:t>
+          </w:r>
+          <w:r>
+            <w:rPr>
+              <w:noProof/>
+            </w:rPr>
+            <w:fldChar w:fldCharType="end"/>
+          </w:r>
+        </w:p>
+        <w:p>
+          <w:pPr>
+            <w:pStyle w:val="TDC1"/>
+            <w:tabs>
+              <w:tab w:val="right" w:leader="dot" w:pos="9020"/>
+            </w:tabs>
+            <w:rPr>
+              <w:rFonts w:asciiTheme="minorHAnsi" w:eastAsiaTheme="minorEastAsia" w:hAnsiTheme="minorHAnsi" w:cstheme="minorBidi"/>
+              <w:noProof/>
+              <w:color w:val="auto"/>
+              <w:lang w:val="en-US"/>
+            </w:rPr>
+          </w:pPr>
+          <w:r>
+            <w:rPr>
+              <w:noProof/>
+              <w:lang w:val="en-US"/>
+            </w:rPr>
+            <w:t>7. Descripción General</w:t>
+          </w:r>
+          <w:r>
+            <w:rPr>
+              <w:noProof/>
+            </w:rPr>
+            <w:tab/>
+          </w:r>
+          <w:r>
+            <w:rPr>
+              <w:noProof/>
+            </w:rPr>
+            <w:fldChar w:fldCharType="begin"/>
+          </w:r>
+          <w:r>
+            <w:rPr>
+              <w:noProof/>
+            </w:rPr>
+            <w:instrText xml:space="preserve"> PAGEREF _Toc244063328 \h </w:instrText>
+          </w:r>
+          <w:r>
+            <w:rPr>
+              <w:noProof/>
+            </w:rPr>
+          </w:r>
+          <w:r>
+            <w:rPr>
+              <w:noProof/>
+            </w:rPr>
+            <w:fldChar w:fldCharType="separate"/>
+          </w:r>
+          <w:r>
+            <w:rPr>
+              <w:noProof/>
+            </w:rPr>
+            <w:t>6</w:t>
           </w:r>
           <w:r>
             <w:rPr>
@@ -4713,7 +4967,7 @@
               <w:noProof/>
               <w:lang w:val="en-US"/>
             </w:rPr>
-            <w:t>4.1 Definiciones</w:t>
+            <w:t>7.1 Perspectiva del Producto</w:t>
           </w:r>
           <w:r>
             <w:rPr>
@@ -4731,7 +4985,7 @@
             <w:rPr>
               <w:noProof/>
             </w:rPr>
-            <w:instrText xml:space="preserve"> PAGEREF _Toc244027574 \h </w:instrText>
+            <w:instrText xml:space="preserve"> PAGEREF _Toc244063329 \h </w:instrText>
           </w:r>
           <w:r>
             <w:rPr>
@@ -4748,7 +5002,7 @@
             <w:rPr>
               <w:noProof/>
             </w:rPr>
-            <w:t>3</w:t>
+            <w:t>6</w:t>
           </w:r>
           <w:r>
             <w:rPr>
@@ -4775,7 +5029,7 @@
               <w:noProof/>
               <w:lang w:val="en-US"/>
             </w:rPr>
-            <w:t>4.2 Acrónimos y abreviaturas</w:t>
+            <w:t>7.2 Funciones del Producto (software)</w:t>
           </w:r>
           <w:r>
             <w:rPr>
@@ -4793,7 +5047,7 @@
             <w:rPr>
               <w:noProof/>
             </w:rPr>
-            <w:instrText xml:space="preserve"> PAGEREF _Toc244027575 \h </w:instrText>
+            <w:instrText xml:space="preserve"> PAGEREF _Toc244063330 \h </w:instrText>
           </w:r>
           <w:r>
             <w:rPr>
@@ -4810,7 +5064,317 @@
             <w:rPr>
               <w:noProof/>
             </w:rPr>
-            <w:t>5</w:t>
+            <w:t>6</w:t>
+          </w:r>
+          <w:r>
+            <w:rPr>
+              <w:noProof/>
+            </w:rPr>
+            <w:fldChar w:fldCharType="end"/>
+          </w:r>
+        </w:p>
+        <w:p>
+          <w:pPr>
+            <w:pStyle w:val="TDC2"/>
+            <w:tabs>
+              <w:tab w:val="right" w:leader="dot" w:pos="9020"/>
+            </w:tabs>
+            <w:rPr>
+              <w:rFonts w:asciiTheme="minorHAnsi" w:eastAsiaTheme="minorEastAsia" w:hAnsiTheme="minorHAnsi" w:cstheme="minorBidi"/>
+              <w:noProof/>
+              <w:color w:val="auto"/>
+              <w:lang w:val="en-US"/>
+            </w:rPr>
+          </w:pPr>
+          <w:r>
+            <w:rPr>
+              <w:noProof/>
+              <w:lang w:val="en-US"/>
+            </w:rPr>
+            <w:t>7.3 Condiciones del Entorno</w:t>
+          </w:r>
+          <w:r>
+            <w:rPr>
+              <w:noProof/>
+            </w:rPr>
+            <w:tab/>
+          </w:r>
+          <w:r>
+            <w:rPr>
+              <w:noProof/>
+            </w:rPr>
+            <w:fldChar w:fldCharType="begin"/>
+          </w:r>
+          <w:r>
+            <w:rPr>
+              <w:noProof/>
+            </w:rPr>
+            <w:instrText xml:space="preserve"> PAGEREF _Toc244063331 \h </w:instrText>
+          </w:r>
+          <w:r>
+            <w:rPr>
+              <w:noProof/>
+            </w:rPr>
+          </w:r>
+          <w:r>
+            <w:rPr>
+              <w:noProof/>
+            </w:rPr>
+            <w:fldChar w:fldCharType="separate"/>
+          </w:r>
+          <w:r>
+            <w:rPr>
+              <w:noProof/>
+            </w:rPr>
+            <w:t>6</w:t>
+          </w:r>
+          <w:r>
+            <w:rPr>
+              <w:noProof/>
+            </w:rPr>
+            <w:fldChar w:fldCharType="end"/>
+          </w:r>
+        </w:p>
+        <w:p>
+          <w:pPr>
+            <w:pStyle w:val="TDC2"/>
+            <w:tabs>
+              <w:tab w:val="right" w:leader="dot" w:pos="9020"/>
+            </w:tabs>
+            <w:rPr>
+              <w:rFonts w:asciiTheme="minorHAnsi" w:eastAsiaTheme="minorEastAsia" w:hAnsiTheme="minorHAnsi" w:cstheme="minorBidi"/>
+              <w:noProof/>
+              <w:color w:val="auto"/>
+              <w:lang w:val="en-US"/>
+            </w:rPr>
+          </w:pPr>
+          <w:r>
+            <w:rPr>
+              <w:noProof/>
+              <w:lang w:val="en-US"/>
+            </w:rPr>
+            <w:t>7.4 Características de los Usuarios</w:t>
+          </w:r>
+          <w:r>
+            <w:rPr>
+              <w:noProof/>
+            </w:rPr>
+            <w:tab/>
+          </w:r>
+          <w:r>
+            <w:rPr>
+              <w:noProof/>
+            </w:rPr>
+            <w:fldChar w:fldCharType="begin"/>
+          </w:r>
+          <w:r>
+            <w:rPr>
+              <w:noProof/>
+            </w:rPr>
+            <w:instrText xml:space="preserve"> PAGEREF _Toc244063332 \h </w:instrText>
+          </w:r>
+          <w:r>
+            <w:rPr>
+              <w:noProof/>
+            </w:rPr>
+          </w:r>
+          <w:r>
+            <w:rPr>
+              <w:noProof/>
+            </w:rPr>
+            <w:fldChar w:fldCharType="separate"/>
+          </w:r>
+          <w:r>
+            <w:rPr>
+              <w:noProof/>
+            </w:rPr>
+            <w:t>7</w:t>
+          </w:r>
+          <w:r>
+            <w:rPr>
+              <w:noProof/>
+            </w:rPr>
+            <w:fldChar w:fldCharType="end"/>
+          </w:r>
+        </w:p>
+        <w:p>
+          <w:pPr>
+            <w:pStyle w:val="TDC2"/>
+            <w:tabs>
+              <w:tab w:val="right" w:leader="dot" w:pos="9020"/>
+            </w:tabs>
+            <w:rPr>
+              <w:rFonts w:asciiTheme="minorHAnsi" w:eastAsiaTheme="minorEastAsia" w:hAnsiTheme="minorHAnsi" w:cstheme="minorBidi"/>
+              <w:noProof/>
+              <w:color w:val="auto"/>
+              <w:lang w:val="en-US"/>
+            </w:rPr>
+          </w:pPr>
+          <w:r>
+            <w:rPr>
+              <w:noProof/>
+              <w:lang w:val="en-US"/>
+            </w:rPr>
+            <w:t>7.5 Interfaces Externas</w:t>
+          </w:r>
+          <w:r>
+            <w:rPr>
+              <w:noProof/>
+            </w:rPr>
+            <w:tab/>
+          </w:r>
+          <w:r>
+            <w:rPr>
+              <w:noProof/>
+            </w:rPr>
+            <w:fldChar w:fldCharType="begin"/>
+          </w:r>
+          <w:r>
+            <w:rPr>
+              <w:noProof/>
+            </w:rPr>
+            <w:instrText xml:space="preserve"> PAGEREF _Toc244063333 \h </w:instrText>
+          </w:r>
+          <w:r>
+            <w:rPr>
+              <w:noProof/>
+            </w:rPr>
+          </w:r>
+          <w:r>
+            <w:rPr>
+              <w:noProof/>
+            </w:rPr>
+            <w:fldChar w:fldCharType="separate"/>
+          </w:r>
+          <w:r>
+            <w:rPr>
+              <w:noProof/>
+            </w:rPr>
+            <w:t>7</w:t>
+          </w:r>
+          <w:r>
+            <w:rPr>
+              <w:noProof/>
+            </w:rPr>
+            <w:fldChar w:fldCharType="end"/>
+          </w:r>
+        </w:p>
+        <w:p>
+          <w:pPr>
+            <w:pStyle w:val="TDC2"/>
+            <w:tabs>
+              <w:tab w:val="right" w:leader="dot" w:pos="9020"/>
+            </w:tabs>
+            <w:rPr>
+              <w:rFonts w:asciiTheme="minorHAnsi" w:eastAsiaTheme="minorEastAsia" w:hAnsiTheme="minorHAnsi" w:cstheme="minorBidi"/>
+              <w:noProof/>
+              <w:color w:val="auto"/>
+              <w:lang w:val="en-US"/>
+            </w:rPr>
+          </w:pPr>
+          <w:r>
+            <w:rPr>
+              <w:noProof/>
+              <w:lang w:val="en-US"/>
+            </w:rPr>
+            <w:t>7.6 Restricciones</w:t>
+          </w:r>
+          <w:r>
+            <w:rPr>
+              <w:noProof/>
+            </w:rPr>
+            <w:tab/>
+          </w:r>
+          <w:r>
+            <w:rPr>
+              <w:noProof/>
+            </w:rPr>
+            <w:fldChar w:fldCharType="begin"/>
+          </w:r>
+          <w:r>
+            <w:rPr>
+              <w:noProof/>
+            </w:rPr>
+            <w:instrText xml:space="preserve"> PAGEREF _Toc244063334 \h </w:instrText>
+          </w:r>
+          <w:r>
+            <w:rPr>
+              <w:noProof/>
+            </w:rPr>
+          </w:r>
+          <w:r>
+            <w:rPr>
+              <w:noProof/>
+            </w:rPr>
+            <w:fldChar w:fldCharType="separate"/>
+          </w:r>
+          <w:r>
+            <w:rPr>
+              <w:noProof/>
+            </w:rPr>
+            <w:t>7</w:t>
+          </w:r>
+          <w:r>
+            <w:rPr>
+              <w:noProof/>
+            </w:rPr>
+            <w:fldChar w:fldCharType="end"/>
+          </w:r>
+        </w:p>
+        <w:p>
+          <w:pPr>
+            <w:pStyle w:val="TDC2"/>
+            <w:tabs>
+              <w:tab w:val="right" w:leader="dot" w:pos="9020"/>
+            </w:tabs>
+            <w:rPr>
+              <w:rFonts w:asciiTheme="minorHAnsi" w:eastAsiaTheme="minorEastAsia" w:hAnsiTheme="minorHAnsi" w:cstheme="minorBidi"/>
+              <w:noProof/>
+              <w:color w:val="auto"/>
+              <w:lang w:val="en-US"/>
+            </w:rPr>
+          </w:pPr>
+          <w:r>
+            <w:rPr>
+              <w:noProof/>
+              <w:lang w:val="en-US"/>
+            </w:rPr>
+            <w:t>7.7 Suposiciones y Dependencias</w:t>
+          </w:r>
+          <w:r>
+            <w:rPr>
+              <w:noProof/>
+            </w:rPr>
+            <w:tab/>
+          </w:r>
+          <w:r>
+            <w:rPr>
+              <w:noProof/>
+            </w:rPr>
+            <w:fldChar w:fldCharType="begin"/>
+          </w:r>
+          <w:r>
+            <w:rPr>
+              <w:noProof/>
+            </w:rPr>
+            <w:instrText xml:space="preserve"> PAGEREF _Toc244063335 \h </w:instrText>
+          </w:r>
+          <w:r>
+            <w:rPr>
+              <w:noProof/>
+            </w:rPr>
+          </w:r>
+          <w:r>
+            <w:rPr>
+              <w:noProof/>
+            </w:rPr>
+            <w:fldChar w:fldCharType="separate"/>
+          </w:r>
+          <w:r>
+            <w:rPr>
+              <w:noProof/>
+            </w:rPr>
+            <w:t>7</w:t>
           </w:r>
           <w:r>
             <w:rPr>
@@ -4837,7 +5401,7 @@
               <w:noProof/>
               <w:lang w:val="en-US"/>
             </w:rPr>
-            <w:t>5. Referencias</w:t>
+            <w:t>8. Especificación de Requerimientos</w:t>
           </w:r>
           <w:r>
             <w:rPr>
@@ -4855,7 +5419,7 @@
             <w:rPr>
               <w:noProof/>
             </w:rPr>
-            <w:instrText xml:space="preserve"> PAGEREF _Toc244027576 \h </w:instrText>
+            <w:instrText xml:space="preserve"> PAGEREF _Toc244063336 \h </w:instrText>
           </w:r>
           <w:r>
             <w:rPr>
@@ -4872,7 +5436,1062 @@
             <w:rPr>
               <w:noProof/>
             </w:rPr>
-            <w:t>5</w:t>
+            <w:t>7</w:t>
+          </w:r>
+          <w:r>
+            <w:rPr>
+              <w:noProof/>
+            </w:rPr>
+            <w:fldChar w:fldCharType="end"/>
+          </w:r>
+        </w:p>
+        <w:p>
+          <w:pPr>
+            <w:pStyle w:val="TDC2"/>
+            <w:tabs>
+              <w:tab w:val="right" w:leader="dot" w:pos="9020"/>
+            </w:tabs>
+            <w:rPr>
+              <w:rFonts w:asciiTheme="minorHAnsi" w:eastAsiaTheme="minorEastAsia" w:hAnsiTheme="minorHAnsi" w:cstheme="minorBidi"/>
+              <w:noProof/>
+              <w:color w:val="auto"/>
+              <w:lang w:val="en-US"/>
+            </w:rPr>
+          </w:pPr>
+          <w:r>
+            <w:rPr>
+              <w:noProof/>
+              <w:lang w:val="en-US"/>
+            </w:rPr>
+            <w:t>8.1 Requisitos comunes de las interfaces</w:t>
+          </w:r>
+          <w:r>
+            <w:rPr>
+              <w:noProof/>
+            </w:rPr>
+            <w:tab/>
+          </w:r>
+          <w:r>
+            <w:rPr>
+              <w:noProof/>
+            </w:rPr>
+            <w:fldChar w:fldCharType="begin"/>
+          </w:r>
+          <w:r>
+            <w:rPr>
+              <w:noProof/>
+            </w:rPr>
+            <w:instrText xml:space="preserve"> PAGEREF _Toc244063337 \h </w:instrText>
+          </w:r>
+          <w:r>
+            <w:rPr>
+              <w:noProof/>
+            </w:rPr>
+          </w:r>
+          <w:r>
+            <w:rPr>
+              <w:noProof/>
+            </w:rPr>
+            <w:fldChar w:fldCharType="separate"/>
+          </w:r>
+          <w:r>
+            <w:rPr>
+              <w:noProof/>
+            </w:rPr>
+            <w:t>7</w:t>
+          </w:r>
+          <w:r>
+            <w:rPr>
+              <w:noProof/>
+            </w:rPr>
+            <w:fldChar w:fldCharType="end"/>
+          </w:r>
+        </w:p>
+        <w:p>
+          <w:pPr>
+            <w:pStyle w:val="TDC3"/>
+            <w:tabs>
+              <w:tab w:val="right" w:leader="dot" w:pos="9020"/>
+            </w:tabs>
+            <w:rPr>
+              <w:rFonts w:asciiTheme="minorHAnsi" w:eastAsiaTheme="minorEastAsia" w:hAnsiTheme="minorHAnsi" w:cstheme="minorBidi"/>
+              <w:noProof/>
+              <w:color w:val="auto"/>
+              <w:lang w:val="en-US"/>
+            </w:rPr>
+          </w:pPr>
+          <w:r>
+            <w:rPr>
+              <w:noProof/>
+              <w:lang w:val="en-US"/>
+            </w:rPr>
+            <w:t>8.1.1 Interfaces de usuario</w:t>
+          </w:r>
+          <w:r>
+            <w:rPr>
+              <w:noProof/>
+            </w:rPr>
+            <w:tab/>
+          </w:r>
+          <w:r>
+            <w:rPr>
+              <w:noProof/>
+            </w:rPr>
+            <w:fldChar w:fldCharType="begin"/>
+          </w:r>
+          <w:r>
+            <w:rPr>
+              <w:noProof/>
+            </w:rPr>
+            <w:instrText xml:space="preserve"> PAGEREF _Toc244063338 \h </w:instrText>
+          </w:r>
+          <w:r>
+            <w:rPr>
+              <w:noProof/>
+            </w:rPr>
+          </w:r>
+          <w:r>
+            <w:rPr>
+              <w:noProof/>
+            </w:rPr>
+            <w:fldChar w:fldCharType="separate"/>
+          </w:r>
+          <w:r>
+            <w:rPr>
+              <w:noProof/>
+            </w:rPr>
+            <w:t>7</w:t>
+          </w:r>
+          <w:r>
+            <w:rPr>
+              <w:noProof/>
+            </w:rPr>
+            <w:fldChar w:fldCharType="end"/>
+          </w:r>
+        </w:p>
+        <w:p>
+          <w:pPr>
+            <w:pStyle w:val="TDC3"/>
+            <w:tabs>
+              <w:tab w:val="right" w:leader="dot" w:pos="9020"/>
+            </w:tabs>
+            <w:rPr>
+              <w:rFonts w:asciiTheme="minorHAnsi" w:eastAsiaTheme="minorEastAsia" w:hAnsiTheme="minorHAnsi" w:cstheme="minorBidi"/>
+              <w:noProof/>
+              <w:color w:val="auto"/>
+              <w:lang w:val="en-US"/>
+            </w:rPr>
+          </w:pPr>
+          <w:r>
+            <w:rPr>
+              <w:noProof/>
+              <w:lang w:val="en-US"/>
+            </w:rPr>
+            <w:t>8.1.2 Interfaces de hardware</w:t>
+          </w:r>
+          <w:r>
+            <w:rPr>
+              <w:noProof/>
+            </w:rPr>
+            <w:tab/>
+          </w:r>
+          <w:r>
+            <w:rPr>
+              <w:noProof/>
+            </w:rPr>
+            <w:fldChar w:fldCharType="begin"/>
+          </w:r>
+          <w:r>
+            <w:rPr>
+              <w:noProof/>
+            </w:rPr>
+            <w:instrText xml:space="preserve"> PAGEREF _Toc244063339 \h </w:instrText>
+          </w:r>
+          <w:r>
+            <w:rPr>
+              <w:noProof/>
+            </w:rPr>
+          </w:r>
+          <w:r>
+            <w:rPr>
+              <w:noProof/>
+            </w:rPr>
+            <w:fldChar w:fldCharType="separate"/>
+          </w:r>
+          <w:r>
+            <w:rPr>
+              <w:noProof/>
+            </w:rPr>
+            <w:t>7</w:t>
+          </w:r>
+          <w:r>
+            <w:rPr>
+              <w:noProof/>
+            </w:rPr>
+            <w:fldChar w:fldCharType="end"/>
+          </w:r>
+        </w:p>
+        <w:p>
+          <w:pPr>
+            <w:pStyle w:val="TDC3"/>
+            <w:tabs>
+              <w:tab w:val="right" w:leader="dot" w:pos="9020"/>
+            </w:tabs>
+            <w:rPr>
+              <w:rFonts w:asciiTheme="minorHAnsi" w:eastAsiaTheme="minorEastAsia" w:hAnsiTheme="minorHAnsi" w:cstheme="minorBidi"/>
+              <w:noProof/>
+              <w:color w:val="auto"/>
+              <w:lang w:val="en-US"/>
+            </w:rPr>
+          </w:pPr>
+          <w:r>
+            <w:rPr>
+              <w:noProof/>
+              <w:lang w:val="en-US"/>
+            </w:rPr>
+            <w:t>8.1.3 Interfaces de software</w:t>
+          </w:r>
+          <w:r>
+            <w:rPr>
+              <w:noProof/>
+            </w:rPr>
+            <w:tab/>
+          </w:r>
+          <w:r>
+            <w:rPr>
+              <w:noProof/>
+            </w:rPr>
+            <w:fldChar w:fldCharType="begin"/>
+          </w:r>
+          <w:r>
+            <w:rPr>
+              <w:noProof/>
+            </w:rPr>
+            <w:instrText xml:space="preserve"> PAGEREF _Toc244063340 \h </w:instrText>
+          </w:r>
+          <w:r>
+            <w:rPr>
+              <w:noProof/>
+            </w:rPr>
+          </w:r>
+          <w:r>
+            <w:rPr>
+              <w:noProof/>
+            </w:rPr>
+            <w:fldChar w:fldCharType="separate"/>
+          </w:r>
+          <w:r>
+            <w:rPr>
+              <w:noProof/>
+            </w:rPr>
+            <w:t>8</w:t>
+          </w:r>
+          <w:r>
+            <w:rPr>
+              <w:noProof/>
+            </w:rPr>
+            <w:fldChar w:fldCharType="end"/>
+          </w:r>
+        </w:p>
+        <w:p>
+          <w:pPr>
+            <w:pStyle w:val="TDC3"/>
+            <w:tabs>
+              <w:tab w:val="right" w:leader="dot" w:pos="9020"/>
+            </w:tabs>
+            <w:rPr>
+              <w:rFonts w:asciiTheme="minorHAnsi" w:eastAsiaTheme="minorEastAsia" w:hAnsiTheme="minorHAnsi" w:cstheme="minorBidi"/>
+              <w:noProof/>
+              <w:color w:val="auto"/>
+              <w:lang w:val="en-US"/>
+            </w:rPr>
+          </w:pPr>
+          <w:r>
+            <w:rPr>
+              <w:noProof/>
+              <w:lang w:val="en-US"/>
+            </w:rPr>
+            <w:t>8.1.4 Interfaces de comunicación</w:t>
+          </w:r>
+          <w:r>
+            <w:rPr>
+              <w:noProof/>
+            </w:rPr>
+            <w:tab/>
+          </w:r>
+          <w:r>
+            <w:rPr>
+              <w:noProof/>
+            </w:rPr>
+            <w:fldChar w:fldCharType="begin"/>
+          </w:r>
+          <w:r>
+            <w:rPr>
+              <w:noProof/>
+            </w:rPr>
+            <w:instrText xml:space="preserve"> PAGEREF _Toc244063341 \h </w:instrText>
+          </w:r>
+          <w:r>
+            <w:rPr>
+              <w:noProof/>
+            </w:rPr>
+          </w:r>
+          <w:r>
+            <w:rPr>
+              <w:noProof/>
+            </w:rPr>
+            <w:fldChar w:fldCharType="separate"/>
+          </w:r>
+          <w:r>
+            <w:rPr>
+              <w:noProof/>
+            </w:rPr>
+            <w:t>9</w:t>
+          </w:r>
+          <w:r>
+            <w:rPr>
+              <w:noProof/>
+            </w:rPr>
+            <w:fldChar w:fldCharType="end"/>
+          </w:r>
+        </w:p>
+        <w:p>
+          <w:pPr>
+            <w:pStyle w:val="TDC2"/>
+            <w:tabs>
+              <w:tab w:val="right" w:leader="dot" w:pos="9020"/>
+            </w:tabs>
+            <w:rPr>
+              <w:rFonts w:asciiTheme="minorHAnsi" w:eastAsiaTheme="minorEastAsia" w:hAnsiTheme="minorHAnsi" w:cstheme="minorBidi"/>
+              <w:noProof/>
+              <w:color w:val="auto"/>
+              <w:lang w:val="en-US"/>
+            </w:rPr>
+          </w:pPr>
+          <w:r>
+            <w:rPr>
+              <w:noProof/>
+              <w:lang w:val="en-US"/>
+            </w:rPr>
+            <w:t>8.2 Requisitos Funcionales</w:t>
+          </w:r>
+          <w:r>
+            <w:rPr>
+              <w:noProof/>
+            </w:rPr>
+            <w:tab/>
+          </w:r>
+          <w:r>
+            <w:rPr>
+              <w:noProof/>
+            </w:rPr>
+            <w:fldChar w:fldCharType="begin"/>
+          </w:r>
+          <w:r>
+            <w:rPr>
+              <w:noProof/>
+            </w:rPr>
+            <w:instrText xml:space="preserve"> PAGEREF _Toc244063342 \h </w:instrText>
+          </w:r>
+          <w:r>
+            <w:rPr>
+              <w:noProof/>
+            </w:rPr>
+          </w:r>
+          <w:r>
+            <w:rPr>
+              <w:noProof/>
+            </w:rPr>
+            <w:fldChar w:fldCharType="separate"/>
+          </w:r>
+          <w:r>
+            <w:rPr>
+              <w:noProof/>
+            </w:rPr>
+            <w:t>9</w:t>
+          </w:r>
+          <w:r>
+            <w:rPr>
+              <w:noProof/>
+            </w:rPr>
+            <w:fldChar w:fldCharType="end"/>
+          </w:r>
+        </w:p>
+        <w:p>
+          <w:pPr>
+            <w:pStyle w:val="TDC3"/>
+            <w:tabs>
+              <w:tab w:val="right" w:leader="dot" w:pos="9020"/>
+            </w:tabs>
+            <w:rPr>
+              <w:rFonts w:asciiTheme="minorHAnsi" w:eastAsiaTheme="minorEastAsia" w:hAnsiTheme="minorHAnsi" w:cstheme="minorBidi"/>
+              <w:noProof/>
+              <w:color w:val="auto"/>
+              <w:lang w:val="en-US"/>
+            </w:rPr>
+          </w:pPr>
+          <w:r>
+            <w:rPr>
+              <w:noProof/>
+              <w:lang w:val="en-US"/>
+            </w:rPr>
+            <w:t>8.2.1. Objetivo General</w:t>
+          </w:r>
+          <w:r>
+            <w:rPr>
+              <w:noProof/>
+            </w:rPr>
+            <w:tab/>
+          </w:r>
+          <w:r>
+            <w:rPr>
+              <w:noProof/>
+            </w:rPr>
+            <w:fldChar w:fldCharType="begin"/>
+          </w:r>
+          <w:r>
+            <w:rPr>
+              <w:noProof/>
+            </w:rPr>
+            <w:instrText xml:space="preserve"> PAGEREF _Toc244063343 \h </w:instrText>
+          </w:r>
+          <w:r>
+            <w:rPr>
+              <w:noProof/>
+            </w:rPr>
+          </w:r>
+          <w:r>
+            <w:rPr>
+              <w:noProof/>
+            </w:rPr>
+            <w:fldChar w:fldCharType="separate"/>
+          </w:r>
+          <w:r>
+            <w:rPr>
+              <w:noProof/>
+            </w:rPr>
+            <w:t>9</w:t>
+          </w:r>
+          <w:r>
+            <w:rPr>
+              <w:noProof/>
+            </w:rPr>
+            <w:fldChar w:fldCharType="end"/>
+          </w:r>
+        </w:p>
+        <w:p>
+          <w:pPr>
+            <w:pStyle w:val="TDC3"/>
+            <w:tabs>
+              <w:tab w:val="right" w:leader="dot" w:pos="9020"/>
+            </w:tabs>
+            <w:rPr>
+              <w:rFonts w:asciiTheme="minorHAnsi" w:eastAsiaTheme="minorEastAsia" w:hAnsiTheme="minorHAnsi" w:cstheme="minorBidi"/>
+              <w:noProof/>
+              <w:color w:val="auto"/>
+              <w:lang w:val="en-US"/>
+            </w:rPr>
+          </w:pPr>
+          <w:r>
+            <w:rPr>
+              <w:noProof/>
+              <w:lang w:val="en-US"/>
+            </w:rPr>
+            <w:t>8.2.2. Objetivos Específicos</w:t>
+          </w:r>
+          <w:r>
+            <w:rPr>
+              <w:noProof/>
+            </w:rPr>
+            <w:tab/>
+          </w:r>
+          <w:r>
+            <w:rPr>
+              <w:noProof/>
+            </w:rPr>
+            <w:fldChar w:fldCharType="begin"/>
+          </w:r>
+          <w:r>
+            <w:rPr>
+              <w:noProof/>
+            </w:rPr>
+            <w:instrText xml:space="preserve"> PAGEREF _Toc244063344 \h </w:instrText>
+          </w:r>
+          <w:r>
+            <w:rPr>
+              <w:noProof/>
+            </w:rPr>
+          </w:r>
+          <w:r>
+            <w:rPr>
+              <w:noProof/>
+            </w:rPr>
+            <w:fldChar w:fldCharType="separate"/>
+          </w:r>
+          <w:r>
+            <w:rPr>
+              <w:noProof/>
+            </w:rPr>
+            <w:t>9</w:t>
+          </w:r>
+          <w:r>
+            <w:rPr>
+              <w:noProof/>
+            </w:rPr>
+            <w:fldChar w:fldCharType="end"/>
+          </w:r>
+        </w:p>
+        <w:p>
+          <w:pPr>
+            <w:pStyle w:val="TDC3"/>
+            <w:tabs>
+              <w:tab w:val="right" w:leader="dot" w:pos="9020"/>
+            </w:tabs>
+            <w:rPr>
+              <w:rFonts w:asciiTheme="minorHAnsi" w:eastAsiaTheme="minorEastAsia" w:hAnsiTheme="minorHAnsi" w:cstheme="minorBidi"/>
+              <w:noProof/>
+              <w:color w:val="auto"/>
+              <w:lang w:val="en-US"/>
+            </w:rPr>
+          </w:pPr>
+          <w:r>
+            <w:rPr>
+              <w:noProof/>
+              <w:lang w:val="en-US"/>
+            </w:rPr>
+            <w:t>8.2.3. Actores</w:t>
+          </w:r>
+          <w:r>
+            <w:rPr>
+              <w:noProof/>
+            </w:rPr>
+            <w:tab/>
+          </w:r>
+          <w:r>
+            <w:rPr>
+              <w:noProof/>
+            </w:rPr>
+            <w:fldChar w:fldCharType="begin"/>
+          </w:r>
+          <w:r>
+            <w:rPr>
+              <w:noProof/>
+            </w:rPr>
+            <w:instrText xml:space="preserve"> PAGEREF _Toc244063345 \h </w:instrText>
+          </w:r>
+          <w:r>
+            <w:rPr>
+              <w:noProof/>
+            </w:rPr>
+          </w:r>
+          <w:r>
+            <w:rPr>
+              <w:noProof/>
+            </w:rPr>
+            <w:fldChar w:fldCharType="separate"/>
+          </w:r>
+          <w:r>
+            <w:rPr>
+              <w:noProof/>
+            </w:rPr>
+            <w:t>10</w:t>
+          </w:r>
+          <w:r>
+            <w:rPr>
+              <w:noProof/>
+            </w:rPr>
+            <w:fldChar w:fldCharType="end"/>
+          </w:r>
+        </w:p>
+        <w:p>
+          <w:pPr>
+            <w:pStyle w:val="TDC3"/>
+            <w:tabs>
+              <w:tab w:val="right" w:leader="dot" w:pos="9020"/>
+            </w:tabs>
+            <w:rPr>
+              <w:rFonts w:asciiTheme="minorHAnsi" w:eastAsiaTheme="minorEastAsia" w:hAnsiTheme="minorHAnsi" w:cstheme="minorBidi"/>
+              <w:noProof/>
+              <w:color w:val="auto"/>
+              <w:lang w:val="en-US"/>
+            </w:rPr>
+          </w:pPr>
+          <w:r>
+            <w:rPr>
+              <w:noProof/>
+              <w:lang w:val="en-US"/>
+            </w:rPr>
+            <w:t>8.2.4. Lista de requisitos funcionales</w:t>
+          </w:r>
+          <w:r>
+            <w:rPr>
+              <w:noProof/>
+            </w:rPr>
+            <w:tab/>
+          </w:r>
+          <w:r>
+            <w:rPr>
+              <w:noProof/>
+            </w:rPr>
+            <w:fldChar w:fldCharType="begin"/>
+          </w:r>
+          <w:r>
+            <w:rPr>
+              <w:noProof/>
+            </w:rPr>
+            <w:instrText xml:space="preserve"> PAGEREF _Toc244063346 \h </w:instrText>
+          </w:r>
+          <w:r>
+            <w:rPr>
+              <w:noProof/>
+            </w:rPr>
+          </w:r>
+          <w:r>
+            <w:rPr>
+              <w:noProof/>
+            </w:rPr>
+            <w:fldChar w:fldCharType="separate"/>
+          </w:r>
+          <w:r>
+            <w:rPr>
+              <w:noProof/>
+            </w:rPr>
+            <w:t>10</w:t>
+          </w:r>
+          <w:r>
+            <w:rPr>
+              <w:noProof/>
+            </w:rPr>
+            <w:fldChar w:fldCharType="end"/>
+          </w:r>
+        </w:p>
+        <w:p>
+          <w:pPr>
+            <w:pStyle w:val="TDC3"/>
+            <w:tabs>
+              <w:tab w:val="right" w:leader="dot" w:pos="9020"/>
+            </w:tabs>
+            <w:rPr>
+              <w:rFonts w:asciiTheme="minorHAnsi" w:eastAsiaTheme="minorEastAsia" w:hAnsiTheme="minorHAnsi" w:cstheme="minorBidi"/>
+              <w:noProof/>
+              <w:color w:val="auto"/>
+              <w:lang w:val="en-US"/>
+            </w:rPr>
+          </w:pPr>
+          <w:r>
+            <w:rPr>
+              <w:noProof/>
+              <w:lang w:val="en-US"/>
+            </w:rPr>
+            <w:t>8.2.5 Requisitos Funcionales</w:t>
+          </w:r>
+          <w:r>
+            <w:rPr>
+              <w:noProof/>
+            </w:rPr>
+            <w:tab/>
+          </w:r>
+          <w:r>
+            <w:rPr>
+              <w:noProof/>
+            </w:rPr>
+            <w:fldChar w:fldCharType="begin"/>
+          </w:r>
+          <w:r>
+            <w:rPr>
+              <w:noProof/>
+            </w:rPr>
+            <w:instrText xml:space="preserve"> PAGEREF _Toc244063347 \h </w:instrText>
+          </w:r>
+          <w:r>
+            <w:rPr>
+              <w:noProof/>
+            </w:rPr>
+          </w:r>
+          <w:r>
+            <w:rPr>
+              <w:noProof/>
+            </w:rPr>
+            <w:fldChar w:fldCharType="separate"/>
+          </w:r>
+          <w:r>
+            <w:rPr>
+              <w:noProof/>
+            </w:rPr>
+            <w:t>12</w:t>
+          </w:r>
+          <w:r>
+            <w:rPr>
+              <w:noProof/>
+            </w:rPr>
+            <w:fldChar w:fldCharType="end"/>
+          </w:r>
+        </w:p>
+        <w:p>
+          <w:pPr>
+            <w:pStyle w:val="TDC2"/>
+            <w:tabs>
+              <w:tab w:val="right" w:leader="dot" w:pos="9020"/>
+            </w:tabs>
+            <w:rPr>
+              <w:rFonts w:asciiTheme="minorHAnsi" w:eastAsiaTheme="minorEastAsia" w:hAnsiTheme="minorHAnsi" w:cstheme="minorBidi"/>
+              <w:noProof/>
+              <w:color w:val="auto"/>
+              <w:lang w:val="en-US"/>
+            </w:rPr>
+          </w:pPr>
+          <w:r>
+            <w:rPr>
+              <w:noProof/>
+              <w:lang w:val="en-US"/>
+            </w:rPr>
+            <w:t>8.3 Requisitos No Funcionales</w:t>
+          </w:r>
+          <w:r>
+            <w:rPr>
+              <w:noProof/>
+            </w:rPr>
+            <w:tab/>
+          </w:r>
+          <w:r>
+            <w:rPr>
+              <w:noProof/>
+            </w:rPr>
+            <w:fldChar w:fldCharType="begin"/>
+          </w:r>
+          <w:r>
+            <w:rPr>
+              <w:noProof/>
+            </w:rPr>
+            <w:instrText xml:space="preserve"> PAGEREF _Toc244063348 \h </w:instrText>
+          </w:r>
+          <w:r>
+            <w:rPr>
+              <w:noProof/>
+            </w:rPr>
+          </w:r>
+          <w:r>
+            <w:rPr>
+              <w:noProof/>
+            </w:rPr>
+            <w:fldChar w:fldCharType="separate"/>
+          </w:r>
+          <w:r>
+            <w:rPr>
+              <w:noProof/>
+            </w:rPr>
+            <w:t>13</w:t>
+          </w:r>
+          <w:r>
+            <w:rPr>
+              <w:noProof/>
+            </w:rPr>
+            <w:fldChar w:fldCharType="end"/>
+          </w:r>
+        </w:p>
+        <w:p>
+          <w:pPr>
+            <w:pStyle w:val="TDC3"/>
+            <w:tabs>
+              <w:tab w:val="right" w:leader="dot" w:pos="9020"/>
+            </w:tabs>
+            <w:rPr>
+              <w:rFonts w:asciiTheme="minorHAnsi" w:eastAsiaTheme="minorEastAsia" w:hAnsiTheme="minorHAnsi" w:cstheme="minorBidi"/>
+              <w:noProof/>
+              <w:color w:val="auto"/>
+              <w:lang w:val="en-US"/>
+            </w:rPr>
+          </w:pPr>
+          <w:r>
+            <w:rPr>
+              <w:noProof/>
+              <w:lang w:val="en-US"/>
+            </w:rPr>
+            <w:lastRenderedPageBreak/>
+            <w:t>8.3.1 Objetivo General</w:t>
+          </w:r>
+          <w:r>
+            <w:rPr>
+              <w:noProof/>
+            </w:rPr>
+            <w:tab/>
+          </w:r>
+          <w:r>
+            <w:rPr>
+              <w:noProof/>
+            </w:rPr>
+            <w:fldChar w:fldCharType="begin"/>
+          </w:r>
+          <w:r>
+            <w:rPr>
+              <w:noProof/>
+            </w:rPr>
+            <w:instrText xml:space="preserve"> PAGEREF _Toc244063349 \h </w:instrText>
+          </w:r>
+          <w:r>
+            <w:rPr>
+              <w:noProof/>
+            </w:rPr>
+          </w:r>
+          <w:r>
+            <w:rPr>
+              <w:noProof/>
+            </w:rPr>
+            <w:fldChar w:fldCharType="separate"/>
+          </w:r>
+          <w:r>
+            <w:rPr>
+              <w:noProof/>
+            </w:rPr>
+            <w:t>13</w:t>
+          </w:r>
+          <w:r>
+            <w:rPr>
+              <w:noProof/>
+            </w:rPr>
+            <w:fldChar w:fldCharType="end"/>
+          </w:r>
+        </w:p>
+        <w:p>
+          <w:pPr>
+            <w:pStyle w:val="TDC2"/>
+            <w:tabs>
+              <w:tab w:val="right" w:leader="dot" w:pos="9020"/>
+            </w:tabs>
+            <w:rPr>
+              <w:rFonts w:asciiTheme="minorHAnsi" w:eastAsiaTheme="minorEastAsia" w:hAnsiTheme="minorHAnsi" w:cstheme="minorBidi"/>
+              <w:noProof/>
+              <w:color w:val="auto"/>
+              <w:lang w:val="en-US"/>
+            </w:rPr>
+          </w:pPr>
+          <w:r>
+            <w:rPr>
+              <w:noProof/>
+              <w:lang w:val="en-US"/>
+            </w:rPr>
+            <w:t>8.4 Otros Requerimientos</w:t>
+          </w:r>
+          <w:r>
+            <w:rPr>
+              <w:noProof/>
+            </w:rPr>
+            <w:tab/>
+          </w:r>
+          <w:r>
+            <w:rPr>
+              <w:noProof/>
+            </w:rPr>
+            <w:fldChar w:fldCharType="begin"/>
+          </w:r>
+          <w:r>
+            <w:rPr>
+              <w:noProof/>
+            </w:rPr>
+            <w:instrText xml:space="preserve"> PAGEREF _Toc244063350 \h </w:instrText>
+          </w:r>
+          <w:r>
+            <w:rPr>
+              <w:noProof/>
+            </w:rPr>
+          </w:r>
+          <w:r>
+            <w:rPr>
+              <w:noProof/>
+            </w:rPr>
+            <w:fldChar w:fldCharType="separate"/>
+          </w:r>
+          <w:r>
+            <w:rPr>
+              <w:noProof/>
+            </w:rPr>
+            <w:t>15</w:t>
+          </w:r>
+          <w:r>
+            <w:rPr>
+              <w:noProof/>
+            </w:rPr>
+            <w:fldChar w:fldCharType="end"/>
+          </w:r>
+        </w:p>
+        <w:p>
+          <w:pPr>
+            <w:pStyle w:val="TDC3"/>
+            <w:tabs>
+              <w:tab w:val="right" w:leader="dot" w:pos="9020"/>
+            </w:tabs>
+            <w:rPr>
+              <w:rFonts w:asciiTheme="minorHAnsi" w:eastAsiaTheme="minorEastAsia" w:hAnsiTheme="minorHAnsi" w:cstheme="minorBidi"/>
+              <w:noProof/>
+              <w:color w:val="auto"/>
+              <w:lang w:val="en-US"/>
+            </w:rPr>
+          </w:pPr>
+          <w:r>
+            <w:rPr>
+              <w:noProof/>
+              <w:lang w:val="en-US"/>
+            </w:rPr>
+            <w:t>8.4.1 Restricciones de Diseño</w:t>
+          </w:r>
+          <w:r>
+            <w:rPr>
+              <w:noProof/>
+            </w:rPr>
+            <w:tab/>
+          </w:r>
+          <w:r>
+            <w:rPr>
+              <w:noProof/>
+            </w:rPr>
+            <w:fldChar w:fldCharType="begin"/>
+          </w:r>
+          <w:r>
+            <w:rPr>
+              <w:noProof/>
+            </w:rPr>
+            <w:instrText xml:space="preserve"> PAGEREF _Toc244063351 \h </w:instrText>
+          </w:r>
+          <w:r>
+            <w:rPr>
+              <w:noProof/>
+            </w:rPr>
+          </w:r>
+          <w:r>
+            <w:rPr>
+              <w:noProof/>
+            </w:rPr>
+            <w:fldChar w:fldCharType="separate"/>
+          </w:r>
+          <w:r>
+            <w:rPr>
+              <w:noProof/>
+            </w:rPr>
+            <w:t>15</w:t>
+          </w:r>
+          <w:r>
+            <w:rPr>
+              <w:noProof/>
+            </w:rPr>
+            <w:fldChar w:fldCharType="end"/>
+          </w:r>
+        </w:p>
+        <w:p>
+          <w:pPr>
+            <w:pStyle w:val="TDC3"/>
+            <w:tabs>
+              <w:tab w:val="right" w:leader="dot" w:pos="9020"/>
+            </w:tabs>
+            <w:rPr>
+              <w:rFonts w:asciiTheme="minorHAnsi" w:eastAsiaTheme="minorEastAsia" w:hAnsiTheme="minorHAnsi" w:cstheme="minorBidi"/>
+              <w:noProof/>
+              <w:color w:val="auto"/>
+              <w:lang w:val="en-US"/>
+            </w:rPr>
+          </w:pPr>
+          <w:r>
+            <w:rPr>
+              <w:noProof/>
+              <w:lang w:val="en-US"/>
+            </w:rPr>
+            <w:t>8.4.2 Restricciones de Hardware</w:t>
+          </w:r>
+          <w:r>
+            <w:rPr>
+              <w:noProof/>
+            </w:rPr>
+            <w:tab/>
+          </w:r>
+          <w:r>
+            <w:rPr>
+              <w:noProof/>
+            </w:rPr>
+            <w:fldChar w:fldCharType="begin"/>
+          </w:r>
+          <w:r>
+            <w:rPr>
+              <w:noProof/>
+            </w:rPr>
+            <w:instrText xml:space="preserve"> PAGEREF _Toc244063352 \h </w:instrText>
+          </w:r>
+          <w:r>
+            <w:rPr>
+              <w:noProof/>
+            </w:rPr>
+          </w:r>
+          <w:r>
+            <w:rPr>
+              <w:noProof/>
+            </w:rPr>
+            <w:fldChar w:fldCharType="separate"/>
+          </w:r>
+          <w:r>
+            <w:rPr>
+              <w:noProof/>
+            </w:rPr>
+            <w:t>15</w:t>
+          </w:r>
+          <w:r>
+            <w:rPr>
+              <w:noProof/>
+            </w:rPr>
+            <w:fldChar w:fldCharType="end"/>
+          </w:r>
+        </w:p>
+        <w:p>
+          <w:pPr>
+            <w:pStyle w:val="TDC3"/>
+            <w:tabs>
+              <w:tab w:val="right" w:leader="dot" w:pos="9020"/>
+            </w:tabs>
+            <w:rPr>
+              <w:rFonts w:asciiTheme="minorHAnsi" w:eastAsiaTheme="minorEastAsia" w:hAnsiTheme="minorHAnsi" w:cstheme="minorBidi"/>
+              <w:noProof/>
+              <w:color w:val="auto"/>
+              <w:lang w:val="en-US"/>
+            </w:rPr>
+          </w:pPr>
+          <w:r>
+            <w:rPr>
+              <w:noProof/>
+              <w:lang w:val="en-US"/>
+            </w:rPr>
+            <w:t>8.4.3 Atributos de calidad</w:t>
+          </w:r>
+          <w:r>
+            <w:rPr>
+              <w:noProof/>
+            </w:rPr>
+            <w:tab/>
+          </w:r>
+          <w:r>
+            <w:rPr>
+              <w:noProof/>
+            </w:rPr>
+            <w:fldChar w:fldCharType="begin"/>
+          </w:r>
+          <w:r>
+            <w:rPr>
+              <w:noProof/>
+            </w:rPr>
+            <w:instrText xml:space="preserve"> PAGEREF _Toc244063353 \h </w:instrText>
+          </w:r>
+          <w:r>
+            <w:rPr>
+              <w:noProof/>
+            </w:rPr>
+          </w:r>
+          <w:r>
+            <w:rPr>
+              <w:noProof/>
+            </w:rPr>
+            <w:fldChar w:fldCharType="separate"/>
+          </w:r>
+          <w:r>
+            <w:rPr>
+              <w:noProof/>
+            </w:rPr>
+            <w:t>15</w:t>
           </w:r>
           <w:r>
             <w:rPr>
@@ -4899,7 +6518,7 @@
               <w:noProof/>
               <w:lang w:val="en-US"/>
             </w:rPr>
-            <w:t>6. Visión General del Documento</w:t>
+            <w:t>9. Requisitos de Rendimiento</w:t>
           </w:r>
           <w:r>
             <w:rPr>
@@ -4917,7 +6536,7 @@
             <w:rPr>
               <w:noProof/>
             </w:rPr>
-            <w:instrText xml:space="preserve"> PAGEREF _Toc244027577 \h </w:instrText>
+            <w:instrText xml:space="preserve"> PAGEREF _Toc244063354 \h </w:instrText>
           </w:r>
           <w:r>
             <w:rPr>
@@ -4934,7 +6553,317 @@
             <w:rPr>
               <w:noProof/>
             </w:rPr>
-            <w:t>5</w:t>
+            <w:t>15</w:t>
+          </w:r>
+          <w:r>
+            <w:rPr>
+              <w:noProof/>
+            </w:rPr>
+            <w:fldChar w:fldCharType="end"/>
+          </w:r>
+        </w:p>
+        <w:p>
+          <w:pPr>
+            <w:pStyle w:val="TDC2"/>
+            <w:tabs>
+              <w:tab w:val="right" w:leader="dot" w:pos="9020"/>
+            </w:tabs>
+            <w:rPr>
+              <w:rFonts w:asciiTheme="minorHAnsi" w:eastAsiaTheme="minorEastAsia" w:hAnsiTheme="minorHAnsi" w:cstheme="minorBidi"/>
+              <w:noProof/>
+              <w:color w:val="auto"/>
+              <w:lang w:val="en-US"/>
+            </w:rPr>
+          </w:pPr>
+          <w:r>
+            <w:rPr>
+              <w:noProof/>
+              <w:lang w:val="en-US"/>
+            </w:rPr>
+            <w:t>9.1. Requisitos de Interfaces Externas</w:t>
+          </w:r>
+          <w:r>
+            <w:rPr>
+              <w:noProof/>
+            </w:rPr>
+            <w:tab/>
+          </w:r>
+          <w:r>
+            <w:rPr>
+              <w:noProof/>
+            </w:rPr>
+            <w:fldChar w:fldCharType="begin"/>
+          </w:r>
+          <w:r>
+            <w:rPr>
+              <w:noProof/>
+            </w:rPr>
+            <w:instrText xml:space="preserve"> PAGEREF _Toc244063355 \h </w:instrText>
+          </w:r>
+          <w:r>
+            <w:rPr>
+              <w:noProof/>
+            </w:rPr>
+          </w:r>
+          <w:r>
+            <w:rPr>
+              <w:noProof/>
+            </w:rPr>
+            <w:fldChar w:fldCharType="separate"/>
+          </w:r>
+          <w:r>
+            <w:rPr>
+              <w:noProof/>
+            </w:rPr>
+            <w:t>15</w:t>
+          </w:r>
+          <w:r>
+            <w:rPr>
+              <w:noProof/>
+            </w:rPr>
+            <w:fldChar w:fldCharType="end"/>
+          </w:r>
+        </w:p>
+        <w:p>
+          <w:pPr>
+            <w:pStyle w:val="TDC3"/>
+            <w:tabs>
+              <w:tab w:val="right" w:leader="dot" w:pos="9020"/>
+            </w:tabs>
+            <w:rPr>
+              <w:rFonts w:asciiTheme="minorHAnsi" w:eastAsiaTheme="minorEastAsia" w:hAnsiTheme="minorHAnsi" w:cstheme="minorBidi"/>
+              <w:noProof/>
+              <w:color w:val="auto"/>
+              <w:lang w:val="en-US"/>
+            </w:rPr>
+          </w:pPr>
+          <w:r>
+            <w:rPr>
+              <w:noProof/>
+              <w:lang w:val="en-US"/>
+            </w:rPr>
+            <w:t>9.1.1. Interfaces de Usuario</w:t>
+          </w:r>
+          <w:r>
+            <w:rPr>
+              <w:noProof/>
+            </w:rPr>
+            <w:tab/>
+          </w:r>
+          <w:r>
+            <w:rPr>
+              <w:noProof/>
+            </w:rPr>
+            <w:fldChar w:fldCharType="begin"/>
+          </w:r>
+          <w:r>
+            <w:rPr>
+              <w:noProof/>
+            </w:rPr>
+            <w:instrText xml:space="preserve"> PAGEREF _Toc244063356 \h </w:instrText>
+          </w:r>
+          <w:r>
+            <w:rPr>
+              <w:noProof/>
+            </w:rPr>
+          </w:r>
+          <w:r>
+            <w:rPr>
+              <w:noProof/>
+            </w:rPr>
+            <w:fldChar w:fldCharType="separate"/>
+          </w:r>
+          <w:r>
+            <w:rPr>
+              <w:noProof/>
+            </w:rPr>
+            <w:t>15</w:t>
+          </w:r>
+          <w:r>
+            <w:rPr>
+              <w:noProof/>
+            </w:rPr>
+            <w:fldChar w:fldCharType="end"/>
+          </w:r>
+        </w:p>
+        <w:p>
+          <w:pPr>
+            <w:pStyle w:val="TDC3"/>
+            <w:tabs>
+              <w:tab w:val="right" w:leader="dot" w:pos="9020"/>
+            </w:tabs>
+            <w:rPr>
+              <w:rFonts w:asciiTheme="minorHAnsi" w:eastAsiaTheme="minorEastAsia" w:hAnsiTheme="minorHAnsi" w:cstheme="minorBidi"/>
+              <w:noProof/>
+              <w:color w:val="auto"/>
+              <w:lang w:val="en-US"/>
+            </w:rPr>
+          </w:pPr>
+          <w:r>
+            <w:rPr>
+              <w:noProof/>
+              <w:lang w:val="en-US"/>
+            </w:rPr>
+            <w:t>9.1.2. Interfaces de Hardware</w:t>
+          </w:r>
+          <w:r>
+            <w:rPr>
+              <w:noProof/>
+            </w:rPr>
+            <w:tab/>
+          </w:r>
+          <w:r>
+            <w:rPr>
+              <w:noProof/>
+            </w:rPr>
+            <w:fldChar w:fldCharType="begin"/>
+          </w:r>
+          <w:r>
+            <w:rPr>
+              <w:noProof/>
+            </w:rPr>
+            <w:instrText xml:space="preserve"> PAGEREF _Toc244063357 \h </w:instrText>
+          </w:r>
+          <w:r>
+            <w:rPr>
+              <w:noProof/>
+            </w:rPr>
+          </w:r>
+          <w:r>
+            <w:rPr>
+              <w:noProof/>
+            </w:rPr>
+            <w:fldChar w:fldCharType="separate"/>
+          </w:r>
+          <w:r>
+            <w:rPr>
+              <w:noProof/>
+            </w:rPr>
+            <w:t>16</w:t>
+          </w:r>
+          <w:r>
+            <w:rPr>
+              <w:noProof/>
+            </w:rPr>
+            <w:fldChar w:fldCharType="end"/>
+          </w:r>
+        </w:p>
+        <w:p>
+          <w:pPr>
+            <w:pStyle w:val="TDC3"/>
+            <w:tabs>
+              <w:tab w:val="right" w:leader="dot" w:pos="9020"/>
+            </w:tabs>
+            <w:rPr>
+              <w:rFonts w:asciiTheme="minorHAnsi" w:eastAsiaTheme="minorEastAsia" w:hAnsiTheme="minorHAnsi" w:cstheme="minorBidi"/>
+              <w:noProof/>
+              <w:color w:val="auto"/>
+              <w:lang w:val="en-US"/>
+            </w:rPr>
+          </w:pPr>
+          <w:r>
+            <w:rPr>
+              <w:noProof/>
+              <w:lang w:val="en-US"/>
+            </w:rPr>
+            <w:t>9.1.3. Interfaces de Software</w:t>
+          </w:r>
+          <w:r>
+            <w:rPr>
+              <w:noProof/>
+            </w:rPr>
+            <w:tab/>
+          </w:r>
+          <w:r>
+            <w:rPr>
+              <w:noProof/>
+            </w:rPr>
+            <w:fldChar w:fldCharType="begin"/>
+          </w:r>
+          <w:r>
+            <w:rPr>
+              <w:noProof/>
+            </w:rPr>
+            <w:instrText xml:space="preserve"> PAGEREF _Toc244063358 \h </w:instrText>
+          </w:r>
+          <w:r>
+            <w:rPr>
+              <w:noProof/>
+            </w:rPr>
+          </w:r>
+          <w:r>
+            <w:rPr>
+              <w:noProof/>
+            </w:rPr>
+            <w:fldChar w:fldCharType="separate"/>
+          </w:r>
+          <w:r>
+            <w:rPr>
+              <w:noProof/>
+            </w:rPr>
+            <w:t>16</w:t>
+          </w:r>
+          <w:r>
+            <w:rPr>
+              <w:noProof/>
+            </w:rPr>
+            <w:fldChar w:fldCharType="end"/>
+          </w:r>
+        </w:p>
+        <w:p>
+          <w:pPr>
+            <w:pStyle w:val="TDC3"/>
+            <w:tabs>
+              <w:tab w:val="right" w:leader="dot" w:pos="9020"/>
+            </w:tabs>
+            <w:rPr>
+              <w:rFonts w:asciiTheme="minorHAnsi" w:eastAsiaTheme="minorEastAsia" w:hAnsiTheme="minorHAnsi" w:cstheme="minorBidi"/>
+              <w:noProof/>
+              <w:color w:val="auto"/>
+              <w:lang w:val="en-US"/>
+            </w:rPr>
+          </w:pPr>
+          <w:r>
+            <w:rPr>
+              <w:noProof/>
+              <w:lang w:val="en-US"/>
+            </w:rPr>
+            <w:t>9.1.4. Interfaces de Comunicación</w:t>
+          </w:r>
+          <w:r>
+            <w:rPr>
+              <w:noProof/>
+            </w:rPr>
+            <w:tab/>
+          </w:r>
+          <w:r>
+            <w:rPr>
+              <w:noProof/>
+            </w:rPr>
+            <w:fldChar w:fldCharType="begin"/>
+          </w:r>
+          <w:r>
+            <w:rPr>
+              <w:noProof/>
+            </w:rPr>
+            <w:instrText xml:space="preserve"> PAGEREF _Toc244063359 \h </w:instrText>
+          </w:r>
+          <w:r>
+            <w:rPr>
+              <w:noProof/>
+            </w:rPr>
+          </w:r>
+          <w:r>
+            <w:rPr>
+              <w:noProof/>
+            </w:rPr>
+            <w:fldChar w:fldCharType="separate"/>
+          </w:r>
+          <w:r>
+            <w:rPr>
+              <w:noProof/>
+            </w:rPr>
+            <w:t>16</w:t>
           </w:r>
           <w:r>
             <w:rPr>
@@ -4961,7 +6890,7 @@
               <w:noProof/>
               <w:lang w:val="en-US"/>
             </w:rPr>
-            <w:t>7. Descripción General</w:t>
+            <w:t>RECOMENDACIONES</w:t>
           </w:r>
           <w:r>
             <w:rPr>
@@ -4979,7 +6908,7 @@
             <w:rPr>
               <w:noProof/>
             </w:rPr>
-            <w:instrText xml:space="preserve"> PAGEREF _Toc244027578 \h </w:instrText>
+            <w:instrText xml:space="preserve"> PAGEREF _Toc244063360 \h </w:instrText>
           </w:r>
           <w:r>
             <w:rPr>
@@ -4996,441 +6925,7 @@
             <w:rPr>
               <w:noProof/>
             </w:rPr>
-            <w:t>6</w:t>
-          </w:r>
-          <w:r>
-            <w:rPr>
-              <w:noProof/>
-            </w:rPr>
-            <w:fldChar w:fldCharType="end"/>
-          </w:r>
-        </w:p>
-        <w:p>
-          <w:pPr>
-            <w:pStyle w:val="TDC2"/>
-            <w:tabs>
-              <w:tab w:val="right" w:leader="dot" w:pos="9020"/>
-            </w:tabs>
-            <w:rPr>
-              <w:rFonts w:asciiTheme="minorHAnsi" w:eastAsiaTheme="minorEastAsia" w:hAnsiTheme="minorHAnsi" w:cstheme="minorBidi"/>
-              <w:noProof/>
-              <w:color w:val="auto"/>
-              <w:lang w:val="en-US"/>
-            </w:rPr>
-          </w:pPr>
-          <w:r>
-            <w:rPr>
-              <w:noProof/>
-              <w:lang w:val="en-US"/>
-            </w:rPr>
-            <w:t>7.1 Perspectiva del Producto</w:t>
-          </w:r>
-          <w:r>
-            <w:rPr>
-              <w:noProof/>
-            </w:rPr>
-            <w:tab/>
-          </w:r>
-          <w:r>
-            <w:rPr>
-              <w:noProof/>
-            </w:rPr>
-            <w:fldChar w:fldCharType="begin"/>
-          </w:r>
-          <w:r>
-            <w:rPr>
-              <w:noProof/>
-            </w:rPr>
-            <w:instrText xml:space="preserve"> PAGEREF _Toc244027579 \h </w:instrText>
-          </w:r>
-          <w:r>
-            <w:rPr>
-              <w:noProof/>
-            </w:rPr>
-          </w:r>
-          <w:r>
-            <w:rPr>
-              <w:noProof/>
-            </w:rPr>
-            <w:fldChar w:fldCharType="separate"/>
-          </w:r>
-          <w:r>
-            <w:rPr>
-              <w:noProof/>
-            </w:rPr>
-            <w:t>6</w:t>
-          </w:r>
-          <w:r>
-            <w:rPr>
-              <w:noProof/>
-            </w:rPr>
-            <w:fldChar w:fldCharType="end"/>
-          </w:r>
-        </w:p>
-        <w:p>
-          <w:pPr>
-            <w:pStyle w:val="TDC2"/>
-            <w:tabs>
-              <w:tab w:val="right" w:leader="dot" w:pos="9020"/>
-            </w:tabs>
-            <w:rPr>
-              <w:rFonts w:asciiTheme="minorHAnsi" w:eastAsiaTheme="minorEastAsia" w:hAnsiTheme="minorHAnsi" w:cstheme="minorBidi"/>
-              <w:noProof/>
-              <w:color w:val="auto"/>
-              <w:lang w:val="en-US"/>
-            </w:rPr>
-          </w:pPr>
-          <w:r>
-            <w:rPr>
-              <w:noProof/>
-              <w:lang w:val="en-US"/>
-            </w:rPr>
-            <w:t>7.2 Funciones del Producto (software)</w:t>
-          </w:r>
-          <w:r>
-            <w:rPr>
-              <w:noProof/>
-            </w:rPr>
-            <w:tab/>
-          </w:r>
-          <w:r>
-            <w:rPr>
-              <w:noProof/>
-            </w:rPr>
-            <w:fldChar w:fldCharType="begin"/>
-          </w:r>
-          <w:r>
-            <w:rPr>
-              <w:noProof/>
-            </w:rPr>
-            <w:instrText xml:space="preserve"> PAGEREF _Toc244027580 \h </w:instrText>
-          </w:r>
-          <w:r>
-            <w:rPr>
-              <w:noProof/>
-            </w:rPr>
-          </w:r>
-          <w:r>
-            <w:rPr>
-              <w:noProof/>
-            </w:rPr>
-            <w:fldChar w:fldCharType="separate"/>
-          </w:r>
-          <w:r>
-            <w:rPr>
-              <w:noProof/>
-            </w:rPr>
-            <w:t>6</w:t>
-          </w:r>
-          <w:r>
-            <w:rPr>
-              <w:noProof/>
-            </w:rPr>
-            <w:fldChar w:fldCharType="end"/>
-          </w:r>
-        </w:p>
-        <w:p>
-          <w:pPr>
-            <w:pStyle w:val="TDC2"/>
-            <w:tabs>
-              <w:tab w:val="right" w:leader="dot" w:pos="9020"/>
-            </w:tabs>
-            <w:rPr>
-              <w:rFonts w:asciiTheme="minorHAnsi" w:eastAsiaTheme="minorEastAsia" w:hAnsiTheme="minorHAnsi" w:cstheme="minorBidi"/>
-              <w:noProof/>
-              <w:color w:val="auto"/>
-              <w:lang w:val="en-US"/>
-            </w:rPr>
-          </w:pPr>
-          <w:r>
-            <w:rPr>
-              <w:noProof/>
-              <w:lang w:val="en-US"/>
-            </w:rPr>
-            <w:t>7.3 Condiciones del Entorno</w:t>
-          </w:r>
-          <w:r>
-            <w:rPr>
-              <w:noProof/>
-            </w:rPr>
-            <w:tab/>
-          </w:r>
-          <w:r>
-            <w:rPr>
-              <w:noProof/>
-            </w:rPr>
-            <w:fldChar w:fldCharType="begin"/>
-          </w:r>
-          <w:r>
-            <w:rPr>
-              <w:noProof/>
-            </w:rPr>
-            <w:instrText xml:space="preserve"> PAGEREF _Toc244027581 \h </w:instrText>
-          </w:r>
-          <w:r>
-            <w:rPr>
-              <w:noProof/>
-            </w:rPr>
-          </w:r>
-          <w:r>
-            <w:rPr>
-              <w:noProof/>
-            </w:rPr>
-            <w:fldChar w:fldCharType="separate"/>
-          </w:r>
-          <w:r>
-            <w:rPr>
-              <w:noProof/>
-            </w:rPr>
-            <w:t>6</w:t>
-          </w:r>
-          <w:r>
-            <w:rPr>
-              <w:noProof/>
-            </w:rPr>
-            <w:fldChar w:fldCharType="end"/>
-          </w:r>
-        </w:p>
-        <w:p>
-          <w:pPr>
-            <w:pStyle w:val="TDC2"/>
-            <w:tabs>
-              <w:tab w:val="right" w:leader="dot" w:pos="9020"/>
-            </w:tabs>
-            <w:rPr>
-              <w:rFonts w:asciiTheme="minorHAnsi" w:eastAsiaTheme="minorEastAsia" w:hAnsiTheme="minorHAnsi" w:cstheme="minorBidi"/>
-              <w:noProof/>
-              <w:color w:val="auto"/>
-              <w:lang w:val="en-US"/>
-            </w:rPr>
-          </w:pPr>
-          <w:r>
-            <w:rPr>
-              <w:noProof/>
-              <w:lang w:val="en-US"/>
-            </w:rPr>
-            <w:t>7.4 Características de los Usuarios</w:t>
-          </w:r>
-          <w:r>
-            <w:rPr>
-              <w:noProof/>
-            </w:rPr>
-            <w:tab/>
-          </w:r>
-          <w:r>
-            <w:rPr>
-              <w:noProof/>
-            </w:rPr>
-            <w:fldChar w:fldCharType="begin"/>
-          </w:r>
-          <w:r>
-            <w:rPr>
-              <w:noProof/>
-            </w:rPr>
-            <w:instrText xml:space="preserve"> PAGEREF _Toc244027582 \h </w:instrText>
-          </w:r>
-          <w:r>
-            <w:rPr>
-              <w:noProof/>
-            </w:rPr>
-          </w:r>
-          <w:r>
-            <w:rPr>
-              <w:noProof/>
-            </w:rPr>
-            <w:fldChar w:fldCharType="separate"/>
-          </w:r>
-          <w:r>
-            <w:rPr>
-              <w:noProof/>
-            </w:rPr>
-            <w:t>6</w:t>
-          </w:r>
-          <w:r>
-            <w:rPr>
-              <w:noProof/>
-            </w:rPr>
-            <w:fldChar w:fldCharType="end"/>
-          </w:r>
-        </w:p>
-        <w:p>
-          <w:pPr>
-            <w:pStyle w:val="TDC2"/>
-            <w:tabs>
-              <w:tab w:val="right" w:leader="dot" w:pos="9020"/>
-            </w:tabs>
-            <w:rPr>
-              <w:rFonts w:asciiTheme="minorHAnsi" w:eastAsiaTheme="minorEastAsia" w:hAnsiTheme="minorHAnsi" w:cstheme="minorBidi"/>
-              <w:noProof/>
-              <w:color w:val="auto"/>
-              <w:lang w:val="en-US"/>
-            </w:rPr>
-          </w:pPr>
-          <w:r>
-            <w:rPr>
-              <w:noProof/>
-              <w:lang w:val="en-US"/>
-            </w:rPr>
-            <w:t>7.5 Interfaces Externas</w:t>
-          </w:r>
-          <w:r>
-            <w:rPr>
-              <w:noProof/>
-            </w:rPr>
-            <w:tab/>
-          </w:r>
-          <w:r>
-            <w:rPr>
-              <w:noProof/>
-            </w:rPr>
-            <w:fldChar w:fldCharType="begin"/>
-          </w:r>
-          <w:r>
-            <w:rPr>
-              <w:noProof/>
-            </w:rPr>
-            <w:instrText xml:space="preserve"> PAGEREF _Toc244027583 \h </w:instrText>
-          </w:r>
-          <w:r>
-            <w:rPr>
-              <w:noProof/>
-            </w:rPr>
-          </w:r>
-          <w:r>
-            <w:rPr>
-              <w:noProof/>
-            </w:rPr>
-            <w:fldChar w:fldCharType="separate"/>
-          </w:r>
-          <w:r>
-            <w:rPr>
-              <w:noProof/>
-            </w:rPr>
-            <w:t>6</w:t>
-          </w:r>
-          <w:r>
-            <w:rPr>
-              <w:noProof/>
-            </w:rPr>
-            <w:fldChar w:fldCharType="end"/>
-          </w:r>
-        </w:p>
-        <w:p>
-          <w:pPr>
-            <w:pStyle w:val="TDC2"/>
-            <w:tabs>
-              <w:tab w:val="right" w:leader="dot" w:pos="9020"/>
-            </w:tabs>
-            <w:rPr>
-              <w:rFonts w:asciiTheme="minorHAnsi" w:eastAsiaTheme="minorEastAsia" w:hAnsiTheme="minorHAnsi" w:cstheme="minorBidi"/>
-              <w:noProof/>
-              <w:color w:val="auto"/>
-              <w:lang w:val="en-US"/>
-            </w:rPr>
-          </w:pPr>
-          <w:r>
-            <w:rPr>
-              <w:noProof/>
-              <w:lang w:val="en-US"/>
-            </w:rPr>
-            <w:t>7.6 Restricciones</w:t>
-          </w:r>
-          <w:r>
-            <w:rPr>
-              <w:noProof/>
-            </w:rPr>
-            <w:tab/>
-          </w:r>
-          <w:r>
-            <w:rPr>
-              <w:noProof/>
-            </w:rPr>
-            <w:fldChar w:fldCharType="begin"/>
-          </w:r>
-          <w:r>
-            <w:rPr>
-              <w:noProof/>
-            </w:rPr>
-            <w:instrText xml:space="preserve"> PAGEREF _Toc244027584 \h </w:instrText>
-          </w:r>
-          <w:r>
-            <w:rPr>
-              <w:noProof/>
-            </w:rPr>
-          </w:r>
-          <w:r>
-            <w:rPr>
-              <w:noProof/>
-            </w:rPr>
-            <w:fldChar w:fldCharType="separate"/>
-          </w:r>
-          <w:r>
-            <w:rPr>
-              <w:noProof/>
-            </w:rPr>
-            <w:t>7</w:t>
-          </w:r>
-          <w:r>
-            <w:rPr>
-              <w:noProof/>
-            </w:rPr>
-            <w:fldChar w:fldCharType="end"/>
-          </w:r>
-        </w:p>
-        <w:p>
-          <w:pPr>
-            <w:pStyle w:val="TDC2"/>
-            <w:tabs>
-              <w:tab w:val="right" w:leader="dot" w:pos="9020"/>
-            </w:tabs>
-            <w:rPr>
-              <w:rFonts w:asciiTheme="minorHAnsi" w:eastAsiaTheme="minorEastAsia" w:hAnsiTheme="minorHAnsi" w:cstheme="minorBidi"/>
-              <w:noProof/>
-              <w:color w:val="auto"/>
-              <w:lang w:val="en-US"/>
-            </w:rPr>
-          </w:pPr>
-          <w:r>
-            <w:rPr>
-              <w:noProof/>
-              <w:lang w:val="en-US"/>
-            </w:rPr>
-            <w:t>7.7 Suposiciones y Dependencias</w:t>
-          </w:r>
-          <w:r>
-            <w:rPr>
-              <w:noProof/>
-            </w:rPr>
-            <w:tab/>
-          </w:r>
-          <w:r>
-            <w:rPr>
-              <w:noProof/>
-            </w:rPr>
-            <w:fldChar w:fldCharType="begin"/>
-          </w:r>
-          <w:r>
-            <w:rPr>
-              <w:noProof/>
-            </w:rPr>
-            <w:instrText xml:space="preserve"> PAGEREF _Toc244027585 \h </w:instrText>
-          </w:r>
-          <w:r>
-            <w:rPr>
-              <w:noProof/>
-            </w:rPr>
-          </w:r>
-          <w:r>
-            <w:rPr>
-              <w:noProof/>
-            </w:rPr>
-            <w:fldChar w:fldCharType="separate"/>
-          </w:r>
-          <w:r>
-            <w:rPr>
-              <w:noProof/>
-            </w:rPr>
-            <w:t>7</w:t>
+            <w:t>16</w:t>
           </w:r>
           <w:r>
             <w:rPr>
@@ -5457,7 +6952,7 @@
               <w:noProof/>
               <w:lang w:val="en-US"/>
             </w:rPr>
-            <w:t>8. Especificación de Requerimientos</w:t>
+            <w:t>CONCLUSIONES</w:t>
           </w:r>
           <w:r>
             <w:rPr>
@@ -5475,7 +6970,7 @@
             <w:rPr>
               <w:noProof/>
             </w:rPr>
-            <w:instrText xml:space="preserve"> PAGEREF _Toc244027586 \h </w:instrText>
+            <w:instrText xml:space="preserve"> PAGEREF _Toc244063361 \h </w:instrText>
           </w:r>
           <w:r>
             <w:rPr>
@@ -5492,1062 +6987,7 @@
             <w:rPr>
               <w:noProof/>
             </w:rPr>
-            <w:t>7</w:t>
-          </w:r>
-          <w:r>
-            <w:rPr>
-              <w:noProof/>
-            </w:rPr>
-            <w:fldChar w:fldCharType="end"/>
-          </w:r>
-        </w:p>
-        <w:p>
-          <w:pPr>
-            <w:pStyle w:val="TDC2"/>
-            <w:tabs>
-              <w:tab w:val="right" w:leader="dot" w:pos="9020"/>
-            </w:tabs>
-            <w:rPr>
-              <w:rFonts w:asciiTheme="minorHAnsi" w:eastAsiaTheme="minorEastAsia" w:hAnsiTheme="minorHAnsi" w:cstheme="minorBidi"/>
-              <w:noProof/>
-              <w:color w:val="auto"/>
-              <w:lang w:val="en-US"/>
-            </w:rPr>
-          </w:pPr>
-          <w:r>
-            <w:rPr>
-              <w:noProof/>
-              <w:lang w:val="en-US"/>
-            </w:rPr>
-            <w:t>8.1 Requisitos comunes de las interfaces</w:t>
-          </w:r>
-          <w:r>
-            <w:rPr>
-              <w:noProof/>
-            </w:rPr>
-            <w:tab/>
-          </w:r>
-          <w:r>
-            <w:rPr>
-              <w:noProof/>
-            </w:rPr>
-            <w:fldChar w:fldCharType="begin"/>
-          </w:r>
-          <w:r>
-            <w:rPr>
-              <w:noProof/>
-            </w:rPr>
-            <w:instrText xml:space="preserve"> PAGEREF _Toc244027587 \h </w:instrText>
-          </w:r>
-          <w:r>
-            <w:rPr>
-              <w:noProof/>
-            </w:rPr>
-          </w:r>
-          <w:r>
-            <w:rPr>
-              <w:noProof/>
-            </w:rPr>
-            <w:fldChar w:fldCharType="separate"/>
-          </w:r>
-          <w:r>
-            <w:rPr>
-              <w:noProof/>
-            </w:rPr>
-            <w:t>7</w:t>
-          </w:r>
-          <w:r>
-            <w:rPr>
-              <w:noProof/>
-            </w:rPr>
-            <w:fldChar w:fldCharType="end"/>
-          </w:r>
-        </w:p>
-        <w:p>
-          <w:pPr>
-            <w:pStyle w:val="TDC3"/>
-            <w:tabs>
-              <w:tab w:val="right" w:leader="dot" w:pos="9020"/>
-            </w:tabs>
-            <w:rPr>
-              <w:rFonts w:asciiTheme="minorHAnsi" w:eastAsiaTheme="minorEastAsia" w:hAnsiTheme="minorHAnsi" w:cstheme="minorBidi"/>
-              <w:noProof/>
-              <w:color w:val="auto"/>
-              <w:lang w:val="en-US"/>
-            </w:rPr>
-          </w:pPr>
-          <w:r>
-            <w:rPr>
-              <w:noProof/>
-              <w:lang w:val="en-US"/>
-            </w:rPr>
-            <w:t>8.1.1 Interfaces de usuario</w:t>
-          </w:r>
-          <w:r>
-            <w:rPr>
-              <w:noProof/>
-            </w:rPr>
-            <w:tab/>
-          </w:r>
-          <w:r>
-            <w:rPr>
-              <w:noProof/>
-            </w:rPr>
-            <w:fldChar w:fldCharType="begin"/>
-          </w:r>
-          <w:r>
-            <w:rPr>
-              <w:noProof/>
-            </w:rPr>
-            <w:instrText xml:space="preserve"> PAGEREF _Toc244027588 \h </w:instrText>
-          </w:r>
-          <w:r>
-            <w:rPr>
-              <w:noProof/>
-            </w:rPr>
-          </w:r>
-          <w:r>
-            <w:rPr>
-              <w:noProof/>
-            </w:rPr>
-            <w:fldChar w:fldCharType="separate"/>
-          </w:r>
-          <w:r>
-            <w:rPr>
-              <w:noProof/>
-            </w:rPr>
-            <w:t>7</w:t>
-          </w:r>
-          <w:r>
-            <w:rPr>
-              <w:noProof/>
-            </w:rPr>
-            <w:fldChar w:fldCharType="end"/>
-          </w:r>
-        </w:p>
-        <w:p>
-          <w:pPr>
-            <w:pStyle w:val="TDC3"/>
-            <w:tabs>
-              <w:tab w:val="right" w:leader="dot" w:pos="9020"/>
-            </w:tabs>
-            <w:rPr>
-              <w:rFonts w:asciiTheme="minorHAnsi" w:eastAsiaTheme="minorEastAsia" w:hAnsiTheme="minorHAnsi" w:cstheme="minorBidi"/>
-              <w:noProof/>
-              <w:color w:val="auto"/>
-              <w:lang w:val="en-US"/>
-            </w:rPr>
-          </w:pPr>
-          <w:r>
-            <w:rPr>
-              <w:noProof/>
-              <w:lang w:val="en-US"/>
-            </w:rPr>
-            <w:t>8.1.2 Interfaces de hardware</w:t>
-          </w:r>
-          <w:r>
-            <w:rPr>
-              <w:noProof/>
-            </w:rPr>
-            <w:tab/>
-          </w:r>
-          <w:r>
-            <w:rPr>
-              <w:noProof/>
-            </w:rPr>
-            <w:fldChar w:fldCharType="begin"/>
-          </w:r>
-          <w:r>
-            <w:rPr>
-              <w:noProof/>
-            </w:rPr>
-            <w:instrText xml:space="preserve"> PAGEREF _Toc244027589 \h </w:instrText>
-          </w:r>
-          <w:r>
-            <w:rPr>
-              <w:noProof/>
-            </w:rPr>
-          </w:r>
-          <w:r>
-            <w:rPr>
-              <w:noProof/>
-            </w:rPr>
-            <w:fldChar w:fldCharType="separate"/>
-          </w:r>
-          <w:r>
-            <w:rPr>
-              <w:noProof/>
-            </w:rPr>
-            <w:t>7</w:t>
-          </w:r>
-          <w:r>
-            <w:rPr>
-              <w:noProof/>
-            </w:rPr>
-            <w:fldChar w:fldCharType="end"/>
-          </w:r>
-        </w:p>
-        <w:p>
-          <w:pPr>
-            <w:pStyle w:val="TDC3"/>
-            <w:tabs>
-              <w:tab w:val="right" w:leader="dot" w:pos="9020"/>
-            </w:tabs>
-            <w:rPr>
-              <w:rFonts w:asciiTheme="minorHAnsi" w:eastAsiaTheme="minorEastAsia" w:hAnsiTheme="minorHAnsi" w:cstheme="minorBidi"/>
-              <w:noProof/>
-              <w:color w:val="auto"/>
-              <w:lang w:val="en-US"/>
-            </w:rPr>
-          </w:pPr>
-          <w:r>
-            <w:rPr>
-              <w:noProof/>
-              <w:lang w:val="en-US"/>
-            </w:rPr>
-            <w:t>8.1.3 Interfaces de software</w:t>
-          </w:r>
-          <w:r>
-            <w:rPr>
-              <w:noProof/>
-            </w:rPr>
-            <w:tab/>
-          </w:r>
-          <w:r>
-            <w:rPr>
-              <w:noProof/>
-            </w:rPr>
-            <w:fldChar w:fldCharType="begin"/>
-          </w:r>
-          <w:r>
-            <w:rPr>
-              <w:noProof/>
-            </w:rPr>
-            <w:instrText xml:space="preserve"> PAGEREF _Toc244027590 \h </w:instrText>
-          </w:r>
-          <w:r>
-            <w:rPr>
-              <w:noProof/>
-            </w:rPr>
-          </w:r>
-          <w:r>
-            <w:rPr>
-              <w:noProof/>
-            </w:rPr>
-            <w:fldChar w:fldCharType="separate"/>
-          </w:r>
-          <w:r>
-            <w:rPr>
-              <w:noProof/>
-            </w:rPr>
-            <w:t>8</w:t>
-          </w:r>
-          <w:r>
-            <w:rPr>
-              <w:noProof/>
-            </w:rPr>
-            <w:fldChar w:fldCharType="end"/>
-          </w:r>
-        </w:p>
-        <w:p>
-          <w:pPr>
-            <w:pStyle w:val="TDC3"/>
-            <w:tabs>
-              <w:tab w:val="right" w:leader="dot" w:pos="9020"/>
-            </w:tabs>
-            <w:rPr>
-              <w:rFonts w:asciiTheme="minorHAnsi" w:eastAsiaTheme="minorEastAsia" w:hAnsiTheme="minorHAnsi" w:cstheme="minorBidi"/>
-              <w:noProof/>
-              <w:color w:val="auto"/>
-              <w:lang w:val="en-US"/>
-            </w:rPr>
-          </w:pPr>
-          <w:r>
-            <w:rPr>
-              <w:noProof/>
-              <w:lang w:val="en-US"/>
-            </w:rPr>
-            <w:t>8.1.4 Interfaces de comunicación</w:t>
-          </w:r>
-          <w:r>
-            <w:rPr>
-              <w:noProof/>
-            </w:rPr>
-            <w:tab/>
-          </w:r>
-          <w:r>
-            <w:rPr>
-              <w:noProof/>
-            </w:rPr>
-            <w:fldChar w:fldCharType="begin"/>
-          </w:r>
-          <w:r>
-            <w:rPr>
-              <w:noProof/>
-            </w:rPr>
-            <w:instrText xml:space="preserve"> PAGEREF _Toc244027591 \h </w:instrText>
-          </w:r>
-          <w:r>
-            <w:rPr>
-              <w:noProof/>
-            </w:rPr>
-          </w:r>
-          <w:r>
-            <w:rPr>
-              <w:noProof/>
-            </w:rPr>
-            <w:fldChar w:fldCharType="separate"/>
-          </w:r>
-          <w:r>
-            <w:rPr>
-              <w:noProof/>
-            </w:rPr>
-            <w:t>8</w:t>
-          </w:r>
-          <w:r>
-            <w:rPr>
-              <w:noProof/>
-            </w:rPr>
-            <w:fldChar w:fldCharType="end"/>
-          </w:r>
-        </w:p>
-        <w:p>
-          <w:pPr>
-            <w:pStyle w:val="TDC2"/>
-            <w:tabs>
-              <w:tab w:val="right" w:leader="dot" w:pos="9020"/>
-            </w:tabs>
-            <w:rPr>
-              <w:rFonts w:asciiTheme="minorHAnsi" w:eastAsiaTheme="minorEastAsia" w:hAnsiTheme="minorHAnsi" w:cstheme="minorBidi"/>
-              <w:noProof/>
-              <w:color w:val="auto"/>
-              <w:lang w:val="en-US"/>
-            </w:rPr>
-          </w:pPr>
-          <w:r>
-            <w:rPr>
-              <w:noProof/>
-              <w:lang w:val="en-US"/>
-            </w:rPr>
-            <w:t>8.2 Requisitos Funcionales</w:t>
-          </w:r>
-          <w:r>
-            <w:rPr>
-              <w:noProof/>
-            </w:rPr>
-            <w:tab/>
-          </w:r>
-          <w:r>
-            <w:rPr>
-              <w:noProof/>
-            </w:rPr>
-            <w:fldChar w:fldCharType="begin"/>
-          </w:r>
-          <w:r>
-            <w:rPr>
-              <w:noProof/>
-            </w:rPr>
-            <w:instrText xml:space="preserve"> PAGEREF _Toc244027592 \h </w:instrText>
-          </w:r>
-          <w:r>
-            <w:rPr>
-              <w:noProof/>
-            </w:rPr>
-          </w:r>
-          <w:r>
-            <w:rPr>
-              <w:noProof/>
-            </w:rPr>
-            <w:fldChar w:fldCharType="separate"/>
-          </w:r>
-          <w:r>
-            <w:rPr>
-              <w:noProof/>
-            </w:rPr>
-            <w:t>8</w:t>
-          </w:r>
-          <w:r>
-            <w:rPr>
-              <w:noProof/>
-            </w:rPr>
-            <w:fldChar w:fldCharType="end"/>
-          </w:r>
-        </w:p>
-        <w:p>
-          <w:pPr>
-            <w:pStyle w:val="TDC3"/>
-            <w:tabs>
-              <w:tab w:val="right" w:leader="dot" w:pos="9020"/>
-            </w:tabs>
-            <w:rPr>
-              <w:rFonts w:asciiTheme="minorHAnsi" w:eastAsiaTheme="minorEastAsia" w:hAnsiTheme="minorHAnsi" w:cstheme="minorBidi"/>
-              <w:noProof/>
-              <w:color w:val="auto"/>
-              <w:lang w:val="en-US"/>
-            </w:rPr>
-          </w:pPr>
-          <w:r>
-            <w:rPr>
-              <w:noProof/>
-              <w:lang w:val="en-US"/>
-            </w:rPr>
-            <w:t>8.2.1. Objetivo General</w:t>
-          </w:r>
-          <w:r>
-            <w:rPr>
-              <w:noProof/>
-            </w:rPr>
-            <w:tab/>
-          </w:r>
-          <w:r>
-            <w:rPr>
-              <w:noProof/>
-            </w:rPr>
-            <w:fldChar w:fldCharType="begin"/>
-          </w:r>
-          <w:r>
-            <w:rPr>
-              <w:noProof/>
-            </w:rPr>
-            <w:instrText xml:space="preserve"> PAGEREF _Toc244027593 \h </w:instrText>
-          </w:r>
-          <w:r>
-            <w:rPr>
-              <w:noProof/>
-            </w:rPr>
-          </w:r>
-          <w:r>
-            <w:rPr>
-              <w:noProof/>
-            </w:rPr>
-            <w:fldChar w:fldCharType="separate"/>
-          </w:r>
-          <w:r>
-            <w:rPr>
-              <w:noProof/>
-            </w:rPr>
-            <w:t>8</w:t>
-          </w:r>
-          <w:r>
-            <w:rPr>
-              <w:noProof/>
-            </w:rPr>
-            <w:fldChar w:fldCharType="end"/>
-          </w:r>
-        </w:p>
-        <w:p>
-          <w:pPr>
-            <w:pStyle w:val="TDC3"/>
-            <w:tabs>
-              <w:tab w:val="right" w:leader="dot" w:pos="9020"/>
-            </w:tabs>
-            <w:rPr>
-              <w:rFonts w:asciiTheme="minorHAnsi" w:eastAsiaTheme="minorEastAsia" w:hAnsiTheme="minorHAnsi" w:cstheme="minorBidi"/>
-              <w:noProof/>
-              <w:color w:val="auto"/>
-              <w:lang w:val="en-US"/>
-            </w:rPr>
-          </w:pPr>
-          <w:r>
-            <w:rPr>
-              <w:noProof/>
-              <w:lang w:val="en-US"/>
-            </w:rPr>
-            <w:t>8.2.2. Objetivos Específicos</w:t>
-          </w:r>
-          <w:r>
-            <w:rPr>
-              <w:noProof/>
-            </w:rPr>
-            <w:tab/>
-          </w:r>
-          <w:r>
-            <w:rPr>
-              <w:noProof/>
-            </w:rPr>
-            <w:fldChar w:fldCharType="begin"/>
-          </w:r>
-          <w:r>
-            <w:rPr>
-              <w:noProof/>
-            </w:rPr>
-            <w:instrText xml:space="preserve"> PAGEREF _Toc244027594 \h </w:instrText>
-          </w:r>
-          <w:r>
-            <w:rPr>
-              <w:noProof/>
-            </w:rPr>
-          </w:r>
-          <w:r>
-            <w:rPr>
-              <w:noProof/>
-            </w:rPr>
-            <w:fldChar w:fldCharType="separate"/>
-          </w:r>
-          <w:r>
-            <w:rPr>
-              <w:noProof/>
-            </w:rPr>
-            <w:t>8</w:t>
-          </w:r>
-          <w:r>
-            <w:rPr>
-              <w:noProof/>
-            </w:rPr>
-            <w:fldChar w:fldCharType="end"/>
-          </w:r>
-        </w:p>
-        <w:p>
-          <w:pPr>
-            <w:pStyle w:val="TDC3"/>
-            <w:tabs>
-              <w:tab w:val="right" w:leader="dot" w:pos="9020"/>
-            </w:tabs>
-            <w:rPr>
-              <w:rFonts w:asciiTheme="minorHAnsi" w:eastAsiaTheme="minorEastAsia" w:hAnsiTheme="minorHAnsi" w:cstheme="minorBidi"/>
-              <w:noProof/>
-              <w:color w:val="auto"/>
-              <w:lang w:val="en-US"/>
-            </w:rPr>
-          </w:pPr>
-          <w:r>
-            <w:rPr>
-              <w:noProof/>
-              <w:lang w:val="en-US"/>
-            </w:rPr>
-            <w:t>8.2.3. Actores</w:t>
-          </w:r>
-          <w:r>
-            <w:rPr>
-              <w:noProof/>
-            </w:rPr>
-            <w:tab/>
-          </w:r>
-          <w:r>
-            <w:rPr>
-              <w:noProof/>
-            </w:rPr>
-            <w:fldChar w:fldCharType="begin"/>
-          </w:r>
-          <w:r>
-            <w:rPr>
-              <w:noProof/>
-            </w:rPr>
-            <w:instrText xml:space="preserve"> PAGEREF _Toc244027595 \h </w:instrText>
-          </w:r>
-          <w:r>
-            <w:rPr>
-              <w:noProof/>
-            </w:rPr>
-          </w:r>
-          <w:r>
-            <w:rPr>
-              <w:noProof/>
-            </w:rPr>
-            <w:fldChar w:fldCharType="separate"/>
-          </w:r>
-          <w:r>
-            <w:rPr>
-              <w:noProof/>
-            </w:rPr>
-            <w:t>9</w:t>
-          </w:r>
-          <w:r>
-            <w:rPr>
-              <w:noProof/>
-            </w:rPr>
-            <w:fldChar w:fldCharType="end"/>
-          </w:r>
-        </w:p>
-        <w:p>
-          <w:pPr>
-            <w:pStyle w:val="TDC3"/>
-            <w:tabs>
-              <w:tab w:val="right" w:leader="dot" w:pos="9020"/>
-            </w:tabs>
-            <w:rPr>
-              <w:rFonts w:asciiTheme="minorHAnsi" w:eastAsiaTheme="minorEastAsia" w:hAnsiTheme="minorHAnsi" w:cstheme="minorBidi"/>
-              <w:noProof/>
-              <w:color w:val="auto"/>
-              <w:lang w:val="en-US"/>
-            </w:rPr>
-          </w:pPr>
-          <w:r>
-            <w:rPr>
-              <w:noProof/>
-              <w:lang w:val="en-US"/>
-            </w:rPr>
-            <w:t>8.2.4. Lista de requisitos funcionales</w:t>
-          </w:r>
-          <w:r>
-            <w:rPr>
-              <w:noProof/>
-            </w:rPr>
-            <w:tab/>
-          </w:r>
-          <w:r>
-            <w:rPr>
-              <w:noProof/>
-            </w:rPr>
-            <w:fldChar w:fldCharType="begin"/>
-          </w:r>
-          <w:r>
-            <w:rPr>
-              <w:noProof/>
-            </w:rPr>
-            <w:instrText xml:space="preserve"> PAGEREF _Toc244027596 \h </w:instrText>
-          </w:r>
-          <w:r>
-            <w:rPr>
-              <w:noProof/>
-            </w:rPr>
-          </w:r>
-          <w:r>
-            <w:rPr>
-              <w:noProof/>
-            </w:rPr>
-            <w:fldChar w:fldCharType="separate"/>
-          </w:r>
-          <w:r>
-            <w:rPr>
-              <w:noProof/>
-            </w:rPr>
-            <w:t>10</w:t>
-          </w:r>
-          <w:r>
-            <w:rPr>
-              <w:noProof/>
-            </w:rPr>
-            <w:fldChar w:fldCharType="end"/>
-          </w:r>
-        </w:p>
-        <w:p>
-          <w:pPr>
-            <w:pStyle w:val="TDC3"/>
-            <w:tabs>
-              <w:tab w:val="right" w:leader="dot" w:pos="9020"/>
-            </w:tabs>
-            <w:rPr>
-              <w:rFonts w:asciiTheme="minorHAnsi" w:eastAsiaTheme="minorEastAsia" w:hAnsiTheme="minorHAnsi" w:cstheme="minorBidi"/>
-              <w:noProof/>
-              <w:color w:val="auto"/>
-              <w:lang w:val="en-US"/>
-            </w:rPr>
-          </w:pPr>
-          <w:r>
-            <w:rPr>
-              <w:noProof/>
-              <w:lang w:val="en-US"/>
-            </w:rPr>
-            <w:t>8.2.5 Requisitos Funcionales</w:t>
-          </w:r>
-          <w:r>
-            <w:rPr>
-              <w:noProof/>
-            </w:rPr>
-            <w:tab/>
-          </w:r>
-          <w:r>
-            <w:rPr>
-              <w:noProof/>
-            </w:rPr>
-            <w:fldChar w:fldCharType="begin"/>
-          </w:r>
-          <w:r>
-            <w:rPr>
-              <w:noProof/>
-            </w:rPr>
-            <w:instrText xml:space="preserve"> PAGEREF _Toc244027597 \h </w:instrText>
-          </w:r>
-          <w:r>
-            <w:rPr>
-              <w:noProof/>
-            </w:rPr>
-          </w:r>
-          <w:r>
-            <w:rPr>
-              <w:noProof/>
-            </w:rPr>
-            <w:fldChar w:fldCharType="separate"/>
-          </w:r>
-          <w:r>
-            <w:rPr>
-              <w:noProof/>
-            </w:rPr>
-            <w:t>11</w:t>
-          </w:r>
-          <w:r>
-            <w:rPr>
-              <w:noProof/>
-            </w:rPr>
-            <w:fldChar w:fldCharType="end"/>
-          </w:r>
-        </w:p>
-        <w:p>
-          <w:pPr>
-            <w:pStyle w:val="TDC2"/>
-            <w:tabs>
-              <w:tab w:val="right" w:leader="dot" w:pos="9020"/>
-            </w:tabs>
-            <w:rPr>
-              <w:rFonts w:asciiTheme="minorHAnsi" w:eastAsiaTheme="minorEastAsia" w:hAnsiTheme="minorHAnsi" w:cstheme="minorBidi"/>
-              <w:noProof/>
-              <w:color w:val="auto"/>
-              <w:lang w:val="en-US"/>
-            </w:rPr>
-          </w:pPr>
-          <w:r>
-            <w:rPr>
-              <w:noProof/>
-              <w:lang w:val="en-US"/>
-            </w:rPr>
-            <w:lastRenderedPageBreak/>
-            <w:t>8.3 Requisitos No Funcionales</w:t>
-          </w:r>
-          <w:r>
-            <w:rPr>
-              <w:noProof/>
-            </w:rPr>
-            <w:tab/>
-          </w:r>
-          <w:r>
-            <w:rPr>
-              <w:noProof/>
-            </w:rPr>
-            <w:fldChar w:fldCharType="begin"/>
-          </w:r>
-          <w:r>
-            <w:rPr>
-              <w:noProof/>
-            </w:rPr>
-            <w:instrText xml:space="preserve"> PAGEREF _Toc244027598 \h </w:instrText>
-          </w:r>
-          <w:r>
-            <w:rPr>
-              <w:noProof/>
-            </w:rPr>
-          </w:r>
-          <w:r>
-            <w:rPr>
-              <w:noProof/>
-            </w:rPr>
-            <w:fldChar w:fldCharType="separate"/>
-          </w:r>
-          <w:r>
-            <w:rPr>
-              <w:noProof/>
-            </w:rPr>
-            <w:t>13</w:t>
-          </w:r>
-          <w:r>
-            <w:rPr>
-              <w:noProof/>
-            </w:rPr>
-            <w:fldChar w:fldCharType="end"/>
-          </w:r>
-        </w:p>
-        <w:p>
-          <w:pPr>
-            <w:pStyle w:val="TDC3"/>
-            <w:tabs>
-              <w:tab w:val="right" w:leader="dot" w:pos="9020"/>
-            </w:tabs>
-            <w:rPr>
-              <w:rFonts w:asciiTheme="minorHAnsi" w:eastAsiaTheme="minorEastAsia" w:hAnsiTheme="minorHAnsi" w:cstheme="minorBidi"/>
-              <w:noProof/>
-              <w:color w:val="auto"/>
-              <w:lang w:val="en-US"/>
-            </w:rPr>
-          </w:pPr>
-          <w:r>
-            <w:rPr>
-              <w:noProof/>
-              <w:lang w:val="en-US"/>
-            </w:rPr>
-            <w:t>8.3.1 Objetivo General</w:t>
-          </w:r>
-          <w:r>
-            <w:rPr>
-              <w:noProof/>
-            </w:rPr>
-            <w:tab/>
-          </w:r>
-          <w:r>
-            <w:rPr>
-              <w:noProof/>
-            </w:rPr>
-            <w:fldChar w:fldCharType="begin"/>
-          </w:r>
-          <w:r>
-            <w:rPr>
-              <w:noProof/>
-            </w:rPr>
-            <w:instrText xml:space="preserve"> PAGEREF _Toc244027599 \h </w:instrText>
-          </w:r>
-          <w:r>
-            <w:rPr>
-              <w:noProof/>
-            </w:rPr>
-          </w:r>
-          <w:r>
-            <w:rPr>
-              <w:noProof/>
-            </w:rPr>
-            <w:fldChar w:fldCharType="separate"/>
-          </w:r>
-          <w:r>
-            <w:rPr>
-              <w:noProof/>
-            </w:rPr>
-            <w:t>13</w:t>
-          </w:r>
-          <w:r>
-            <w:rPr>
-              <w:noProof/>
-            </w:rPr>
-            <w:fldChar w:fldCharType="end"/>
-          </w:r>
-        </w:p>
-        <w:p>
-          <w:pPr>
-            <w:pStyle w:val="TDC2"/>
-            <w:tabs>
-              <w:tab w:val="right" w:leader="dot" w:pos="9020"/>
-            </w:tabs>
-            <w:rPr>
-              <w:rFonts w:asciiTheme="minorHAnsi" w:eastAsiaTheme="minorEastAsia" w:hAnsiTheme="minorHAnsi" w:cstheme="minorBidi"/>
-              <w:noProof/>
-              <w:color w:val="auto"/>
-              <w:lang w:val="en-US"/>
-            </w:rPr>
-          </w:pPr>
-          <w:r>
-            <w:rPr>
-              <w:noProof/>
-              <w:lang w:val="en-US"/>
-            </w:rPr>
-            <w:t>8.4 Otros Requerimientos</w:t>
-          </w:r>
-          <w:r>
-            <w:rPr>
-              <w:noProof/>
-            </w:rPr>
-            <w:tab/>
-          </w:r>
-          <w:r>
-            <w:rPr>
-              <w:noProof/>
-            </w:rPr>
-            <w:fldChar w:fldCharType="begin"/>
-          </w:r>
-          <w:r>
-            <w:rPr>
-              <w:noProof/>
-            </w:rPr>
-            <w:instrText xml:space="preserve"> PAGEREF _Toc244027600 \h </w:instrText>
-          </w:r>
-          <w:r>
-            <w:rPr>
-              <w:noProof/>
-            </w:rPr>
-          </w:r>
-          <w:r>
-            <w:rPr>
-              <w:noProof/>
-            </w:rPr>
-            <w:fldChar w:fldCharType="separate"/>
-          </w:r>
-          <w:r>
-            <w:rPr>
-              <w:noProof/>
-            </w:rPr>
-            <w:t>14</w:t>
-          </w:r>
-          <w:r>
-            <w:rPr>
-              <w:noProof/>
-            </w:rPr>
-            <w:fldChar w:fldCharType="end"/>
-          </w:r>
-        </w:p>
-        <w:p>
-          <w:pPr>
-            <w:pStyle w:val="TDC3"/>
-            <w:tabs>
-              <w:tab w:val="right" w:leader="dot" w:pos="9020"/>
-            </w:tabs>
-            <w:rPr>
-              <w:rFonts w:asciiTheme="minorHAnsi" w:eastAsiaTheme="minorEastAsia" w:hAnsiTheme="minorHAnsi" w:cstheme="minorBidi"/>
-              <w:noProof/>
-              <w:color w:val="auto"/>
-              <w:lang w:val="en-US"/>
-            </w:rPr>
-          </w:pPr>
-          <w:r>
-            <w:rPr>
-              <w:noProof/>
-              <w:lang w:val="en-US"/>
-            </w:rPr>
-            <w:t>8.4.1 Restricciones de Diseño</w:t>
-          </w:r>
-          <w:r>
-            <w:rPr>
-              <w:noProof/>
-            </w:rPr>
-            <w:tab/>
-          </w:r>
-          <w:r>
-            <w:rPr>
-              <w:noProof/>
-            </w:rPr>
-            <w:fldChar w:fldCharType="begin"/>
-          </w:r>
-          <w:r>
-            <w:rPr>
-              <w:noProof/>
-            </w:rPr>
-            <w:instrText xml:space="preserve"> PAGEREF _Toc244027601 \h </w:instrText>
-          </w:r>
-          <w:r>
-            <w:rPr>
-              <w:noProof/>
-            </w:rPr>
-          </w:r>
-          <w:r>
-            <w:rPr>
-              <w:noProof/>
-            </w:rPr>
-            <w:fldChar w:fldCharType="separate"/>
-          </w:r>
-          <w:r>
-            <w:rPr>
-              <w:noProof/>
-            </w:rPr>
-            <w:t>14</w:t>
-          </w:r>
-          <w:r>
-            <w:rPr>
-              <w:noProof/>
-            </w:rPr>
-            <w:fldChar w:fldCharType="end"/>
-          </w:r>
-        </w:p>
-        <w:p>
-          <w:pPr>
-            <w:pStyle w:val="TDC3"/>
-            <w:tabs>
-              <w:tab w:val="right" w:leader="dot" w:pos="9020"/>
-            </w:tabs>
-            <w:rPr>
-              <w:rFonts w:asciiTheme="minorHAnsi" w:eastAsiaTheme="minorEastAsia" w:hAnsiTheme="minorHAnsi" w:cstheme="minorBidi"/>
-              <w:noProof/>
-              <w:color w:val="auto"/>
-              <w:lang w:val="en-US"/>
-            </w:rPr>
-          </w:pPr>
-          <w:r>
-            <w:rPr>
-              <w:noProof/>
-              <w:lang w:val="en-US"/>
-            </w:rPr>
-            <w:t>8.4.2 Restricciones de Hardware</w:t>
-          </w:r>
-          <w:r>
-            <w:rPr>
-              <w:noProof/>
-            </w:rPr>
-            <w:tab/>
-          </w:r>
-          <w:r>
-            <w:rPr>
-              <w:noProof/>
-            </w:rPr>
-            <w:fldChar w:fldCharType="begin"/>
-          </w:r>
-          <w:r>
-            <w:rPr>
-              <w:noProof/>
-            </w:rPr>
-            <w:instrText xml:space="preserve"> PAGEREF _Toc244027602 \h </w:instrText>
-          </w:r>
-          <w:r>
-            <w:rPr>
-              <w:noProof/>
-            </w:rPr>
-          </w:r>
-          <w:r>
-            <w:rPr>
-              <w:noProof/>
-            </w:rPr>
-            <w:fldChar w:fldCharType="separate"/>
-          </w:r>
-          <w:r>
-            <w:rPr>
-              <w:noProof/>
-            </w:rPr>
-            <w:t>14</w:t>
-          </w:r>
-          <w:r>
-            <w:rPr>
-              <w:noProof/>
-            </w:rPr>
-            <w:fldChar w:fldCharType="end"/>
-          </w:r>
-        </w:p>
-        <w:p>
-          <w:pPr>
-            <w:pStyle w:val="TDC3"/>
-            <w:tabs>
-              <w:tab w:val="right" w:leader="dot" w:pos="9020"/>
-            </w:tabs>
-            <w:rPr>
-              <w:rFonts w:asciiTheme="minorHAnsi" w:eastAsiaTheme="minorEastAsia" w:hAnsiTheme="minorHAnsi" w:cstheme="minorBidi"/>
-              <w:noProof/>
-              <w:color w:val="auto"/>
-              <w:lang w:val="en-US"/>
-            </w:rPr>
-          </w:pPr>
-          <w:r>
-            <w:rPr>
-              <w:noProof/>
-              <w:lang w:val="en-US"/>
-            </w:rPr>
-            <w:t>8.4.3 Atributos de calidad</w:t>
-          </w:r>
-          <w:r>
-            <w:rPr>
-              <w:noProof/>
-            </w:rPr>
-            <w:tab/>
-          </w:r>
-          <w:r>
-            <w:rPr>
-              <w:noProof/>
-            </w:rPr>
-            <w:fldChar w:fldCharType="begin"/>
-          </w:r>
-          <w:r>
-            <w:rPr>
-              <w:noProof/>
-            </w:rPr>
-            <w:instrText xml:space="preserve"> PAGEREF _Toc244027603 \h </w:instrText>
-          </w:r>
-          <w:r>
-            <w:rPr>
-              <w:noProof/>
-            </w:rPr>
-          </w:r>
-          <w:r>
-            <w:rPr>
-              <w:noProof/>
-            </w:rPr>
-            <w:fldChar w:fldCharType="separate"/>
-          </w:r>
-          <w:r>
-            <w:rPr>
-              <w:noProof/>
-            </w:rPr>
-            <w:t>14</w:t>
+            <w:t>16</w:t>
           </w:r>
           <w:r>
             <w:rPr>
@@ -6574,7 +7014,7 @@
               <w:noProof/>
               <w:lang w:val="en-US"/>
             </w:rPr>
-            <w:t>9. Requisitos de Rendimiento</w:t>
+            <w:t>BIBLIOGRAFÍA</w:t>
           </w:r>
           <w:r>
             <w:rPr>
@@ -6592,7 +7032,7 @@
             <w:rPr>
               <w:noProof/>
             </w:rPr>
-            <w:instrText xml:space="preserve"> PAGEREF _Toc244027604 \h </w:instrText>
+            <w:instrText xml:space="preserve"> PAGEREF _Toc244063362 \h </w:instrText>
           </w:r>
           <w:r>
             <w:rPr>
@@ -6609,503 +7049,7 @@
             <w:rPr>
               <w:noProof/>
             </w:rPr>
-            <w:t>15</w:t>
-          </w:r>
-          <w:r>
-            <w:rPr>
-              <w:noProof/>
-            </w:rPr>
-            <w:fldChar w:fldCharType="end"/>
-          </w:r>
-        </w:p>
-        <w:p>
-          <w:pPr>
-            <w:pStyle w:val="TDC2"/>
-            <w:tabs>
-              <w:tab w:val="right" w:leader="dot" w:pos="9020"/>
-            </w:tabs>
-            <w:rPr>
-              <w:rFonts w:asciiTheme="minorHAnsi" w:eastAsiaTheme="minorEastAsia" w:hAnsiTheme="minorHAnsi" w:cstheme="minorBidi"/>
-              <w:noProof/>
-              <w:color w:val="auto"/>
-              <w:lang w:val="en-US"/>
-            </w:rPr>
-          </w:pPr>
-          <w:r>
-            <w:rPr>
-              <w:noProof/>
-              <w:lang w:val="en-US"/>
-            </w:rPr>
-            <w:t>9.1. Requisitos de Interfaces Externas</w:t>
-          </w:r>
-          <w:r>
-            <w:rPr>
-              <w:noProof/>
-            </w:rPr>
-            <w:tab/>
-          </w:r>
-          <w:r>
-            <w:rPr>
-              <w:noProof/>
-            </w:rPr>
-            <w:fldChar w:fldCharType="begin"/>
-          </w:r>
-          <w:r>
-            <w:rPr>
-              <w:noProof/>
-            </w:rPr>
-            <w:instrText xml:space="preserve"> PAGEREF _Toc244027605 \h </w:instrText>
-          </w:r>
-          <w:r>
-            <w:rPr>
-              <w:noProof/>
-            </w:rPr>
-          </w:r>
-          <w:r>
-            <w:rPr>
-              <w:noProof/>
-            </w:rPr>
-            <w:fldChar w:fldCharType="separate"/>
-          </w:r>
-          <w:r>
-            <w:rPr>
-              <w:noProof/>
-            </w:rPr>
-            <w:t>15</w:t>
-          </w:r>
-          <w:r>
-            <w:rPr>
-              <w:noProof/>
-            </w:rPr>
-            <w:fldChar w:fldCharType="end"/>
-          </w:r>
-        </w:p>
-        <w:p>
-          <w:pPr>
-            <w:pStyle w:val="TDC3"/>
-            <w:tabs>
-              <w:tab w:val="right" w:leader="dot" w:pos="9020"/>
-            </w:tabs>
-            <w:rPr>
-              <w:rFonts w:asciiTheme="minorHAnsi" w:eastAsiaTheme="minorEastAsia" w:hAnsiTheme="minorHAnsi" w:cstheme="minorBidi"/>
-              <w:noProof/>
-              <w:color w:val="auto"/>
-              <w:lang w:val="en-US"/>
-            </w:rPr>
-          </w:pPr>
-          <w:r>
-            <w:rPr>
-              <w:noProof/>
-              <w:lang w:val="en-US"/>
-            </w:rPr>
-            <w:t>9.1.1. Interfaces de Usuario</w:t>
-          </w:r>
-          <w:r>
-            <w:rPr>
-              <w:noProof/>
-            </w:rPr>
-            <w:tab/>
-          </w:r>
-          <w:r>
-            <w:rPr>
-              <w:noProof/>
-            </w:rPr>
-            <w:fldChar w:fldCharType="begin"/>
-          </w:r>
-          <w:r>
-            <w:rPr>
-              <w:noProof/>
-            </w:rPr>
-            <w:instrText xml:space="preserve"> PAGEREF _Toc244027606 \h </w:instrText>
-          </w:r>
-          <w:r>
-            <w:rPr>
-              <w:noProof/>
-            </w:rPr>
-          </w:r>
-          <w:r>
-            <w:rPr>
-              <w:noProof/>
-            </w:rPr>
-            <w:fldChar w:fldCharType="separate"/>
-          </w:r>
-          <w:r>
-            <w:rPr>
-              <w:noProof/>
-            </w:rPr>
-            <w:t>15</w:t>
-          </w:r>
-          <w:r>
-            <w:rPr>
-              <w:noProof/>
-            </w:rPr>
-            <w:fldChar w:fldCharType="end"/>
-          </w:r>
-        </w:p>
-        <w:p>
-          <w:pPr>
-            <w:pStyle w:val="TDC3"/>
-            <w:tabs>
-              <w:tab w:val="right" w:leader="dot" w:pos="9020"/>
-            </w:tabs>
-            <w:rPr>
-              <w:rFonts w:asciiTheme="minorHAnsi" w:eastAsiaTheme="minorEastAsia" w:hAnsiTheme="minorHAnsi" w:cstheme="minorBidi"/>
-              <w:noProof/>
-              <w:color w:val="auto"/>
-              <w:lang w:val="en-US"/>
-            </w:rPr>
-          </w:pPr>
-          <w:r>
-            <w:rPr>
-              <w:noProof/>
-              <w:lang w:val="en-US"/>
-            </w:rPr>
-            <w:t>9.1.2. Interfaces de Hardware</w:t>
-          </w:r>
-          <w:r>
-            <w:rPr>
-              <w:noProof/>
-            </w:rPr>
-            <w:tab/>
-          </w:r>
-          <w:r>
-            <w:rPr>
-              <w:noProof/>
-            </w:rPr>
-            <w:fldChar w:fldCharType="begin"/>
-          </w:r>
-          <w:r>
-            <w:rPr>
-              <w:noProof/>
-            </w:rPr>
-            <w:instrText xml:space="preserve"> PAGEREF _Toc244027607 \h </w:instrText>
-          </w:r>
-          <w:r>
-            <w:rPr>
-              <w:noProof/>
-            </w:rPr>
-          </w:r>
-          <w:r>
-            <w:rPr>
-              <w:noProof/>
-            </w:rPr>
-            <w:fldChar w:fldCharType="separate"/>
-          </w:r>
-          <w:r>
-            <w:rPr>
-              <w:noProof/>
-            </w:rPr>
-            <w:t>15</w:t>
-          </w:r>
-          <w:r>
-            <w:rPr>
-              <w:noProof/>
-            </w:rPr>
-            <w:fldChar w:fldCharType="end"/>
-          </w:r>
-        </w:p>
-        <w:p>
-          <w:pPr>
-            <w:pStyle w:val="TDC3"/>
-            <w:tabs>
-              <w:tab w:val="right" w:leader="dot" w:pos="9020"/>
-            </w:tabs>
-            <w:rPr>
-              <w:rFonts w:asciiTheme="minorHAnsi" w:eastAsiaTheme="minorEastAsia" w:hAnsiTheme="minorHAnsi" w:cstheme="minorBidi"/>
-              <w:noProof/>
-              <w:color w:val="auto"/>
-              <w:lang w:val="en-US"/>
-            </w:rPr>
-          </w:pPr>
-          <w:r>
-            <w:rPr>
-              <w:noProof/>
-              <w:lang w:val="en-US"/>
-            </w:rPr>
-            <w:t>9.1.3. Interfaces de Software</w:t>
-          </w:r>
-          <w:r>
-            <w:rPr>
-              <w:noProof/>
-            </w:rPr>
-            <w:tab/>
-          </w:r>
-          <w:r>
-            <w:rPr>
-              <w:noProof/>
-            </w:rPr>
-            <w:fldChar w:fldCharType="begin"/>
-          </w:r>
-          <w:r>
-            <w:rPr>
-              <w:noProof/>
-            </w:rPr>
-            <w:instrText xml:space="preserve"> PAGEREF _Toc244027608 \h </w:instrText>
-          </w:r>
-          <w:r>
-            <w:rPr>
-              <w:noProof/>
-            </w:rPr>
-          </w:r>
-          <w:r>
-            <w:rPr>
-              <w:noProof/>
-            </w:rPr>
-            <w:fldChar w:fldCharType="separate"/>
-          </w:r>
-          <w:r>
-            <w:rPr>
-              <w:noProof/>
-            </w:rPr>
-            <w:t>15</w:t>
-          </w:r>
-          <w:r>
-            <w:rPr>
-              <w:noProof/>
-            </w:rPr>
-            <w:fldChar w:fldCharType="end"/>
-          </w:r>
-        </w:p>
-        <w:p>
-          <w:pPr>
-            <w:pStyle w:val="TDC3"/>
-            <w:tabs>
-              <w:tab w:val="right" w:leader="dot" w:pos="9020"/>
-            </w:tabs>
-            <w:rPr>
-              <w:rFonts w:asciiTheme="minorHAnsi" w:eastAsiaTheme="minorEastAsia" w:hAnsiTheme="minorHAnsi" w:cstheme="minorBidi"/>
-              <w:noProof/>
-              <w:color w:val="auto"/>
-              <w:lang w:val="en-US"/>
-            </w:rPr>
-          </w:pPr>
-          <w:r>
-            <w:rPr>
-              <w:noProof/>
-              <w:lang w:val="en-US"/>
-            </w:rPr>
-            <w:t>9.1.4. Interfaces de Comunicación</w:t>
-          </w:r>
-          <w:r>
-            <w:rPr>
-              <w:noProof/>
-            </w:rPr>
-            <w:tab/>
-          </w:r>
-          <w:r>
-            <w:rPr>
-              <w:noProof/>
-            </w:rPr>
-            <w:fldChar w:fldCharType="begin"/>
-          </w:r>
-          <w:r>
-            <w:rPr>
-              <w:noProof/>
-            </w:rPr>
-            <w:instrText xml:space="preserve"> PAGEREF _Toc244027609 \h </w:instrText>
-          </w:r>
-          <w:r>
-            <w:rPr>
-              <w:noProof/>
-            </w:rPr>
-          </w:r>
-          <w:r>
-            <w:rPr>
-              <w:noProof/>
-            </w:rPr>
-            <w:fldChar w:fldCharType="separate"/>
-          </w:r>
-          <w:r>
-            <w:rPr>
-              <w:noProof/>
-            </w:rPr>
-            <w:t>15</w:t>
-          </w:r>
-          <w:r>
-            <w:rPr>
-              <w:noProof/>
-            </w:rPr>
-            <w:fldChar w:fldCharType="end"/>
-          </w:r>
-        </w:p>
-        <w:p>
-          <w:pPr>
-            <w:pStyle w:val="TDC1"/>
-            <w:tabs>
-              <w:tab w:val="right" w:leader="dot" w:pos="9020"/>
-            </w:tabs>
-            <w:rPr>
-              <w:rFonts w:asciiTheme="minorHAnsi" w:eastAsiaTheme="minorEastAsia" w:hAnsiTheme="minorHAnsi" w:cstheme="minorBidi"/>
-              <w:noProof/>
-              <w:color w:val="auto"/>
-              <w:lang w:val="en-US"/>
-            </w:rPr>
-          </w:pPr>
-          <w:r>
-            <w:rPr>
-              <w:noProof/>
-              <w:lang w:val="en-US"/>
-            </w:rPr>
-            <w:t>RECOMENDACIONES</w:t>
-          </w:r>
-          <w:r>
-            <w:rPr>
-              <w:noProof/>
-            </w:rPr>
-            <w:tab/>
-          </w:r>
-          <w:r>
-            <w:rPr>
-              <w:noProof/>
-            </w:rPr>
-            <w:fldChar w:fldCharType="begin"/>
-          </w:r>
-          <w:r>
-            <w:rPr>
-              <w:noProof/>
-            </w:rPr>
-            <w:instrText xml:space="preserve"> PAGEREF _Toc244027610 \h </w:instrText>
-          </w:r>
-          <w:r>
-            <w:rPr>
-              <w:noProof/>
-            </w:rPr>
-          </w:r>
-          <w:r>
-            <w:rPr>
-              <w:noProof/>
-            </w:rPr>
-            <w:fldChar w:fldCharType="separate"/>
-          </w:r>
-          <w:r>
-            <w:rPr>
-              <w:noProof/>
-            </w:rPr>
-            <w:t>15</w:t>
-          </w:r>
-          <w:r>
-            <w:rPr>
-              <w:noProof/>
-            </w:rPr>
-            <w:fldChar w:fldCharType="end"/>
-          </w:r>
-        </w:p>
-        <w:p>
-          <w:pPr>
-            <w:pStyle w:val="TDC1"/>
-            <w:tabs>
-              <w:tab w:val="right" w:leader="dot" w:pos="9020"/>
-            </w:tabs>
-            <w:rPr>
-              <w:rFonts w:asciiTheme="minorHAnsi" w:eastAsiaTheme="minorEastAsia" w:hAnsiTheme="minorHAnsi" w:cstheme="minorBidi"/>
-              <w:noProof/>
-              <w:color w:val="auto"/>
-              <w:lang w:val="en-US"/>
-            </w:rPr>
-          </w:pPr>
-          <w:r>
-            <w:rPr>
-              <w:noProof/>
-              <w:lang w:val="en-US"/>
-            </w:rPr>
-            <w:t>CONCLUSIONES</w:t>
-          </w:r>
-          <w:r>
-            <w:rPr>
-              <w:noProof/>
-            </w:rPr>
-            <w:tab/>
-          </w:r>
-          <w:r>
-            <w:rPr>
-              <w:noProof/>
-            </w:rPr>
-            <w:fldChar w:fldCharType="begin"/>
-          </w:r>
-          <w:r>
-            <w:rPr>
-              <w:noProof/>
-            </w:rPr>
-            <w:instrText xml:space="preserve"> PAGEREF _Toc244027611 \h </w:instrText>
-          </w:r>
-          <w:r>
-            <w:rPr>
-              <w:noProof/>
-            </w:rPr>
-          </w:r>
-          <w:r>
-            <w:rPr>
-              <w:noProof/>
-            </w:rPr>
-            <w:fldChar w:fldCharType="separate"/>
-          </w:r>
-          <w:r>
-            <w:rPr>
-              <w:noProof/>
-            </w:rPr>
-            <w:t>15</w:t>
-          </w:r>
-          <w:r>
-            <w:rPr>
-              <w:noProof/>
-            </w:rPr>
-            <w:fldChar w:fldCharType="end"/>
-          </w:r>
-        </w:p>
-        <w:p>
-          <w:pPr>
-            <w:pStyle w:val="TDC1"/>
-            <w:tabs>
-              <w:tab w:val="right" w:leader="dot" w:pos="9020"/>
-            </w:tabs>
-            <w:rPr>
-              <w:rFonts w:asciiTheme="minorHAnsi" w:eastAsiaTheme="minorEastAsia" w:hAnsiTheme="minorHAnsi" w:cstheme="minorBidi"/>
-              <w:noProof/>
-              <w:color w:val="auto"/>
-              <w:lang w:val="en-US"/>
-            </w:rPr>
-          </w:pPr>
-          <w:r>
-            <w:rPr>
-              <w:noProof/>
-              <w:lang w:val="en-US"/>
-            </w:rPr>
-            <w:t>BIBLIOGRAFÍA</w:t>
-          </w:r>
-          <w:r>
-            <w:rPr>
-              <w:noProof/>
-            </w:rPr>
-            <w:tab/>
-          </w:r>
-          <w:r>
-            <w:rPr>
-              <w:noProof/>
-            </w:rPr>
-            <w:fldChar w:fldCharType="begin"/>
-          </w:r>
-          <w:r>
-            <w:rPr>
-              <w:noProof/>
-            </w:rPr>
-            <w:instrText xml:space="preserve"> PAGEREF _Toc244027612 \h </w:instrText>
-          </w:r>
-          <w:r>
-            <w:rPr>
-              <w:noProof/>
-            </w:rPr>
-          </w:r>
-          <w:r>
-            <w:rPr>
-              <w:noProof/>
-            </w:rPr>
-            <w:fldChar w:fldCharType="separate"/>
-          </w:r>
-          <w:r>
-            <w:rPr>
-              <w:noProof/>
-            </w:rPr>
-            <w:t>15</w:t>
+            <w:t>16</w:t>
           </w:r>
           <w:r>
             <w:rPr>
@@ -7124,8 +7068,8 @@
     <w:p>
       <w:pPr>
         <w:sectPr>
-          <w:headerReference w:type="default" r:id="rId10"/>
-          <w:footerReference w:type="default" r:id="rId11"/>
+          <w:headerReference w:type="default" r:id="rId15"/>
+          <w:footerReference w:type="default" r:id="rId16"/>
           <w:pgSz w:w="11910" w:h="16840"/>
           <w:pgMar w:top="1440" w:right="1440" w:bottom="1440" w:left="1440" w:header="0" w:footer="998" w:gutter="0"/>
           <w:pgBorders w:offsetFrom="page">
@@ -7154,78 +7098,938 @@
     </w:p>
     <w:p>
       <w:pPr>
-        <w:pStyle w:val="TtuloTDC"/>
-        <w:rPr>
-          <w:rFonts w:ascii="Calibri" w:eastAsia="Carlito" w:hAnsi="Calibri" w:cs="Carlito"/>
-          <w:sz w:val="22"/>
-          <w:szCs w:val="22"/>
-          <w:lang w:val="es-ES" w:eastAsia="en-US"/>
-        </w:rPr>
-      </w:pPr>
-      <w:r>
-        <w:rPr>
-          <w:rFonts w:ascii="Calibri" w:eastAsia="Carlito" w:hAnsi="Calibri" w:cs="Carlito"/>
-          <w:sz w:val="22"/>
-          <w:szCs w:val="22"/>
-          <w:lang w:val="es-ES" w:eastAsia="en-US"/>
-        </w:rPr>
-        <w:t>No se encuentran elementos de tabla de ilustraciones.</w:t>
+        <w:pStyle w:val="TDC1"/>
+        <w:tabs>
+          <w:tab w:val="right" w:leader="dot" w:pos="8600"/>
+        </w:tabs>
+        <w:spacing w:before="0" w:after="0"/>
+      </w:pPr>
+      <w:r>
+        <w:t>Ilustración 1. Diagrama de arquitectura de EurekaBank</w:t>
+      </w:r>
+      <w:r>
+        <w:tab/>
+      </w:r>
+      <w:r>
+        <w:fldChar w:fldCharType="begin"/>
+      </w:r>
+      <w:r>
+        <w:instrText xml:space="preserve"> PAGEREF IxFigure1 \h </w:instrText>
+      </w:r>
+      <w:r>
+        <w:fldChar w:fldCharType="separate"/>
+      </w:r>
+      <w:r>
+        <w:rPr>
+          <w:noProof/>
+        </w:rPr>
+        <w:t>6</w:t>
+      </w:r>
+      <w:r>
+        <w:fldChar w:fldCharType="end"/>
       </w:r>
     </w:p>
     <w:p>
       <w:pPr>
-        <w:pStyle w:val="TtuloTDC"/>
-      </w:pPr>
-      <w:r>
-        <w:t>ÍNDICE</w:t>
-      </w:r>
-      <w:r>
-        <w:t xml:space="preserve"> DE TABLAS</w:t>
+        <w:pStyle w:val="TDC1"/>
+        <w:tabs>
+          <w:tab w:val="right" w:leader="dot" w:pos="8600"/>
+        </w:tabs>
+        <w:spacing w:before="0" w:after="0"/>
+      </w:pPr>
+      <w:r>
+        <w:t>Ilustración 2. Diagrama de casos de uso de EurekaBank</w:t>
+      </w:r>
+      <w:r>
+        <w:tab/>
+      </w:r>
+      <w:r>
+        <w:fldChar w:fldCharType="begin"/>
+      </w:r>
+      <w:r>
+        <w:instrText xml:space="preserve"> PAGEREF IxFigure2 \h </w:instrText>
+      </w:r>
+      <w:r>
+        <w:fldChar w:fldCharType="separate"/>
+      </w:r>
+      <w:r>
+        <w:rPr>
+          <w:noProof/>
+        </w:rPr>
+        <w:t>11</w:t>
+      </w:r>
+      <w:r>
+        <w:fldChar w:fldCharType="end"/>
       </w:r>
     </w:p>
     <w:p>
       <w:pPr>
-        <w:pStyle w:val="Ttulo1"/>
-        <w:rPr>
-          <w:rFonts w:eastAsia="Carlito" w:cs="Carlito"/>
-          <w:b w:val="0"/>
-          <w:bCs w:val="0"/>
-          <w:sz w:val="22"/>
-          <w:szCs w:val="22"/>
-        </w:rPr>
+        <w:pStyle w:val="TtuloTDC"/>
+      </w:pPr>
+      <w:r>
+        <w:t>ÍNDICE</w:t>
+      </w:r>
+      <w:r>
+        <w:t xml:space="preserve"> DE TABLAS</w:t>
+      </w:r>
+    </w:p>
+    <w:p>
+      <w:pPr>
+        <w:pStyle w:val="TDC1"/>
+        <w:tabs>
+          <w:tab w:val="right" w:leader="dot" w:pos="8600"/>
+        </w:tabs>
+        <w:spacing w:before="0" w:after="0"/>
       </w:pPr>
       <w:bookmarkStart w:id="0" w:name="_bookmark0"/>
       <w:bookmarkStart w:id="1" w:name="_Toc243579217"/>
-      <w:bookmarkStart w:id="2" w:name="_Toc244027568"/>
       <w:bookmarkEnd w:id="0"/>
       <w:r>
-        <w:rPr>
-          <w:rFonts w:eastAsia="Carlito" w:cs="Carlito"/>
-          <w:b w:val="0"/>
-          <w:bCs w:val="0"/>
-          <w:sz w:val="22"/>
-          <w:szCs w:val="22"/>
-        </w:rPr>
-        <w:t>No se encuentran elementos de tabla de ilustraciones.</w:t>
-      </w:r>
+        <w:t>Tabla 1. Definiciones</w:t>
+      </w:r>
+      <w:r>
+        <w:tab/>
+      </w:r>
+      <w:r>
+        <w:fldChar w:fldCharType="begin"/>
+      </w:r>
+      <w:r>
+        <w:instrText xml:space="preserve"> PAGEREF IxTable1 \h </w:instrText>
+      </w:r>
+      <w:r>
+        <w:fldChar w:fldCharType="separate"/>
+      </w:r>
+      <w:r>
+        <w:rPr>
+          <w:noProof/>
+        </w:rPr>
+        <w:t>4</w:t>
+      </w:r>
+      <w:r>
+        <w:fldChar w:fldCharType="end"/>
+      </w:r>
+    </w:p>
+    <w:p>
+      <w:pPr>
+        <w:pStyle w:val="TDC1"/>
+        <w:tabs>
+          <w:tab w:val="right" w:leader="dot" w:pos="8600"/>
+        </w:tabs>
+        <w:spacing w:before="0" w:after="0"/>
+      </w:pPr>
+      <w:r>
+        <w:t>Tabla 2. Acrónimos y abreviaturas</w:t>
+      </w:r>
+      <w:r>
+        <w:tab/>
+      </w:r>
+      <w:r>
+        <w:fldChar w:fldCharType="begin"/>
+      </w:r>
+      <w:r>
+        <w:instrText xml:space="preserve"> PAGEREF IxTable2 \h </w:instrText>
+      </w:r>
+      <w:r>
+        <w:fldChar w:fldCharType="separate"/>
+      </w:r>
+      <w:r>
+        <w:rPr>
+          <w:noProof/>
+        </w:rPr>
+        <w:t>5</w:t>
+      </w:r>
+      <w:r>
+        <w:fldChar w:fldCharType="end"/>
+      </w:r>
+    </w:p>
+    <w:p>
+      <w:pPr>
+        <w:pStyle w:val="TDC1"/>
+        <w:tabs>
+          <w:tab w:val="right" w:leader="dot" w:pos="8600"/>
+        </w:tabs>
+        <w:spacing w:before="0" w:after="0"/>
+      </w:pPr>
+      <w:r>
+        <w:t>Tabla 3. Referencias</w:t>
+      </w:r>
+      <w:r>
+        <w:tab/>
+      </w:r>
+      <w:r>
+        <w:fldChar w:fldCharType="begin"/>
+      </w:r>
+      <w:r>
+        <w:instrText xml:space="preserve"> PAGEREF IxTable3 \h </w:instrText>
+      </w:r>
+      <w:r>
+        <w:fldChar w:fldCharType="separate"/>
+      </w:r>
+      <w:r>
+        <w:rPr>
+          <w:noProof/>
+        </w:rPr>
+        <w:t>5</w:t>
+      </w:r>
+      <w:r>
+        <w:fldChar w:fldCharType="end"/>
+      </w:r>
+    </w:p>
+    <w:p>
+      <w:pPr>
+        <w:pStyle w:val="TDC1"/>
+        <w:tabs>
+          <w:tab w:val="right" w:leader="dot" w:pos="8600"/>
+        </w:tabs>
+        <w:spacing w:before="0" w:after="0"/>
+      </w:pPr>
+      <w:r>
+        <w:t>Tabla 4. Usuario Cliente</w:t>
+      </w:r>
+      <w:r>
+        <w:tab/>
+      </w:r>
+      <w:r>
+        <w:fldChar w:fldCharType="begin"/>
+      </w:r>
+      <w:r>
+        <w:instrText xml:space="preserve"> PAGEREF IxTable4 \h </w:instrText>
+      </w:r>
+      <w:r>
+        <w:fldChar w:fldCharType="separate"/>
+      </w:r>
+      <w:r>
+        <w:rPr>
+          <w:noProof/>
+        </w:rPr>
+        <w:t>7</w:t>
+      </w:r>
+      <w:r>
+        <w:fldChar w:fldCharType="end"/>
+      </w:r>
+    </w:p>
+    <w:p>
+      <w:pPr>
+        <w:pStyle w:val="TDC1"/>
+        <w:tabs>
+          <w:tab w:val="right" w:leader="dot" w:pos="8600"/>
+        </w:tabs>
+        <w:spacing w:before="0" w:after="0"/>
+      </w:pPr>
+      <w:r>
+        <w:t>Tabla 5. Requisitos de interfaces de hardware</w:t>
+      </w:r>
+      <w:r>
+        <w:tab/>
+      </w:r>
+      <w:r>
+        <w:fldChar w:fldCharType="begin"/>
+      </w:r>
+      <w:r>
+        <w:instrText xml:space="preserve"> PAGEREF IxTable5 \h </w:instrText>
+      </w:r>
+      <w:r>
+        <w:fldChar w:fldCharType="separate"/>
+      </w:r>
+      <w:r>
+        <w:rPr>
+          <w:noProof/>
+        </w:rPr>
+        <w:t>7</w:t>
+      </w:r>
+      <w:r>
+        <w:fldChar w:fldCharType="end"/>
+      </w:r>
+    </w:p>
+    <w:p>
+      <w:pPr>
+        <w:pStyle w:val="TDC1"/>
+        <w:tabs>
+          <w:tab w:val="right" w:leader="dot" w:pos="8600"/>
+        </w:tabs>
+        <w:spacing w:before="0" w:after="0"/>
+      </w:pPr>
+      <w:r>
+        <w:t>Tabla 6. Interfaces de software</w:t>
+      </w:r>
+      <w:r>
+        <w:tab/>
+      </w:r>
+      <w:r>
+        <w:fldChar w:fldCharType="begin"/>
+      </w:r>
+      <w:r>
+        <w:instrText xml:space="preserve"> PAGEREF IxTable6 \h </w:instrText>
+      </w:r>
+      <w:r>
+        <w:fldChar w:fldCharType="separate"/>
+      </w:r>
+      <w:r>
+        <w:rPr>
+          <w:noProof/>
+        </w:rPr>
+        <w:t>8</w:t>
+      </w:r>
+      <w:r>
+        <w:fldChar w:fldCharType="end"/>
+      </w:r>
+    </w:p>
+    <w:p>
+      <w:pPr>
+        <w:pStyle w:val="TDC1"/>
+        <w:tabs>
+          <w:tab w:val="right" w:leader="dot" w:pos="8600"/>
+        </w:tabs>
+        <w:spacing w:before="0" w:after="0"/>
+      </w:pPr>
+      <w:r>
+        <w:t>Tabla 7. Autenticación y Seguridad (Login)</w:t>
+      </w:r>
+      <w:r>
+        <w:tab/>
+      </w:r>
+      <w:r>
+        <w:fldChar w:fldCharType="begin"/>
+      </w:r>
+      <w:r>
+        <w:instrText xml:space="preserve"> PAGEREF IxTable7 \h </w:instrText>
+      </w:r>
+      <w:r>
+        <w:fldChar w:fldCharType="separate"/>
+      </w:r>
+      <w:r>
+        <w:rPr>
+          <w:noProof/>
+        </w:rPr>
+        <w:t>9</w:t>
+      </w:r>
+      <w:r>
+        <w:fldChar w:fldCharType="end"/>
+      </w:r>
+    </w:p>
+    <w:p>
+      <w:pPr>
+        <w:pStyle w:val="TDC1"/>
+        <w:tabs>
+          <w:tab w:val="right" w:leader="dot" w:pos="8600"/>
+        </w:tabs>
+        <w:spacing w:before="0" w:after="0"/>
+      </w:pPr>
+      <w:r>
+        <w:t>Tabla 8. Consulta de movimientos</w:t>
+      </w:r>
+      <w:r>
+        <w:tab/>
+      </w:r>
+      <w:r>
+        <w:fldChar w:fldCharType="begin"/>
+      </w:r>
+      <w:r>
+        <w:instrText xml:space="preserve"> PAGEREF IxTable8 \h </w:instrText>
+      </w:r>
+      <w:r>
+        <w:fldChar w:fldCharType="separate"/>
+      </w:r>
+      <w:r>
+        <w:rPr>
+          <w:noProof/>
+        </w:rPr>
+        <w:t>9</w:t>
+      </w:r>
+      <w:r>
+        <w:fldChar w:fldCharType="end"/>
+      </w:r>
+    </w:p>
+    <w:p>
+      <w:pPr>
+        <w:pStyle w:val="TDC1"/>
+        <w:tabs>
+          <w:tab w:val="right" w:leader="dot" w:pos="8600"/>
+        </w:tabs>
+        <w:spacing w:before="0" w:after="0"/>
+      </w:pPr>
+      <w:r>
+        <w:t>Tabla 9. Registro de depósitos</w:t>
+      </w:r>
+      <w:r>
+        <w:tab/>
+      </w:r>
+      <w:r>
+        <w:fldChar w:fldCharType="begin"/>
+      </w:r>
+      <w:r>
+        <w:instrText xml:space="preserve"> PAGEREF IxTable9 \h </w:instrText>
+      </w:r>
+      <w:r>
+        <w:fldChar w:fldCharType="separate"/>
+      </w:r>
+      <w:r>
+        <w:rPr>
+          <w:noProof/>
+        </w:rPr>
+        <w:t>9</w:t>
+      </w:r>
+      <w:r>
+        <w:fldChar w:fldCharType="end"/>
+      </w:r>
+    </w:p>
+    <w:p>
+      <w:pPr>
+        <w:pStyle w:val="TDC1"/>
+        <w:tabs>
+          <w:tab w:val="right" w:leader="dot" w:pos="8600"/>
+        </w:tabs>
+        <w:spacing w:before="0" w:after="0"/>
+      </w:pPr>
+      <w:r>
+        <w:t>Tabla 10. Transferencia entre cuentas</w:t>
+      </w:r>
+      <w:r>
+        <w:tab/>
+      </w:r>
+      <w:r>
+        <w:fldChar w:fldCharType="begin"/>
+      </w:r>
+      <w:r>
+        <w:instrText xml:space="preserve"> PAGEREF IxTable10 \h </w:instrText>
+      </w:r>
+      <w:r>
+        <w:fldChar w:fldCharType="separate"/>
+      </w:r>
+      <w:r>
+        <w:rPr>
+          <w:noProof/>
+        </w:rPr>
+        <w:t>10</w:t>
+      </w:r>
+      <w:r>
+        <w:fldChar w:fldCharType="end"/>
+      </w:r>
+    </w:p>
+    <w:p>
+      <w:pPr>
+        <w:pStyle w:val="TDC1"/>
+        <w:tabs>
+          <w:tab w:val="right" w:leader="dot" w:pos="8600"/>
+        </w:tabs>
+        <w:spacing w:before="0" w:after="0"/>
+      </w:pPr>
+      <w:r>
+        <w:t>Tabla 11. Cierre de sesión</w:t>
+      </w:r>
+      <w:r>
+        <w:tab/>
+      </w:r>
+      <w:r>
+        <w:fldChar w:fldCharType="begin"/>
+      </w:r>
+      <w:r>
+        <w:instrText xml:space="preserve"> PAGEREF IxTable11 \h </w:instrText>
+      </w:r>
+      <w:r>
+        <w:fldChar w:fldCharType="separate"/>
+      </w:r>
+      <w:r>
+        <w:rPr>
+          <w:noProof/>
+        </w:rPr>
+        <w:t>10</w:t>
+      </w:r>
+      <w:r>
+        <w:fldChar w:fldCharType="end"/>
+      </w:r>
+    </w:p>
+    <w:p>
+      <w:pPr>
+        <w:pStyle w:val="TDC1"/>
+        <w:tabs>
+          <w:tab w:val="right" w:leader="dot" w:pos="8600"/>
+        </w:tabs>
+        <w:spacing w:before="0" w:after="0"/>
+      </w:pPr>
+      <w:r>
+        <w:t>Tabla 12. Actor: Usuario bancario</w:t>
+      </w:r>
+      <w:r>
+        <w:tab/>
+      </w:r>
+      <w:r>
+        <w:fldChar w:fldCharType="begin"/>
+      </w:r>
+      <w:r>
+        <w:instrText xml:space="preserve"> PAGEREF IxTable12 \h </w:instrText>
+      </w:r>
+      <w:r>
+        <w:fldChar w:fldCharType="separate"/>
+      </w:r>
+      <w:r>
+        <w:rPr>
+          <w:noProof/>
+        </w:rPr>
+        <w:t>10</w:t>
+      </w:r>
+      <w:r>
+        <w:fldChar w:fldCharType="end"/>
+      </w:r>
+    </w:p>
+    <w:p>
+      <w:pPr>
+        <w:pStyle w:val="TDC1"/>
+        <w:tabs>
+          <w:tab w:val="right" w:leader="dot" w:pos="8600"/>
+        </w:tabs>
+        <w:spacing w:before="0" w:after="0"/>
+      </w:pPr>
+      <w:r>
+        <w:t>Tabla 13. Lista de requisitos funcionales</w:t>
+      </w:r>
+      <w:r>
+        <w:tab/>
+      </w:r>
+      <w:r>
+        <w:fldChar w:fldCharType="begin"/>
+      </w:r>
+      <w:r>
+        <w:instrText xml:space="preserve"> PAGEREF IxTable13 \h </w:instrText>
+      </w:r>
+      <w:r>
+        <w:fldChar w:fldCharType="separate"/>
+      </w:r>
+      <w:r>
+        <w:rPr>
+          <w:noProof/>
+        </w:rPr>
+        <w:t>11</w:t>
+      </w:r>
+      <w:r>
+        <w:fldChar w:fldCharType="end"/>
+      </w:r>
+    </w:p>
+    <w:p>
+      <w:pPr>
+        <w:pStyle w:val="TDC1"/>
+        <w:tabs>
+          <w:tab w:val="right" w:leader="dot" w:pos="8600"/>
+        </w:tabs>
+        <w:spacing w:before="0" w:after="0"/>
+      </w:pPr>
+      <w:r>
+        <w:t>Tabla 14. Gestionar inicio de sesión</w:t>
+      </w:r>
+      <w:r>
+        <w:tab/>
+      </w:r>
+      <w:r>
+        <w:fldChar w:fldCharType="begin"/>
+      </w:r>
+      <w:r>
+        <w:instrText xml:space="preserve"> PAGEREF IxTable14 \h </w:instrText>
+      </w:r>
+      <w:r>
+        <w:fldChar w:fldCharType="separate"/>
+      </w:r>
+      <w:r>
+        <w:rPr>
+          <w:noProof/>
+        </w:rPr>
+        <w:t>12</w:t>
+      </w:r>
+      <w:r>
+        <w:fldChar w:fldCharType="end"/>
+      </w:r>
+    </w:p>
+    <w:p>
+      <w:pPr>
+        <w:pStyle w:val="TDC1"/>
+        <w:tabs>
+          <w:tab w:val="right" w:leader="dot" w:pos="8600"/>
+        </w:tabs>
+        <w:spacing w:before="0" w:after="0"/>
+      </w:pPr>
+      <w:r>
+        <w:t>Tabla 15. Consultar movimientos</w:t>
+      </w:r>
+      <w:r>
+        <w:tab/>
+      </w:r>
+      <w:r>
+        <w:fldChar w:fldCharType="begin"/>
+      </w:r>
+      <w:r>
+        <w:instrText xml:space="preserve"> PAGEREF IxTable15 \h </w:instrText>
+      </w:r>
+      <w:r>
+        <w:fldChar w:fldCharType="separate"/>
+      </w:r>
+      <w:r>
+        <w:rPr>
+          <w:noProof/>
+        </w:rPr>
+        <w:t>12</w:t>
+      </w:r>
+      <w:r>
+        <w:fldChar w:fldCharType="end"/>
+      </w:r>
+    </w:p>
+    <w:p>
+      <w:pPr>
+        <w:pStyle w:val="TDC1"/>
+        <w:tabs>
+          <w:tab w:val="right" w:leader="dot" w:pos="8600"/>
+        </w:tabs>
+        <w:spacing w:before="0" w:after="0"/>
+      </w:pPr>
+      <w:r>
+        <w:t>Tabla 16. Registrar depósito</w:t>
+      </w:r>
+      <w:r>
+        <w:tab/>
+      </w:r>
+      <w:r>
+        <w:fldChar w:fldCharType="begin"/>
+      </w:r>
+      <w:r>
+        <w:instrText xml:space="preserve"> PAGEREF IxTable16 \h </w:instrText>
+      </w:r>
+      <w:r>
+        <w:fldChar w:fldCharType="separate"/>
+      </w:r>
+      <w:r>
+        <w:rPr>
+          <w:noProof/>
+        </w:rPr>
+        <w:t>12</w:t>
+      </w:r>
+      <w:r>
+        <w:fldChar w:fldCharType="end"/>
+      </w:r>
+    </w:p>
+    <w:p>
+      <w:pPr>
+        <w:pStyle w:val="TDC1"/>
+        <w:tabs>
+          <w:tab w:val="right" w:leader="dot" w:pos="8600"/>
+        </w:tabs>
+        <w:spacing w:before="0" w:after="0"/>
+      </w:pPr>
+      <w:r>
+        <w:t>Tabla 17. Transferir fondos</w:t>
+      </w:r>
+      <w:r>
+        <w:tab/>
+      </w:r>
+      <w:r>
+        <w:fldChar w:fldCharType="begin"/>
+      </w:r>
+      <w:r>
+        <w:instrText xml:space="preserve"> PAGEREF IxTable17 \h </w:instrText>
+      </w:r>
+      <w:r>
+        <w:fldChar w:fldCharType="separate"/>
+      </w:r>
+      <w:r>
+        <w:rPr>
+          <w:noProof/>
+        </w:rPr>
+        <w:t>13</w:t>
+      </w:r>
+      <w:r>
+        <w:fldChar w:fldCharType="end"/>
+      </w:r>
+    </w:p>
+    <w:p>
+      <w:pPr>
+        <w:pStyle w:val="TDC1"/>
+        <w:tabs>
+          <w:tab w:val="right" w:leader="dot" w:pos="8600"/>
+        </w:tabs>
+        <w:spacing w:before="0" w:after="0"/>
+      </w:pPr>
+      <w:r>
+        <w:t>Tabla 18. Cerrar sesión</w:t>
+      </w:r>
+      <w:r>
+        <w:tab/>
+      </w:r>
+      <w:r>
+        <w:fldChar w:fldCharType="begin"/>
+      </w:r>
+      <w:r>
+        <w:instrText xml:space="preserve"> PAGEREF IxTable18 \h </w:instrText>
+      </w:r>
+      <w:r>
+        <w:fldChar w:fldCharType="separate"/>
+      </w:r>
+      <w:r>
+        <w:rPr>
+          <w:noProof/>
+        </w:rPr>
+        <w:t>13</w:t>
+      </w:r>
+      <w:r>
+        <w:fldChar w:fldCharType="end"/>
+      </w:r>
+    </w:p>
+    <w:p>
+      <w:pPr>
+        <w:pStyle w:val="TDC1"/>
+        <w:tabs>
+          <w:tab w:val="right" w:leader="dot" w:pos="8600"/>
+        </w:tabs>
+        <w:spacing w:before="0" w:after="0"/>
+      </w:pPr>
+      <w:r>
+        <w:t>Tabla 19. Requisito no funcional: tiempo de respuesta</w:t>
+      </w:r>
+      <w:r>
+        <w:tab/>
+      </w:r>
+      <w:r>
+        <w:fldChar w:fldCharType="begin"/>
+      </w:r>
+      <w:r>
+        <w:instrText xml:space="preserve"> PAGEREF IxTable19 \h </w:instrText>
+      </w:r>
+      <w:r>
+        <w:fldChar w:fldCharType="separate"/>
+      </w:r>
+      <w:r>
+        <w:rPr>
+          <w:noProof/>
+        </w:rPr>
+        <w:t>13</w:t>
+      </w:r>
+      <w:r>
+        <w:fldChar w:fldCharType="end"/>
+      </w:r>
+    </w:p>
+    <w:p>
+      <w:pPr>
+        <w:pStyle w:val="TDC1"/>
+        <w:tabs>
+          <w:tab w:val="right" w:leader="dot" w:pos="8600"/>
+        </w:tabs>
+        <w:spacing w:before="0" w:after="0"/>
+      </w:pPr>
+      <w:r>
+        <w:t>Tabla 20. Requisito no funcional: presentación</w:t>
+      </w:r>
+      <w:r>
+        <w:tab/>
+      </w:r>
+      <w:r>
+        <w:fldChar w:fldCharType="begin"/>
+      </w:r>
+      <w:r>
+        <w:instrText xml:space="preserve"> PAGEREF IxTable20 \h </w:instrText>
+      </w:r>
+      <w:r>
+        <w:fldChar w:fldCharType="separate"/>
+      </w:r>
+      <w:r>
+        <w:rPr>
+          <w:noProof/>
+        </w:rPr>
+        <w:t>14</w:t>
+      </w:r>
+      <w:r>
+        <w:fldChar w:fldCharType="end"/>
+      </w:r>
+    </w:p>
+    <w:p>
+      <w:pPr>
+        <w:pStyle w:val="TDC1"/>
+        <w:tabs>
+          <w:tab w:val="right" w:leader="dot" w:pos="8600"/>
+        </w:tabs>
+        <w:spacing w:before="0" w:after="0"/>
+      </w:pPr>
+      <w:r>
+        <w:t>Tabla 21. Requisito no funcional: facilidad de uso</w:t>
+      </w:r>
+      <w:r>
+        <w:tab/>
+      </w:r>
+      <w:r>
+        <w:fldChar w:fldCharType="begin"/>
+      </w:r>
+      <w:r>
+        <w:instrText xml:space="preserve"> PAGEREF IxTable21 \h </w:instrText>
+      </w:r>
+      <w:r>
+        <w:fldChar w:fldCharType="separate"/>
+      </w:r>
+      <w:r>
+        <w:rPr>
+          <w:noProof/>
+        </w:rPr>
+        <w:t>14</w:t>
+      </w:r>
+      <w:r>
+        <w:fldChar w:fldCharType="end"/>
+      </w:r>
+    </w:p>
+    <w:p>
+      <w:pPr>
+        <w:pStyle w:val="TDC1"/>
+        <w:tabs>
+          <w:tab w:val="right" w:leader="dot" w:pos="8600"/>
+        </w:tabs>
+        <w:spacing w:before="0" w:after="0"/>
+      </w:pPr>
+      <w:r>
+        <w:t>Tabla 22. Requisito no funcional: seguridad</w:t>
+      </w:r>
+      <w:r>
+        <w:tab/>
+      </w:r>
+      <w:r>
+        <w:fldChar w:fldCharType="begin"/>
+      </w:r>
+      <w:r>
+        <w:instrText xml:space="preserve"> PAGEREF IxTable22 \h </w:instrText>
+      </w:r>
+      <w:r>
+        <w:fldChar w:fldCharType="separate"/>
+      </w:r>
+      <w:r>
+        <w:rPr>
+          <w:noProof/>
+        </w:rPr>
+        <w:t>14</w:t>
+      </w:r>
+      <w:r>
+        <w:fldChar w:fldCharType="end"/>
+      </w:r>
+    </w:p>
+    <w:p>
+      <w:pPr>
+        <w:pStyle w:val="TDC1"/>
+        <w:tabs>
+          <w:tab w:val="right" w:leader="dot" w:pos="8600"/>
+        </w:tabs>
+        <w:spacing w:before="0" w:after="0"/>
+      </w:pPr>
+      <w:r>
+        <w:t>Tabla 23. Requisito no funcional: plataforma</w:t>
+      </w:r>
+      <w:r>
+        <w:tab/>
+      </w:r>
+      <w:r>
+        <w:fldChar w:fldCharType="begin"/>
+      </w:r>
+      <w:r>
+        <w:instrText xml:space="preserve"> PAGEREF IxTable23 \h </w:instrText>
+      </w:r>
+      <w:r>
+        <w:fldChar w:fldCharType="separate"/>
+      </w:r>
+      <w:r>
+        <w:rPr>
+          <w:noProof/>
+        </w:rPr>
+        <w:t>14</w:t>
+      </w:r>
+      <w:r>
+        <w:fldChar w:fldCharType="end"/>
+      </w:r>
+    </w:p>
+    <w:p>
+      <w:pPr>
+        <w:pStyle w:val="TDC1"/>
+        <w:tabs>
+          <w:tab w:val="right" w:leader="dot" w:pos="8600"/>
+        </w:tabs>
+        <w:spacing w:before="0" w:after="0"/>
+      </w:pPr>
+      <w:r>
+        <w:t>Tabla 24. Requisito no funcional: accesibilidad</w:t>
+      </w:r>
+      <w:r>
+        <w:tab/>
+      </w:r>
+      <w:r>
+        <w:fldChar w:fldCharType="begin"/>
+      </w:r>
+      <w:r>
+        <w:instrText xml:space="preserve"> PAGEREF IxTable24 \h </w:instrText>
+      </w:r>
+      <w:r>
+        <w:fldChar w:fldCharType="separate"/>
+      </w:r>
+      <w:r>
+        <w:rPr>
+          <w:noProof/>
+        </w:rPr>
+        <w:t>15</w:t>
+      </w:r>
+      <w:r>
+        <w:fldChar w:fldCharType="end"/>
+      </w:r>
+    </w:p>
+    <w:p>
+      <w:pPr>
+        <w:pStyle w:val="TDC1"/>
+        <w:tabs>
+          <w:tab w:val="right" w:leader="dot" w:pos="8600"/>
+        </w:tabs>
+        <w:spacing w:before="0" w:after="0"/>
+      </w:pPr>
+      <w:r>
+        <w:t>Tabla 25. Requisito no funcional: mantenimiento</w:t>
+      </w:r>
+      <w:r>
+        <w:tab/>
+      </w:r>
+      <w:r>
+        <w:fldChar w:fldCharType="begin"/>
+      </w:r>
+      <w:r>
+        <w:instrText xml:space="preserve"> PAGEREF IxTable25 \h </w:instrText>
+      </w:r>
+      <w:r>
+        <w:fldChar w:fldCharType="separate"/>
+      </w:r>
+      <w:r>
+        <w:rPr>
+          <w:noProof/>
+        </w:rPr>
+        <w:t>15</w:t>
+      </w:r>
+      <w:r>
+        <w:fldChar w:fldCharType="end"/>
+      </w:r>
+    </w:p>
+    <w:p>
+      <w:pPr>
+        <w:pStyle w:val="Ttulo1"/>
+        <w:rPr>
+          <w:lang w:val="en-US"/>
+        </w:rPr>
+      </w:pPr>
+      <w:bookmarkStart w:id="2" w:name="_Toc244063319"/>
+      <w:r>
+        <w:rPr>
+          <w:lang w:val="en-US"/>
+        </w:rPr>
+        <w:t>CASO DE ESTUDIO</w:t>
+      </w:r>
+      <w:bookmarkEnd w:id="1"/>
       <w:bookmarkEnd w:id="2"/>
     </w:p>
     <w:p>
       <w:pPr>
-        <w:pStyle w:val="Ttulo1"/>
         <w:rPr>
           <w:lang w:val="en-US"/>
         </w:rPr>
       </w:pPr>
-      <w:bookmarkStart w:id="3" w:name="_Toc244027569"/>
       <w:r>
         <w:rPr>
           <w:lang w:val="en-US"/>
         </w:rPr>
-        <w:t>CASO DE ESTUDIO</w:t>
-      </w:r>
-      <w:bookmarkEnd w:id="1"/>
-      <w:bookmarkEnd w:id="3"/>
+        <w:t>EurekaBank integra cuatro canales de cliente con un servicio bancario central. El usuario puede autenticarse, consultar movimientos, registrar depósitos, transferir fondos entre cuentas propias o de terceros y cerrar su sesión.</w:t>
+      </w:r>
     </w:p>
     <w:p>
       <w:pPr>
@@ -7237,7 +8041,7 @@
         <w:rPr>
           <w:lang w:val="en-US"/>
         </w:rPr>
-        <w:t>EurekaBank integra cuatro canales de cliente con un servicio bancario central. El usuario puede autenticarse, consultar movimientos, registrar depósitos, transferir fondos entre cuentas propias o de terceros y cerrar su sesión.</w:t>
+        <w:t>La variante documentada usa .NET 10 con ASP.NET Core. Clientes: consola, escritorio WPF, web ASP.NET Core MVC y móvil .NET MAUI. La persistencia del servidor utiliza SQL Server. El cliente consume el servicio por REST y no se conecta directamente a la base de datos.</w:t>
       </w:r>
     </w:p>
     <w:p>
@@ -7250,39 +8054,39 @@
         <w:rPr>
           <w:lang w:val="en-US"/>
         </w:rPr>
-        <w:t>La variante documentada usa .NET 10 con ASP.NET Core. Clientes: consola, escritorio WPF, web ASP.NET Core MVC y móvil .NET MAUI. La persistencia del servidor utiliza SQL Server. El cliente consume el servicio por REST y no se conecta directamente a la base de datos.</w:t>
+        <w:t>Las operaciones de dinero se confirman únicamente cuando el servicio devuelve un resultado exitoso. Una transferencia debita la cuenta de origen y acredita la cuenta de destino dentro de la misma transacción.</w:t>
       </w:r>
     </w:p>
     <w:p>
       <w:pPr>
+        <w:pStyle w:val="Ttulo1"/>
         <w:rPr>
           <w:lang w:val="en-US"/>
         </w:rPr>
       </w:pPr>
+      <w:bookmarkStart w:id="3" w:name="_Toc243579218"/>
+      <w:bookmarkStart w:id="4" w:name="_Toc244063320"/>
       <w:r>
         <w:rPr>
           <w:lang w:val="en-US"/>
         </w:rPr>
-        <w:t>Las operaciones de dinero se confirman únicamente cuando el servicio devuelve un resultado exitoso. Una transferencia debita la cuenta de origen y acredita la cuenta de destino dentro de la misma transacción.</w:t>
-      </w:r>
+        <w:t>1. Introducción</w:t>
+      </w:r>
+      <w:bookmarkEnd w:id="3"/>
+      <w:bookmarkEnd w:id="4"/>
     </w:p>
     <w:p>
       <w:pPr>
-        <w:pStyle w:val="Ttulo1"/>
         <w:rPr>
           <w:lang w:val="en-US"/>
         </w:rPr>
       </w:pPr>
-      <w:bookmarkStart w:id="4" w:name="_Toc243579218"/>
-      <w:bookmarkStart w:id="5" w:name="_Toc244027570"/>
       <w:r>
         <w:rPr>
           <w:lang w:val="en-US"/>
         </w:rPr>
-        <w:t>1. Introducción</w:t>
-      </w:r>
-      <w:bookmarkEnd w:id="4"/>
-      <w:bookmarkEnd w:id="5"/>
+        <w:t>Este documento especifica los requisitos funcionales, de seguridad y de calidad para EurekaBank con REST en .NET. La solución expone operaciones bancarias comunes a clientes de consola, escritorio, web y móvil.</w:t>
+      </w:r>
     </w:p>
     <w:p>
       <w:pPr>
@@ -7294,39 +8098,39 @@
         <w:rPr>
           <w:lang w:val="en-US"/>
         </w:rPr>
-        <w:t>Este documento especifica los requisitos funcionales, de seguridad y de calidad para EurekaBank con REST en .NET. La solución expone operaciones bancarias comunes a clientes de consola, escritorio, web y móvil.</w:t>
+        <w:t>La especificación fija el comportamiento esperado en las interfaces y en el servicio. La validación de identidad, la autorización de cuentas, las reglas de saldo y la persistencia corresponden al servidor.</w:t>
       </w:r>
     </w:p>
     <w:p>
       <w:pPr>
+        <w:pStyle w:val="Ttulo1"/>
         <w:rPr>
           <w:lang w:val="en-US"/>
         </w:rPr>
       </w:pPr>
+      <w:bookmarkStart w:id="5" w:name="_Toc243579219"/>
+      <w:bookmarkStart w:id="6" w:name="_Toc244063321"/>
       <w:r>
         <w:rPr>
           <w:lang w:val="en-US"/>
         </w:rPr>
-        <w:t>La especificación fija el comportamiento esperado en las interfaces y en el servicio. La validación de identidad, la autorización de cuentas, las reglas de saldo y la persistencia corresponden al servidor.</w:t>
-      </w:r>
+        <w:t>2. Propósito</w:t>
+      </w:r>
+      <w:bookmarkEnd w:id="5"/>
+      <w:bookmarkEnd w:id="6"/>
     </w:p>
     <w:p>
       <w:pPr>
-        <w:pStyle w:val="Ttulo1"/>
         <w:rPr>
           <w:lang w:val="en-US"/>
         </w:rPr>
       </w:pPr>
-      <w:bookmarkStart w:id="6" w:name="_Toc243579219"/>
-      <w:bookmarkStart w:id="7" w:name="_Toc244027571"/>
       <w:r>
         <w:rPr>
           <w:lang w:val="en-US"/>
         </w:rPr>
-        <w:t>2. Propósito</w:t>
-      </w:r>
-      <w:bookmarkEnd w:id="6"/>
-      <w:bookmarkEnd w:id="7"/>
+        <w:t>Definir requisitos verificables para que el equipo construya y compruebe los clientes y el servicio de EurekaBank, con resultados coherentes en los cuatro canales.</w:t>
+      </w:r>
     </w:p>
     <w:p>
       <w:pPr>
@@ -7338,39 +8142,40 @@
         <w:rPr>
           <w:lang w:val="en-US"/>
         </w:rPr>
-        <w:t>Definir requisitos verificables para que el equipo construya y compruebe los clientes y el servicio de EurekaBank, con resultados coherentes en los cuatro canales.</w:t>
+        <w:lastRenderedPageBreak/>
+        <w:t>El documento sirve como base para diseño, implementación, pruebas funcionales, revisión de seguridad y aceptación de las operaciones bancarias.</w:t>
       </w:r>
     </w:p>
     <w:p>
       <w:pPr>
+        <w:pStyle w:val="Ttulo1"/>
         <w:rPr>
           <w:lang w:val="en-US"/>
         </w:rPr>
       </w:pPr>
+      <w:bookmarkStart w:id="7" w:name="_Toc243579220"/>
+      <w:bookmarkStart w:id="8" w:name="_Toc244063322"/>
       <w:r>
         <w:rPr>
           <w:lang w:val="en-US"/>
         </w:rPr>
-        <w:t>El documento sirve como base para diseño, implementación, pruebas funcionales, revisión de seguridad y aceptación de las operaciones bancarias.</w:t>
-      </w:r>
+        <w:t>3. Alcance</w:t>
+      </w:r>
+      <w:bookmarkEnd w:id="7"/>
+      <w:bookmarkEnd w:id="8"/>
     </w:p>
     <w:p>
       <w:pPr>
-        <w:pStyle w:val="Ttulo1"/>
         <w:rPr>
           <w:lang w:val="en-US"/>
         </w:rPr>
       </w:pPr>
-      <w:bookmarkStart w:id="8" w:name="_Toc243579220"/>
-      <w:bookmarkStart w:id="9" w:name="_Toc244027572"/>
       <w:r>
         <w:rPr>
           <w:lang w:val="en-US"/>
         </w:rPr>
-        <w:t>3. Alcance</w:t>
-      </w:r>
-      <w:bookmarkEnd w:id="8"/>
-      <w:bookmarkEnd w:id="9"/>
+        <w:t>El sistema incluye autenticación, consulta de movimientos, depósitos, transferencias a cuentas propias o de terceros y cierre de sesión. El servicio conserva la autoridad sobre cuentas, saldos, titularidad y movimientos.</w:t>
+      </w:r>
     </w:p>
     <w:p>
       <w:pPr>
@@ -7382,7 +8187,7 @@
         <w:rPr>
           <w:lang w:val="en-US"/>
         </w:rPr>
-        <w:t>El sistema incluye autenticación, consulta de movimientos, depósitos, transferencias a cuentas propias o de terceros y cierre de sesión. El servicio conserva la autoridad sobre cuentas, saldos, titularidad y movimientos.</w:t>
+        <w:t>Quedan fuera del alcance la apertura y cierre de cuentas, la administración de clientes, la recuperación de contraseñas, la gestión de beneficiarios y la configuración de productos financieros.</w:t>
       </w:r>
     </w:p>
     <w:p>
@@ -7395,65 +8200,53 @@
         <w:rPr>
           <w:lang w:val="en-US"/>
         </w:rPr>
-        <w:t>Quedan fuera del alcance la apertura y cierre de cuentas, la administración de clientes, la recuperación de contraseñas, la gestión de beneficiarios y la configuración de productos financieros.</w:t>
+        <w:t>Los clientes no guardan credenciales de base de datos ni escriben directamente en la persistencia. La interfaz muestra una operación como exitosa solo cuando recibe una respuesta de confirmación.</w:t>
       </w:r>
     </w:p>
     <w:p>
       <w:pPr>
+        <w:pStyle w:val="Ttulo1"/>
         <w:rPr>
           <w:lang w:val="en-US"/>
         </w:rPr>
       </w:pPr>
+      <w:bookmarkStart w:id="9" w:name="_Toc243579221"/>
+      <w:bookmarkStart w:id="10" w:name="_Toc244063323"/>
       <w:r>
         <w:rPr>
           <w:lang w:val="en-US"/>
         </w:rPr>
-        <w:t>Los clientes no guardan credenciales de base de datos ni escriben directamente en la persistencia. La interfaz muestra una operación como exitosa solo cuando recibe una respuesta de confirmación.</w:t>
-      </w:r>
+        <w:t>4. Definiciones, Acrónimos y Abreviaturas</w:t>
+      </w:r>
+      <w:bookmarkEnd w:id="9"/>
+      <w:bookmarkEnd w:id="10"/>
     </w:p>
     <w:p>
       <w:pPr>
-        <w:pStyle w:val="Ttulo1"/>
+        <w:pStyle w:val="Ttulo2"/>
         <w:rPr>
           <w:lang w:val="en-US"/>
         </w:rPr>
       </w:pPr>
-      <w:bookmarkStart w:id="10" w:name="_Toc243579221"/>
-      <w:bookmarkStart w:id="11" w:name="_Toc244027573"/>
+      <w:bookmarkStart w:id="11" w:name="_Toc243579222"/>
+      <w:bookmarkStart w:id="12" w:name="_Toc244063324"/>
       <w:r>
         <w:rPr>
           <w:lang w:val="en-US"/>
         </w:rPr>
-        <w:t>4. Definiciones, Acrónimos y Abreviaturas</w:t>
-      </w:r>
-      <w:bookmarkEnd w:id="10"/>
+        <w:t>4.1 Definiciones</w:t>
+      </w:r>
       <w:bookmarkEnd w:id="11"/>
+      <w:bookmarkEnd w:id="12"/>
     </w:p>
     <w:p>
       <w:pPr>
-        <w:pStyle w:val="Ttulo2"/>
+        <w:pStyle w:val="Descripcin"/>
         <w:rPr>
           <w:lang w:val="en-US"/>
         </w:rPr>
       </w:pPr>
-      <w:bookmarkStart w:id="12" w:name="_Toc243579222"/>
-      <w:bookmarkStart w:id="13" w:name="_Toc244027574"/>
-      <w:r>
-        <w:rPr>
-          <w:lang w:val="en-US"/>
-        </w:rPr>
-        <w:t>4.1 Definiciones</w:t>
-      </w:r>
-      <w:bookmarkEnd w:id="12"/>
-      <w:bookmarkEnd w:id="13"/>
-    </w:p>
-    <w:p>
-      <w:pPr>
-        <w:pStyle w:val="Descripcin"/>
-        <w:rPr>
-          <w:lang w:val="en-US"/>
-        </w:rPr>
-      </w:pPr>
+      <w:bookmarkStart w:id="13" w:name="IxTable1"/>
       <w:r>
         <w:rPr>
           <w:lang w:val="en-US"/>
@@ -7480,6 +8273,7 @@
             <w:cnfStyle w:val="001000000000" w:firstRow="0" w:lastRow="0" w:firstColumn="1" w:lastColumn="0" w:oddVBand="0" w:evenVBand="0" w:oddHBand="0" w:evenHBand="0" w:firstRowFirstColumn="0" w:firstRowLastColumn="0" w:lastRowFirstColumn="0" w:lastRowLastColumn="0"/>
             <w:tcW w:w="2500" w:type="pct"/>
           </w:tcPr>
+          <w:bookmarkEnd w:id="13"/>
           <w:p>
             <w:pPr>
               <w:rPr>
@@ -7575,7 +8369,6 @@
               <w:rPr>
                 <w:lang w:val="en-US"/>
               </w:rPr>
-              <w:lastRenderedPageBreak/>
               <w:t>Cuenta de origen</w:t>
             </w:r>
           </w:p>
@@ -8034,6 +8827,7 @@
               <w:rPr>
                 <w:lang w:val="en-US"/>
               </w:rPr>
+              <w:lastRenderedPageBreak/>
               <w:t>Clave idempotente</w:t>
             </w:r>
           </w:p>
@@ -8366,7 +9160,6 @@
               <w:rPr>
                 <w:lang w:val="en-US"/>
               </w:rPr>
-              <w:lastRenderedPageBreak/>
               <w:t>WSDL</w:t>
             </w:r>
           </w:p>
@@ -8400,7 +9193,7 @@
         </w:rPr>
       </w:pPr>
       <w:bookmarkStart w:id="14" w:name="_Toc243579223"/>
-      <w:bookmarkStart w:id="15" w:name="_Toc244027575"/>
+      <w:bookmarkStart w:id="15" w:name="_Toc244063325"/>
       <w:r>
         <w:rPr>
           <w:lang w:val="en-US"/>
@@ -8417,6 +9210,7 @@
           <w:lang w:val="en-US"/>
         </w:rPr>
       </w:pPr>
+      <w:bookmarkStart w:id="16" w:name="IxTable2"/>
       <w:r>
         <w:rPr>
           <w:lang w:val="en-US"/>
@@ -8443,6 +9237,7 @@
             <w:cnfStyle w:val="001000000000" w:firstRow="0" w:lastRow="0" w:firstColumn="1" w:lastColumn="0" w:oddVBand="0" w:evenVBand="0" w:oddHBand="0" w:evenHBand="0" w:firstRowFirstColumn="0" w:firstRowLastColumn="0" w:lastRowFirstColumn="0" w:lastRowLastColumn="0"/>
             <w:tcW w:w="2500" w:type="pct"/>
           </w:tcPr>
+          <w:bookmarkEnd w:id="16"/>
           <w:p>
             <w:pPr>
               <w:rPr>
@@ -8862,16 +9657,16 @@
           <w:lang w:val="en-US"/>
         </w:rPr>
       </w:pPr>
-      <w:bookmarkStart w:id="16" w:name="_Toc243579224"/>
-      <w:bookmarkStart w:id="17" w:name="_Toc244027576"/>
+      <w:bookmarkStart w:id="17" w:name="_Toc243579224"/>
+      <w:bookmarkStart w:id="18" w:name="_Toc244063326"/>
       <w:r>
         <w:rPr>
           <w:lang w:val="en-US"/>
         </w:rPr>
         <w:t>5. Referencias</w:t>
       </w:r>
-      <w:bookmarkEnd w:id="16"/>
       <w:bookmarkEnd w:id="17"/>
+      <w:bookmarkEnd w:id="18"/>
     </w:p>
     <w:p>
       <w:pPr>
@@ -8893,6 +9688,7 @@
           <w:lang w:val="en-US"/>
         </w:rPr>
       </w:pPr>
+      <w:bookmarkStart w:id="19" w:name="IxTable3"/>
       <w:r>
         <w:rPr>
           <w:lang w:val="en-US"/>
@@ -8922,6 +9718,7 @@
             <w:cnfStyle w:val="001000000000" w:firstRow="0" w:lastRow="0" w:firstColumn="1" w:lastColumn="0" w:oddVBand="0" w:evenVBand="0" w:oddHBand="0" w:evenHBand="0" w:firstRowFirstColumn="0" w:firstRowLastColumn="0" w:lastRowFirstColumn="0" w:lastRowLastColumn="0"/>
             <w:tcW w:w="1000" w:type="pct"/>
           </w:tcPr>
+          <w:bookmarkEnd w:id="19"/>
           <w:p>
             <w:pPr>
               <w:rPr>
@@ -8933,6 +9730,7 @@
               <w:rPr>
                 <w:lang w:val="en-US"/>
               </w:rPr>
+              <w:lastRenderedPageBreak/>
               <w:t>Referencia</w:t>
             </w:r>
           </w:p>
@@ -9420,79 +10218,78 @@
           <w:lang w:val="en-US"/>
         </w:rPr>
       </w:pPr>
-      <w:bookmarkStart w:id="18" w:name="_Toc243579225"/>
-      <w:bookmarkStart w:id="19" w:name="_Toc244027577"/>
+      <w:bookmarkStart w:id="20" w:name="_Toc243579225"/>
+      <w:bookmarkStart w:id="21" w:name="_Toc244063327"/>
       <w:r>
         <w:rPr>
           <w:lang w:val="en-US"/>
         </w:rPr>
         <w:t>6. Visión General del Documento</w:t>
-      </w:r>
-      <w:bookmarkEnd w:id="18"/>
-      <w:bookmarkEnd w:id="19"/>
-    </w:p>
-    <w:p>
-      <w:pPr>
-        <w:rPr>
-          <w:lang w:val="en-US"/>
-        </w:rPr>
-      </w:pPr>
-      <w:r>
-        <w:rPr>
-          <w:lang w:val="en-US"/>
-        </w:rPr>
-        <w:lastRenderedPageBreak/>
-        <w:t>La especificación presenta el contexto del producto, sus interfaces y restricciones; después define requisitos funcionales, reglas bancarias, calidad, rendimiento y criterios para verificar las operaciones.</w:t>
-      </w:r>
-    </w:p>
-    <w:p>
-      <w:pPr>
-        <w:rPr>
-          <w:lang w:val="en-US"/>
-        </w:rPr>
-      </w:pPr>
-      <w:r>
-        <w:rPr>
-          <w:lang w:val="en-US"/>
-        </w:rPr>
-        <w:t>El ECUD complementa esta especificación con flujos detallados e ilustraciones de casos de uso, actividad y secuencia para las cinco operaciones.</w:t>
-      </w:r>
-    </w:p>
-    <w:p>
-      <w:pPr>
-        <w:pStyle w:val="Ttulo1"/>
-        <w:rPr>
-          <w:lang w:val="en-US"/>
-        </w:rPr>
-      </w:pPr>
-      <w:bookmarkStart w:id="20" w:name="_Toc243579226"/>
-      <w:bookmarkStart w:id="21" w:name="_Toc244027578"/>
-      <w:r>
-        <w:rPr>
-          <w:lang w:val="en-US"/>
-        </w:rPr>
-        <w:t>7. Descripción General</w:t>
       </w:r>
       <w:bookmarkEnd w:id="20"/>
       <w:bookmarkEnd w:id="21"/>
     </w:p>
     <w:p>
       <w:pPr>
-        <w:pStyle w:val="Ttulo2"/>
         <w:rPr>
           <w:lang w:val="en-US"/>
         </w:rPr>
       </w:pPr>
-      <w:bookmarkStart w:id="22" w:name="_Toc243579227"/>
-      <w:bookmarkStart w:id="23" w:name="_Toc244027579"/>
       <w:r>
         <w:rPr>
           <w:lang w:val="en-US"/>
         </w:rPr>
-        <w:t>7.1 Perspectiva del Producto</w:t>
+        <w:t>La especificación presenta el contexto del producto, sus interfaces y restricciones; después define requisitos funcionales, reglas bancarias, calidad, rendimiento y criterios para verificar las operaciones.</w:t>
+      </w:r>
+    </w:p>
+    <w:p>
+      <w:pPr>
+        <w:rPr>
+          <w:lang w:val="en-US"/>
+        </w:rPr>
+      </w:pPr>
+      <w:r>
+        <w:rPr>
+          <w:lang w:val="en-US"/>
+        </w:rPr>
+        <w:t>El ECUD complementa esta especificación con flujos detallados e ilustraciones de casos de uso, actividad y secuencia para las cinco operaciones.</w:t>
+      </w:r>
+    </w:p>
+    <w:p>
+      <w:pPr>
+        <w:pStyle w:val="Ttulo1"/>
+        <w:rPr>
+          <w:lang w:val="en-US"/>
+        </w:rPr>
+      </w:pPr>
+      <w:bookmarkStart w:id="22" w:name="_Toc243579226"/>
+      <w:bookmarkStart w:id="23" w:name="_Toc244063328"/>
+      <w:r>
+        <w:rPr>
+          <w:lang w:val="en-US"/>
+        </w:rPr>
+        <w:t>7. Descripción General</w:t>
       </w:r>
       <w:bookmarkEnd w:id="22"/>
       <w:bookmarkEnd w:id="23"/>
+    </w:p>
+    <w:p>
+      <w:pPr>
+        <w:pStyle w:val="Ttulo2"/>
+        <w:rPr>
+          <w:lang w:val="en-US"/>
+        </w:rPr>
+      </w:pPr>
+      <w:bookmarkStart w:id="24" w:name="_Toc243579227"/>
+      <w:bookmarkStart w:id="25" w:name="_Toc244063329"/>
+      <w:r>
+        <w:rPr>
+          <w:lang w:val="en-US"/>
+        </w:rPr>
+        <w:t>7.1 Perspectiva del Producto</w:t>
+      </w:r>
+      <w:bookmarkEnd w:id="24"/>
+      <w:bookmarkEnd w:id="25"/>
     </w:p>
     <w:p>
       <w:pPr>
@@ -9560,7 +10357,7 @@
                     <pic:cNvPicPr/>
                   </pic:nvPicPr>
                   <pic:blipFill>
-                    <a:blip r:embed="rId12" cstate="print">
+                    <a:blip r:embed="rId17" cstate="print">
                       <a:extLst>
                         <a:ext uri="{28A0092B-C50C-407E-A947-70E740481C1C}">
                           <a14:useLocalDpi xmlns:a14="http://schemas.microsoft.com/office/drawing/2010/main" val="0"/>
@@ -9594,6 +10391,7 @@
           <w:lang w:val="en-US"/>
         </w:rPr>
       </w:pPr>
+      <w:bookmarkStart w:id="26" w:name="IxFigure1"/>
       <w:r>
         <w:rPr>
           <w:lang w:val="en-US"/>
@@ -9608,16 +10406,17 @@
           <w:lang w:val="en-US"/>
         </w:rPr>
       </w:pPr>
-      <w:bookmarkStart w:id="24" w:name="_Toc243579228"/>
-      <w:bookmarkStart w:id="25" w:name="_Toc244027580"/>
+      <w:bookmarkStart w:id="27" w:name="_Toc243579228"/>
+      <w:bookmarkStart w:id="28" w:name="_Toc244063330"/>
+      <w:bookmarkEnd w:id="26"/>
       <w:r>
         <w:rPr>
           <w:lang w:val="en-US"/>
         </w:rPr>
         <w:t>7.2 Funciones del Producto (software)</w:t>
       </w:r>
-      <w:bookmarkEnd w:id="24"/>
-      <w:bookmarkEnd w:id="25"/>
+      <w:bookmarkEnd w:id="27"/>
+      <w:bookmarkEnd w:id="28"/>
     </w:p>
     <w:p>
       <w:pPr>
@@ -9639,16 +10438,16 @@
           <w:lang w:val="en-US"/>
         </w:rPr>
       </w:pPr>
-      <w:bookmarkStart w:id="26" w:name="_Toc243579229"/>
-      <w:bookmarkStart w:id="27" w:name="_Toc244027581"/>
+      <w:bookmarkStart w:id="29" w:name="_Toc243579229"/>
+      <w:bookmarkStart w:id="30" w:name="_Toc244063331"/>
       <w:r>
         <w:rPr>
           <w:lang w:val="en-US"/>
         </w:rPr>
         <w:t>7.3 Condiciones del Entorno</w:t>
       </w:r>
-      <w:bookmarkEnd w:id="26"/>
-      <w:bookmarkEnd w:id="27"/>
+      <w:bookmarkEnd w:id="29"/>
+      <w:bookmarkEnd w:id="30"/>
     </w:p>
     <w:p>
       <w:pPr>
@@ -9660,6 +10459,7 @@
         <w:rPr>
           <w:lang w:val="en-US"/>
         </w:rPr>
+        <w:lastRenderedPageBreak/>
         <w:t>El servidor requiere un entorno compatible con .NET 10 con ASP.NET Core. Clientes: consola, escritorio WPF, web ASP.NET Core MVC y móvil .NET MAUI. y acceso a SQL Server. Los clientes requieren conectividad con el endpoint configurado. La disponibilidad efectiva depende de la ejecución del servicio y de la base de datos.</w:t>
       </w:r>
     </w:p>
@@ -9670,16 +10470,16 @@
           <w:lang w:val="en-US"/>
         </w:rPr>
       </w:pPr>
-      <w:bookmarkStart w:id="28" w:name="_Toc243579230"/>
-      <w:bookmarkStart w:id="29" w:name="_Toc244027582"/>
+      <w:bookmarkStart w:id="31" w:name="_Toc243579230"/>
+      <w:bookmarkStart w:id="32" w:name="_Toc244063332"/>
       <w:r>
         <w:rPr>
           <w:lang w:val="en-US"/>
         </w:rPr>
         <w:t>7.4 Características de los Usuarios</w:t>
       </w:r>
-      <w:bookmarkEnd w:id="28"/>
-      <w:bookmarkEnd w:id="29"/>
+      <w:bookmarkEnd w:id="31"/>
+      <w:bookmarkEnd w:id="32"/>
     </w:p>
     <w:p>
       <w:pPr>
@@ -9688,6 +10488,7 @@
           <w:lang w:val="en-US"/>
         </w:rPr>
       </w:pPr>
+      <w:bookmarkStart w:id="33" w:name="IxTable4"/>
       <w:r>
         <w:rPr>
           <w:lang w:val="en-US"/>
@@ -9714,6 +10515,7 @@
             <w:cnfStyle w:val="001000000000" w:firstRow="0" w:lastRow="0" w:firstColumn="1" w:lastColumn="0" w:oddVBand="0" w:evenVBand="0" w:oddHBand="0" w:evenHBand="0" w:firstRowFirstColumn="0" w:firstRowLastColumn="0" w:lastRowFirstColumn="0" w:lastRowLastColumn="0"/>
             <w:tcW w:w="2500" w:type="pct"/>
           </w:tcPr>
+          <w:bookmarkEnd w:id="33"/>
           <w:p>
             <w:pPr>
               <w:rPr>
@@ -9882,89 +10684,13 @@
           <w:lang w:val="en-US"/>
         </w:rPr>
       </w:pPr>
-      <w:bookmarkStart w:id="30" w:name="_Toc243579231"/>
-      <w:bookmarkStart w:id="31" w:name="_Toc244027583"/>
+      <w:bookmarkStart w:id="34" w:name="_Toc243579231"/>
+      <w:bookmarkStart w:id="35" w:name="_Toc244063333"/>
       <w:r>
         <w:rPr>
           <w:lang w:val="en-US"/>
         </w:rPr>
         <w:t>7.5 Interfaces Externas</w:t>
-      </w:r>
-      <w:bookmarkEnd w:id="30"/>
-      <w:bookmarkEnd w:id="31"/>
-    </w:p>
-    <w:p>
-      <w:pPr>
-        <w:rPr>
-          <w:lang w:val="en-US"/>
-        </w:rPr>
-      </w:pPr>
-      <w:r>
-        <w:rPr>
-          <w:lang w:val="en-US"/>
-        </w:rPr>
-        <w:t>El usuario interactúa con una interfaz de consola, escritorio, web o móvil. La variante integra esos canales con un único contrato de servicio mediante REST.</w:t>
-      </w:r>
-    </w:p>
-    <w:p>
-      <w:pPr>
-        <w:rPr>
-          <w:lang w:val="en-US"/>
-        </w:rPr>
-      </w:pPr>
-      <w:r>
-        <w:rPr>
-          <w:lang w:val="en-US"/>
-        </w:rPr>
-        <w:t>El servicio usa una interfaz de persistencia interna. Los clientes no exponen credenciales de la base de datos ni invocan directamente sus protocolos.</w:t>
-      </w:r>
-    </w:p>
-    <w:p>
-      <w:pPr>
-        <w:pStyle w:val="Ttulo2"/>
-        <w:rPr>
-          <w:lang w:val="en-US"/>
-        </w:rPr>
-      </w:pPr>
-      <w:bookmarkStart w:id="32" w:name="_Toc243579232"/>
-      <w:bookmarkStart w:id="33" w:name="_Toc244027584"/>
-      <w:r>
-        <w:rPr>
-          <w:lang w:val="en-US"/>
-        </w:rPr>
-        <w:lastRenderedPageBreak/>
-        <w:t>7.6 Restricciones</w:t>
-      </w:r>
-      <w:bookmarkEnd w:id="32"/>
-      <w:bookmarkEnd w:id="33"/>
-    </w:p>
-    <w:p>
-      <w:pPr>
-        <w:rPr>
-          <w:lang w:val="en-US"/>
-        </w:rPr>
-      </w:pPr>
-      <w:r>
-        <w:rPr>
-          <w:lang w:val="en-US"/>
-        </w:rPr>
-        <w:t>La implementación se limita a .NET 10 con ASP.NET Core. Clientes: consola, escritorio WPF, web ASP.NET Core MVC y móvil .NET MAUI. y a la base de datos SQL Server. El cliente debe mantener separación MVC y consumir el endpoint definido por configuración. Las credenciales de persistencia solo se configuran en el entorno del servidor.</w:t>
-      </w:r>
-    </w:p>
-    <w:p>
-      <w:pPr>
-        <w:pStyle w:val="Ttulo2"/>
-        <w:rPr>
-          <w:lang w:val="en-US"/>
-        </w:rPr>
-      </w:pPr>
-      <w:bookmarkStart w:id="34" w:name="_Toc243579233"/>
-      <w:bookmarkStart w:id="35" w:name="_Toc244027585"/>
-      <w:r>
-        <w:rPr>
-          <w:lang w:val="en-US"/>
-        </w:rPr>
-        <w:t>7.7 Suposiciones y Dependencias</w:t>
       </w:r>
       <w:bookmarkEnd w:id="34"/>
       <w:bookmarkEnd w:id="35"/>
@@ -9979,41 +10705,67 @@
         <w:rPr>
           <w:lang w:val="en-US"/>
         </w:rPr>
-        <w:t>Se supone que el servicio y la persistencia están desplegados y que el endpoint configurado corresponde al entorno de ejecución. El servicio debe validar titularidad, estado, moneda, saldo e idempotencia; el cliente no toma esas decisiones por su cuenta.</w:t>
+        <w:t>El usuario interactúa con una interfaz de consola, escritorio, web o móvil. La variante integra esos canales con un único contrato de servicio mediante REST.</w:t>
       </w:r>
     </w:p>
     <w:p>
       <w:pPr>
-        <w:pStyle w:val="Ttulo1"/>
         <w:rPr>
           <w:lang w:val="en-US"/>
         </w:rPr>
       </w:pPr>
-      <w:bookmarkStart w:id="36" w:name="_Toc243579234"/>
-      <w:bookmarkStart w:id="37" w:name="_Toc244027586"/>
       <w:r>
         <w:rPr>
           <w:lang w:val="en-US"/>
         </w:rPr>
-        <w:t>8. Especificación de Requerimientos</w:t>
+        <w:t>El servicio usa una interfaz de persistencia interna. Los clientes no exponen credenciales de la base de datos ni invocan directamente sus protocolos.</w:t>
+      </w:r>
+    </w:p>
+    <w:p>
+      <w:pPr>
+        <w:pStyle w:val="Ttulo2"/>
+        <w:rPr>
+          <w:lang w:val="en-US"/>
+        </w:rPr>
+      </w:pPr>
+      <w:bookmarkStart w:id="36" w:name="_Toc243579232"/>
+      <w:bookmarkStart w:id="37" w:name="_Toc244063334"/>
+      <w:r>
+        <w:rPr>
+          <w:lang w:val="en-US"/>
+        </w:rPr>
+        <w:t>7.6 Restricciones</w:t>
       </w:r>
       <w:bookmarkEnd w:id="36"/>
       <w:bookmarkEnd w:id="37"/>
     </w:p>
     <w:p>
       <w:pPr>
+        <w:rPr>
+          <w:lang w:val="en-US"/>
+        </w:rPr>
+      </w:pPr>
+      <w:r>
+        <w:rPr>
+          <w:lang w:val="en-US"/>
+        </w:rPr>
+        <w:t>La implementación se limita a .NET 10 con ASP.NET Core. Clientes: consola, escritorio WPF, web ASP.NET Core MVC y móvil .NET MAUI. y a la base de datos SQL Server. El cliente debe mantener separación MVC y consumir el endpoint definido por configuración. Las credenciales de persistencia solo se configuran en el entorno del servidor.</w:t>
+      </w:r>
+    </w:p>
+    <w:p>
+      <w:pPr>
         <w:pStyle w:val="Ttulo2"/>
         <w:rPr>
           <w:lang w:val="en-US"/>
         </w:rPr>
       </w:pPr>
-      <w:bookmarkStart w:id="38" w:name="_Toc243579235"/>
-      <w:bookmarkStart w:id="39" w:name="_Toc244027587"/>
+      <w:bookmarkStart w:id="38" w:name="_Toc243579233"/>
+      <w:bookmarkStart w:id="39" w:name="_Toc244063335"/>
       <w:r>
         <w:rPr>
           <w:lang w:val="en-US"/>
         </w:rPr>
-        <w:t>8.1 Requisitos comunes de las interfaces</w:t>
+        <w:t>7.7 Suposiciones y Dependencias</w:t>
       </w:r>
       <w:bookmarkEnd w:id="38"/>
       <w:bookmarkEnd w:id="39"/>
@@ -10028,65 +10780,115 @@
         <w:rPr>
           <w:lang w:val="en-US"/>
         </w:rPr>
-        <w:t>Todos los canales comunican el estado de la operación y muestran mensajes comprensibles para validaciones, resultados y fallos de conexión.</w:t>
+        <w:t>Se supone que el servicio y la persistencia están desplegados y que el endpoint configurado corresponde al entorno de ejecución. El servicio debe validar titularidad, estado, moneda, saldo e idempotencia; el cliente no toma esas decisiones por su cuenta.</w:t>
       </w:r>
     </w:p>
     <w:p>
       <w:pPr>
-        <w:pStyle w:val="Ttulo3"/>
+        <w:pStyle w:val="Ttulo1"/>
         <w:rPr>
           <w:lang w:val="en-US"/>
         </w:rPr>
       </w:pPr>
-      <w:bookmarkStart w:id="40" w:name="_Toc243579236"/>
-      <w:bookmarkStart w:id="41" w:name="_Toc244027588"/>
+      <w:bookmarkStart w:id="40" w:name="_Toc243579234"/>
+      <w:bookmarkStart w:id="41" w:name="_Toc244063336"/>
       <w:r>
         <w:rPr>
           <w:lang w:val="en-US"/>
         </w:rPr>
-        <w:t>8.1.1 Interfaces de usuario</w:t>
+        <w:t>8. Especificación de Requerimientos</w:t>
       </w:r>
       <w:bookmarkEnd w:id="40"/>
       <w:bookmarkEnd w:id="41"/>
     </w:p>
     <w:p>
       <w:pPr>
+        <w:pStyle w:val="Ttulo2"/>
         <w:rPr>
           <w:lang w:val="en-US"/>
         </w:rPr>
       </w:pPr>
+      <w:bookmarkStart w:id="42" w:name="_Toc243579235"/>
+      <w:bookmarkStart w:id="43" w:name="_Toc244063337"/>
       <w:r>
         <w:rPr>
           <w:lang w:val="en-US"/>
         </w:rPr>
-        <w:t>La consola usa menús textuales. Escritorio, web y móvil presentan formularios para credenciales, cuentas e importes, y solicitan confirmación antes de depósitos o transferencias.</w:t>
-      </w:r>
-    </w:p>
-    <w:p>
-      <w:pPr>
-        <w:pStyle w:val="Ttulo3"/>
-        <w:rPr>
-          <w:lang w:val="en-US"/>
-        </w:rPr>
-      </w:pPr>
-      <w:bookmarkStart w:id="42" w:name="_Toc243579237"/>
-      <w:bookmarkStart w:id="43" w:name="_Toc244027589"/>
-      <w:r>
-        <w:rPr>
-          <w:lang w:val="en-US"/>
-        </w:rPr>
-        <w:t>8.1.2 Interfaces de hardware</w:t>
+        <w:t>8.1 Requisitos comunes de las interfaces</w:t>
       </w:r>
       <w:bookmarkEnd w:id="42"/>
       <w:bookmarkEnd w:id="43"/>
     </w:p>
     <w:p>
       <w:pPr>
+        <w:rPr>
+          <w:lang w:val="en-US"/>
+        </w:rPr>
+      </w:pPr>
+      <w:r>
+        <w:rPr>
+          <w:lang w:val="en-US"/>
+        </w:rPr>
+        <w:t>Todos los canales comunican el estado de la operación y muestran mensajes comprensibles para validaciones, resultados y fallos de conexión.</w:t>
+      </w:r>
+    </w:p>
+    <w:p>
+      <w:pPr>
+        <w:pStyle w:val="Ttulo3"/>
+        <w:rPr>
+          <w:lang w:val="en-US"/>
+        </w:rPr>
+      </w:pPr>
+      <w:bookmarkStart w:id="44" w:name="_Toc243579236"/>
+      <w:bookmarkStart w:id="45" w:name="_Toc244063338"/>
+      <w:r>
+        <w:rPr>
+          <w:lang w:val="en-US"/>
+        </w:rPr>
+        <w:t>8.1.1 Interfaces de usuario</w:t>
+      </w:r>
+      <w:bookmarkEnd w:id="44"/>
+      <w:bookmarkEnd w:id="45"/>
+    </w:p>
+    <w:p>
+      <w:pPr>
+        <w:rPr>
+          <w:lang w:val="en-US"/>
+        </w:rPr>
+      </w:pPr>
+      <w:r>
+        <w:rPr>
+          <w:lang w:val="en-US"/>
+        </w:rPr>
+        <w:t>La consola usa menús textuales. Escritorio, web y móvil presentan formularios para credenciales, cuentas e importes, y solicitan confirmación antes de depósitos o transferencias.</w:t>
+      </w:r>
+    </w:p>
+    <w:p>
+      <w:pPr>
+        <w:pStyle w:val="Ttulo3"/>
+        <w:rPr>
+          <w:lang w:val="en-US"/>
+        </w:rPr>
+      </w:pPr>
+      <w:bookmarkStart w:id="46" w:name="_Toc243579237"/>
+      <w:bookmarkStart w:id="47" w:name="_Toc244063339"/>
+      <w:r>
+        <w:rPr>
+          <w:lang w:val="en-US"/>
+        </w:rPr>
+        <w:t>8.1.2 Interfaces de hardware</w:t>
+      </w:r>
+      <w:bookmarkEnd w:id="46"/>
+      <w:bookmarkEnd w:id="47"/>
+    </w:p>
+    <w:p>
+      <w:pPr>
         <w:pStyle w:val="Descripcin"/>
         <w:rPr>
           <w:lang w:val="en-US"/>
         </w:rPr>
       </w:pPr>
+      <w:bookmarkStart w:id="48" w:name="IxTable5"/>
       <w:r>
         <w:rPr>
           <w:lang w:val="en-US"/>
@@ -10117,6 +10919,7 @@
             <w:cnfStyle w:val="001000000000" w:firstRow="0" w:lastRow="0" w:firstColumn="1" w:lastColumn="0" w:oddVBand="0" w:evenVBand="0" w:oddHBand="0" w:evenHBand="0" w:firstRowFirstColumn="0" w:firstRowLastColumn="0" w:lastRowFirstColumn="0" w:lastRowLastColumn="0"/>
             <w:tcW w:w="833" w:type="pct"/>
           </w:tcPr>
+          <w:bookmarkEnd w:id="48"/>
           <w:p>
             <w:pPr>
               <w:rPr>
@@ -10271,7 +11074,14 @@
               <w:rPr>
                 <w:lang w:val="en-US"/>
               </w:rPr>
-              <w:t>Ejecuta servicio y lógica bancaria.</w:t>
+              <w:t xml:space="preserve">Ejecuta servicio y lógica </w:t>
+            </w:r>
+            <w:r>
+              <w:rPr>
+                <w:lang w:val="en-US"/>
+              </w:rPr>
+              <w:lastRenderedPageBreak/>
+              <w:t>bancaria.</w:t>
             </w:r>
           </w:p>
         </w:tc>
@@ -10290,6 +11100,7 @@
               <w:rPr>
                 <w:lang w:val="en-US"/>
               </w:rPr>
+              <w:lastRenderedPageBreak/>
               <w:t>Equipo o máquina virtual.</w:t>
             </w:r>
           </w:p>
@@ -10976,14 +11787,7 @@
               <w:rPr>
                 <w:lang w:val="en-US"/>
               </w:rPr>
-              <w:t xml:space="preserve">Transporta solicitudes y </w:t>
-            </w:r>
-            <w:r>
-              <w:rPr>
-                <w:lang w:val="en-US"/>
-              </w:rPr>
-              <w:lastRenderedPageBreak/>
-              <w:t>respuestas.</w:t>
+              <w:t>Transporta solicitudes y respuestas.</w:t>
             </w:r>
           </w:p>
         </w:tc>
@@ -11002,7 +11806,6 @@
               <w:rPr>
                 <w:lang w:val="en-US"/>
               </w:rPr>
-              <w:lastRenderedPageBreak/>
               <w:t>LAN o Internet.</w:t>
             </w:r>
           </w:p>
@@ -11060,14 +11863,7 @@
               <w:rPr>
                 <w:lang w:val="en-US"/>
               </w:rPr>
-              <w:t xml:space="preserve">HTTP(S) permitido por la </w:t>
-            </w:r>
-            <w:r>
-              <w:rPr>
-                <w:lang w:val="en-US"/>
-              </w:rPr>
-              <w:lastRenderedPageBreak/>
-              <w:t>política local.</w:t>
+              <w:t>HTTP(S) permitido por la política local.</w:t>
             </w:r>
           </w:p>
         </w:tc>
@@ -11080,17 +11876,16 @@
           <w:lang w:val="en-US"/>
         </w:rPr>
       </w:pPr>
-      <w:bookmarkStart w:id="44" w:name="_Toc243579238"/>
-      <w:bookmarkStart w:id="45" w:name="_Toc244027590"/>
+      <w:bookmarkStart w:id="49" w:name="_Toc243579238"/>
+      <w:bookmarkStart w:id="50" w:name="_Toc244063340"/>
       <w:r>
         <w:rPr>
           <w:lang w:val="en-US"/>
         </w:rPr>
-        <w:lastRenderedPageBreak/>
         <w:t>8.1.3 Interfaces de software</w:t>
       </w:r>
-      <w:bookmarkEnd w:id="44"/>
-      <w:bookmarkEnd w:id="45"/>
+      <w:bookmarkEnd w:id="49"/>
+      <w:bookmarkEnd w:id="50"/>
     </w:p>
     <w:p>
       <w:pPr>
@@ -11099,6 +11894,7 @@
           <w:lang w:val="en-US"/>
         </w:rPr>
       </w:pPr>
+      <w:bookmarkStart w:id="51" w:name="IxTable6"/>
       <w:r>
         <w:rPr>
           <w:lang w:val="en-US"/>
@@ -11127,6 +11923,7 @@
             <w:cnfStyle w:val="001000000000" w:firstRow="0" w:lastRow="0" w:firstColumn="1" w:lastColumn="0" w:oddVBand="0" w:evenVBand="0" w:oddHBand="0" w:evenHBand="0" w:firstRowFirstColumn="0" w:firstRowLastColumn="0" w:lastRowFirstColumn="0" w:lastRowLastColumn="0"/>
             <w:tcW w:w="1250" w:type="pct"/>
           </w:tcPr>
+          <w:bookmarkEnd w:id="51"/>
           <w:p>
             <w:pPr>
               <w:rPr>
@@ -11777,6 +12574,7 @@
               <w:rPr>
                 <w:lang w:val="en-US"/>
               </w:rPr>
+              <w:lastRenderedPageBreak/>
               <w:t>Sesión</w:t>
             </w:r>
           </w:p>
@@ -12006,122 +12804,122 @@
           <w:lang w:val="en-US"/>
         </w:rPr>
       </w:pPr>
-      <w:bookmarkStart w:id="46" w:name="_Toc243579239"/>
-      <w:bookmarkStart w:id="47" w:name="_Toc244027591"/>
+      <w:bookmarkStart w:id="52" w:name="_Toc243579239"/>
+      <w:bookmarkStart w:id="53" w:name="_Toc244063341"/>
       <w:r>
         <w:rPr>
           <w:lang w:val="en-US"/>
         </w:rPr>
         <w:t>8.1.4 Interfaces de comunicación</w:t>
-      </w:r>
-      <w:bookmarkEnd w:id="46"/>
-      <w:bookmarkEnd w:id="47"/>
-    </w:p>
-    <w:p>
-      <w:pPr>
-        <w:rPr>
-          <w:lang w:val="en-US"/>
-        </w:rPr>
-      </w:pPr>
-      <w:r>
-        <w:rPr>
-          <w:lang w:val="en-US"/>
-        </w:rPr>
-        <w:t>El cliente envía solicitudes HTTP a recursos REST y procesa cuerpos JSON. Los códigos HTTP y el cuerpo de respuesta distinguen validación, autorización, éxito y error.</w:t>
-      </w:r>
-    </w:p>
-    <w:p>
-      <w:pPr>
-        <w:rPr>
-          <w:lang w:val="en-US"/>
-        </w:rPr>
-      </w:pPr>
-      <w:r>
-        <w:rPr>
-          <w:lang w:val="en-US"/>
-        </w:rPr>
-        <w:t>Endpoint predeterminado de referencia: http://localhost:5081/api/eureka. Configuración del cliente: EUREKABANK_REST_DOTNET_URL. El valor puede cambiar por entorno; la documentación no afirma que el servicio esté en ejecución.</w:t>
-      </w:r>
-    </w:p>
-    <w:p>
-      <w:pPr>
-        <w:pStyle w:val="Ttulo2"/>
-        <w:rPr>
-          <w:lang w:val="en-US"/>
-        </w:rPr>
-      </w:pPr>
-      <w:bookmarkStart w:id="48" w:name="_Toc243579240"/>
-      <w:bookmarkStart w:id="49" w:name="_Toc244027592"/>
-      <w:r>
-        <w:rPr>
-          <w:lang w:val="en-US"/>
-        </w:rPr>
-        <w:t>8.2 Requisitos Funcionales</w:t>
-      </w:r>
-      <w:bookmarkEnd w:id="48"/>
-      <w:bookmarkEnd w:id="49"/>
-    </w:p>
-    <w:p>
-      <w:pPr>
-        <w:pStyle w:val="Ttulo3"/>
-        <w:rPr>
-          <w:lang w:val="en-US"/>
-        </w:rPr>
-      </w:pPr>
-      <w:bookmarkStart w:id="50" w:name="_Toc243579241"/>
-      <w:bookmarkStart w:id="51" w:name="_Toc244027593"/>
-      <w:r>
-        <w:rPr>
-          <w:lang w:val="en-US"/>
-        </w:rPr>
-        <w:t>8.2.1. Objetivo General</w:t>
-      </w:r>
-      <w:bookmarkEnd w:id="50"/>
-      <w:bookmarkEnd w:id="51"/>
-    </w:p>
-    <w:p>
-      <w:pPr>
-        <w:rPr>
-          <w:lang w:val="en-US"/>
-        </w:rPr>
-      </w:pPr>
-      <w:r>
-        <w:rPr>
-          <w:lang w:val="en-US"/>
-        </w:rPr>
-        <w:t>Proteger la información bancaria y permitir operaciones coherentes mediante un servicio que centraliza autenticación, reglas de negocio y persistencia.</w:t>
-      </w:r>
-    </w:p>
-    <w:p>
-      <w:pPr>
-        <w:pStyle w:val="Ttulo3"/>
-        <w:rPr>
-          <w:lang w:val="en-US"/>
-        </w:rPr>
-      </w:pPr>
-      <w:bookmarkStart w:id="52" w:name="_Toc243579242"/>
-      <w:bookmarkStart w:id="53" w:name="_Toc244027594"/>
-      <w:r>
-        <w:rPr>
-          <w:lang w:val="en-US"/>
-        </w:rPr>
-        <w:t>8.2.2. Objetivos Específicos</w:t>
       </w:r>
       <w:bookmarkEnd w:id="52"/>
       <w:bookmarkEnd w:id="53"/>
     </w:p>
     <w:p>
       <w:pPr>
+        <w:rPr>
+          <w:lang w:val="en-US"/>
+        </w:rPr>
+      </w:pPr>
+      <w:r>
+        <w:rPr>
+          <w:lang w:val="en-US"/>
+        </w:rPr>
+        <w:t>El cliente envía solicitudes HTTP a recursos REST y procesa cuerpos JSON. Los códigos HTTP y el cuerpo de respuesta distinguen validación, autorización, éxito y error.</w:t>
+      </w:r>
+    </w:p>
+    <w:p>
+      <w:pPr>
+        <w:rPr>
+          <w:lang w:val="en-US"/>
+        </w:rPr>
+      </w:pPr>
+      <w:r>
+        <w:rPr>
+          <w:lang w:val="en-US"/>
+        </w:rPr>
+        <w:t>Endpoint predeterminado de referencia: http://localhost:5081/api/eureka. Configuración del cliente: EUREKABANK_REST_DOTNET_URL. El valor puede cambiar por entorno; la documentación no afirma que el servicio esté en ejecución.</w:t>
+      </w:r>
+    </w:p>
+    <w:p>
+      <w:pPr>
+        <w:pStyle w:val="Ttulo2"/>
+        <w:rPr>
+          <w:lang w:val="en-US"/>
+        </w:rPr>
+      </w:pPr>
+      <w:bookmarkStart w:id="54" w:name="_Toc243579240"/>
+      <w:bookmarkStart w:id="55" w:name="_Toc244063342"/>
+      <w:r>
+        <w:rPr>
+          <w:lang w:val="en-US"/>
+        </w:rPr>
+        <w:t>8.2 Requisitos Funcionales</w:t>
+      </w:r>
+      <w:bookmarkEnd w:id="54"/>
+      <w:bookmarkEnd w:id="55"/>
+    </w:p>
+    <w:p>
+      <w:pPr>
+        <w:pStyle w:val="Ttulo3"/>
+        <w:rPr>
+          <w:lang w:val="en-US"/>
+        </w:rPr>
+      </w:pPr>
+      <w:bookmarkStart w:id="56" w:name="_Toc243579241"/>
+      <w:bookmarkStart w:id="57" w:name="_Toc244063343"/>
+      <w:r>
+        <w:rPr>
+          <w:lang w:val="en-US"/>
+        </w:rPr>
+        <w:t>8.2.1. Objetivo General</w:t>
+      </w:r>
+      <w:bookmarkEnd w:id="56"/>
+      <w:bookmarkEnd w:id="57"/>
+    </w:p>
+    <w:p>
+      <w:pPr>
+        <w:rPr>
+          <w:lang w:val="en-US"/>
+        </w:rPr>
+      </w:pPr>
+      <w:r>
+        <w:rPr>
+          <w:lang w:val="en-US"/>
+        </w:rPr>
+        <w:t>Proteger la información bancaria y permitir operaciones coherentes mediante un servicio que centraliza autenticación, reglas de negocio y persistencia.</w:t>
+      </w:r>
+    </w:p>
+    <w:p>
+      <w:pPr>
+        <w:pStyle w:val="Ttulo3"/>
+        <w:rPr>
+          <w:lang w:val="en-US"/>
+        </w:rPr>
+      </w:pPr>
+      <w:bookmarkStart w:id="58" w:name="_Toc243579242"/>
+      <w:bookmarkStart w:id="59" w:name="_Toc244063344"/>
+      <w:r>
+        <w:rPr>
+          <w:lang w:val="en-US"/>
+        </w:rPr>
+        <w:t>8.2.2. Objetivos Específicos</w:t>
+      </w:r>
+      <w:bookmarkEnd w:id="58"/>
+      <w:bookmarkEnd w:id="59"/>
+    </w:p>
+    <w:p>
+      <w:pPr>
         <w:pStyle w:val="Descripcin"/>
         <w:rPr>
           <w:lang w:val="en-US"/>
         </w:rPr>
       </w:pPr>
+      <w:bookmarkStart w:id="60" w:name="IxTable7"/>
       <w:r>
         <w:rPr>
           <w:lang w:val="en-US"/>
         </w:rPr>
-        <w:lastRenderedPageBreak/>
         <w:t>Tabla 7. Autenticación y Seguridad (Login)</w:t>
       </w:r>
     </w:p>
@@ -12144,6 +12942,7 @@
             <w:cnfStyle w:val="001000000000" w:firstRow="0" w:lastRow="0" w:firstColumn="1" w:lastColumn="0" w:oddVBand="0" w:evenVBand="0" w:oddHBand="0" w:evenHBand="0" w:firstRowFirstColumn="0" w:firstRowLastColumn="0" w:lastRowFirstColumn="0" w:lastRowLastColumn="0"/>
             <w:tcW w:w="2500" w:type="pct"/>
           </w:tcPr>
+          <w:bookmarkEnd w:id="60"/>
           <w:p>
             <w:pPr>
               <w:rPr>
@@ -12312,6 +13111,7 @@
           <w:lang w:val="en-US"/>
         </w:rPr>
       </w:pPr>
+      <w:bookmarkStart w:id="61" w:name="IxTable8"/>
       <w:r>
         <w:rPr>
           <w:lang w:val="en-US"/>
@@ -12338,6 +13138,7 @@
             <w:cnfStyle w:val="001000000000" w:firstRow="0" w:lastRow="0" w:firstColumn="1" w:lastColumn="0" w:oddVBand="0" w:evenVBand="0" w:oddHBand="0" w:evenHBand="0" w:firstRowFirstColumn="0" w:firstRowLastColumn="0" w:lastRowFirstColumn="0" w:lastRowLastColumn="0"/>
             <w:tcW w:w="2500" w:type="pct"/>
           </w:tcPr>
+          <w:bookmarkEnd w:id="61"/>
           <w:p>
             <w:pPr>
               <w:rPr>
@@ -12506,6 +13307,7 @@
           <w:lang w:val="en-US"/>
         </w:rPr>
       </w:pPr>
+      <w:bookmarkStart w:id="62" w:name="IxTable9"/>
       <w:r>
         <w:rPr>
           <w:lang w:val="en-US"/>
@@ -12532,6 +13334,7 @@
             <w:cnfStyle w:val="001000000000" w:firstRow="0" w:lastRow="0" w:firstColumn="1" w:lastColumn="0" w:oddVBand="0" w:evenVBand="0" w:oddHBand="0" w:evenHBand="0" w:firstRowFirstColumn="0" w:firstRowLastColumn="0" w:lastRowFirstColumn="0" w:lastRowLastColumn="0"/>
             <w:tcW w:w="2500" w:type="pct"/>
           </w:tcPr>
+          <w:bookmarkEnd w:id="62"/>
           <w:p>
             <w:pPr>
               <w:rPr>
@@ -12700,10 +13503,12 @@
           <w:lang w:val="en-US"/>
         </w:rPr>
       </w:pPr>
+      <w:bookmarkStart w:id="63" w:name="IxTable10"/>
       <w:r>
         <w:rPr>
           <w:lang w:val="en-US"/>
         </w:rPr>
+        <w:lastRenderedPageBreak/>
         <w:t>Tabla 10. Transferencia entre cuentas</w:t>
       </w:r>
     </w:p>
@@ -12726,6 +13531,7 @@
             <w:cnfStyle w:val="001000000000" w:firstRow="0" w:lastRow="0" w:firstColumn="1" w:lastColumn="0" w:oddVBand="0" w:evenVBand="0" w:oddHBand="0" w:evenHBand="0" w:firstRowFirstColumn="0" w:firstRowLastColumn="0" w:lastRowFirstColumn="0" w:lastRowLastColumn="0"/>
             <w:tcW w:w="2500" w:type="pct"/>
           </w:tcPr>
+          <w:bookmarkEnd w:id="63"/>
           <w:p>
             <w:pPr>
               <w:rPr>
@@ -12894,6 +13700,7 @@
           <w:lang w:val="en-US"/>
         </w:rPr>
       </w:pPr>
+      <w:bookmarkStart w:id="64" w:name="IxTable11"/>
       <w:r>
         <w:rPr>
           <w:lang w:val="en-US"/>
@@ -12920,6 +13727,7 @@
             <w:cnfStyle w:val="001000000000" w:firstRow="0" w:lastRow="0" w:firstColumn="1" w:lastColumn="0" w:oddVBand="0" w:evenVBand="0" w:oddHBand="0" w:evenHBand="0" w:firstRowFirstColumn="0" w:firstRowLastColumn="0" w:lastRowFirstColumn="0" w:lastRowLastColumn="0"/>
             <w:tcW w:w="2500" w:type="pct"/>
           </w:tcPr>
+          <w:bookmarkEnd w:id="64"/>
           <w:p>
             <w:pPr>
               <w:rPr>
@@ -13088,16 +13896,16 @@
           <w:lang w:val="en-US"/>
         </w:rPr>
       </w:pPr>
-      <w:bookmarkStart w:id="54" w:name="_Toc243579243"/>
-      <w:bookmarkStart w:id="55" w:name="_Toc244027595"/>
+      <w:bookmarkStart w:id="65" w:name="_Toc243579243"/>
+      <w:bookmarkStart w:id="66" w:name="_Toc244063345"/>
       <w:r>
         <w:rPr>
           <w:lang w:val="en-US"/>
         </w:rPr>
         <w:t>8.2.3. Actores</w:t>
       </w:r>
-      <w:bookmarkEnd w:id="54"/>
-      <w:bookmarkEnd w:id="55"/>
+      <w:bookmarkEnd w:id="65"/>
+      <w:bookmarkEnd w:id="66"/>
     </w:p>
     <w:p>
       <w:pPr>
@@ -13106,6 +13914,7 @@
           <w:lang w:val="en-US"/>
         </w:rPr>
       </w:pPr>
+      <w:bookmarkStart w:id="67" w:name="IxTable12"/>
       <w:r>
         <w:rPr>
           <w:lang w:val="en-US"/>
@@ -13132,17 +13941,17 @@
             <w:cnfStyle w:val="001000000000" w:firstRow="0" w:lastRow="0" w:firstColumn="1" w:lastColumn="0" w:oddVBand="0" w:evenVBand="0" w:oddHBand="0" w:evenHBand="0" w:firstRowFirstColumn="0" w:firstRowLastColumn="0" w:lastRowFirstColumn="0" w:lastRowLastColumn="0"/>
             <w:tcW w:w="2500" w:type="pct"/>
           </w:tcPr>
-          <w:p>
-            <w:pPr>
-              <w:rPr>
-                <w:lang w:val="en-US"/>
-              </w:rPr>
-            </w:pPr>
-            <w:r>
-              <w:rPr>
-                <w:lang w:val="en-US"/>
-              </w:rPr>
-              <w:lastRenderedPageBreak/>
+          <w:bookmarkEnd w:id="67"/>
+          <w:p>
+            <w:pPr>
+              <w:rPr>
+                <w:lang w:val="en-US"/>
+              </w:rPr>
+            </w:pPr>
+            <w:r>
+              <w:rPr>
+                <w:lang w:val="en-US"/>
+              </w:rPr>
               <w:t>ACT-001</w:t>
             </w:r>
           </w:p>
@@ -13258,16 +14067,16 @@
           <w:lang w:val="en-US"/>
         </w:rPr>
       </w:pPr>
-      <w:bookmarkStart w:id="56" w:name="_Toc243579244"/>
-      <w:bookmarkStart w:id="57" w:name="_Toc244027596"/>
+      <w:bookmarkStart w:id="68" w:name="_Toc243579244"/>
+      <w:bookmarkStart w:id="69" w:name="_Toc244063346"/>
       <w:r>
         <w:rPr>
           <w:lang w:val="en-US"/>
         </w:rPr>
         <w:t>8.2.4. Lista de requisitos funcionales</w:t>
       </w:r>
-      <w:bookmarkEnd w:id="56"/>
-      <w:bookmarkEnd w:id="57"/>
+      <w:bookmarkEnd w:id="68"/>
+      <w:bookmarkEnd w:id="69"/>
     </w:p>
     <w:p>
       <w:pPr>
@@ -13306,6 +14115,7 @@
           <w:noProof/>
           <w:lang w:val="es-EC" w:eastAsia="es-EC"/>
         </w:rPr>
+        <w:lastRenderedPageBreak/>
         <w:drawing>
           <wp:inline distT="0" distB="0" distL="0" distR="0" wp14:anchorId="04E4E29D" wp14:editId="5BD6497F">
             <wp:extent cx="4572638" cy="5734850"/>
@@ -13322,7 +14132,7 @@
                     <pic:cNvPicPr/>
                   </pic:nvPicPr>
                   <pic:blipFill>
-                    <a:blip r:embed="rId13">
+                    <a:blip r:embed="rId18">
                       <a:extLst>
                         <a:ext uri="{28A0092B-C50C-407E-A947-70E740481C1C}">
                           <a14:useLocalDpi xmlns:a14="http://schemas.microsoft.com/office/drawing/2010/main" val="0"/>
@@ -13356,6 +14166,7 @@
           <w:lang w:val="en-US"/>
         </w:rPr>
       </w:pPr>
+      <w:bookmarkStart w:id="70" w:name="IxFigure2"/>
       <w:r>
         <w:rPr>
           <w:lang w:val="en-US"/>
@@ -13370,6 +14181,8 @@
           <w:lang w:val="en-US"/>
         </w:rPr>
       </w:pPr>
+      <w:bookmarkStart w:id="71" w:name="IxTable13"/>
+      <w:bookmarkEnd w:id="70"/>
       <w:r>
         <w:rPr>
           <w:lang w:val="en-US"/>
@@ -13399,6 +14212,7 @@
             <w:tcW w:w="5000" w:type="pct"/>
             <w:gridSpan w:val="4"/>
           </w:tcPr>
+          <w:bookmarkEnd w:id="71"/>
           <w:p>
             <w:pPr>
               <w:rPr>
@@ -13458,7 +14272,6 @@
               <w:rPr>
                 <w:lang w:val="en-US"/>
               </w:rPr>
-              <w:lastRenderedPageBreak/>
               <w:t>Código</w:t>
             </w:r>
           </w:p>
@@ -13777,6 +14590,7 @@
               <w:rPr>
                 <w:lang w:val="en-US"/>
               </w:rPr>
+              <w:lastRenderedPageBreak/>
               <w:t>RF-04</w:t>
             </w:r>
           </w:p>
@@ -13928,16 +14742,16 @@
           <w:lang w:val="en-US"/>
         </w:rPr>
       </w:pPr>
-      <w:bookmarkStart w:id="58" w:name="_Toc243579245"/>
-      <w:bookmarkStart w:id="59" w:name="_Toc244027597"/>
+      <w:bookmarkStart w:id="72" w:name="_Toc243579245"/>
+      <w:bookmarkStart w:id="73" w:name="_Toc244063347"/>
       <w:r>
         <w:rPr>
           <w:lang w:val="en-US"/>
         </w:rPr>
         <w:t>8.2.5 Requisitos Funcionales</w:t>
       </w:r>
-      <w:bookmarkEnd w:id="58"/>
-      <w:bookmarkEnd w:id="59"/>
+      <w:bookmarkEnd w:id="72"/>
+      <w:bookmarkEnd w:id="73"/>
     </w:p>
     <w:p>
       <w:pPr>
@@ -13946,6 +14760,7 @@
           <w:lang w:val="en-US"/>
         </w:rPr>
       </w:pPr>
+      <w:bookmarkStart w:id="74" w:name="IxTable14"/>
       <w:r>
         <w:rPr>
           <w:lang w:val="en-US"/>
@@ -13972,6 +14787,7 @@
             <w:cnfStyle w:val="001000000000" w:firstRow="0" w:lastRow="0" w:firstColumn="1" w:lastColumn="0" w:oddVBand="0" w:evenVBand="0" w:oddHBand="0" w:evenHBand="0" w:firstRowFirstColumn="0" w:firstRowLastColumn="0" w:lastRowFirstColumn="0" w:lastRowLastColumn="0"/>
             <w:tcW w:w="2500" w:type="pct"/>
           </w:tcPr>
+          <w:bookmarkEnd w:id="74"/>
           <w:p>
             <w:pPr>
               <w:rPr>
@@ -14167,7 +14983,13 @@
               <w:rPr>
                 <w:lang w:val="en-US"/>
               </w:rPr>
-              <w:t>Aprobado para implementación.</w:t>
+              <w:t>Por validar formalmente</w:t>
+            </w:r>
+            <w:r>
+              <w:rPr>
+                <w:lang w:val="en-US"/>
+              </w:rPr>
+              <w:t>.</w:t>
             </w:r>
           </w:p>
         </w:tc>
@@ -14263,6 +15085,7 @@
           <w:lang w:val="en-US"/>
         </w:rPr>
       </w:pPr>
+      <w:bookmarkStart w:id="75" w:name="IxTable15"/>
       <w:r>
         <w:rPr>
           <w:lang w:val="en-US"/>
@@ -14289,6 +15112,7 @@
             <w:cnfStyle w:val="001000000000" w:firstRow="0" w:lastRow="0" w:firstColumn="1" w:lastColumn="0" w:oddVBand="0" w:evenVBand="0" w:oddHBand="0" w:evenHBand="0" w:firstRowFirstColumn="0" w:firstRowLastColumn="0" w:lastRowFirstColumn="0" w:lastRowLastColumn="0"/>
             <w:tcW w:w="2500" w:type="pct"/>
           </w:tcPr>
+          <w:bookmarkEnd w:id="75"/>
           <w:p>
             <w:pPr>
               <w:rPr>
@@ -14484,7 +15308,13 @@
               <w:rPr>
                 <w:lang w:val="en-US"/>
               </w:rPr>
-              <w:t>Aprobado para implementación.</w:t>
+              <w:t>Por validar formalmente</w:t>
+            </w:r>
+            <w:r>
+              <w:rPr>
+                <w:lang w:val="en-US"/>
+              </w:rPr>
+              <w:t>.</w:t>
             </w:r>
           </w:p>
         </w:tc>
@@ -14548,7 +15378,6 @@
               <w:rPr>
                 <w:lang w:val="en-US"/>
               </w:rPr>
-              <w:lastRenderedPageBreak/>
               <w:t>Comentarios</w:t>
             </w:r>
           </w:p>
@@ -14581,6 +15410,7 @@
           <w:lang w:val="en-US"/>
         </w:rPr>
       </w:pPr>
+      <w:bookmarkStart w:id="76" w:name="IxTable16"/>
       <w:r>
         <w:rPr>
           <w:lang w:val="en-US"/>
@@ -14607,6 +15437,7 @@
             <w:cnfStyle w:val="001000000000" w:firstRow="0" w:lastRow="0" w:firstColumn="1" w:lastColumn="0" w:oddVBand="0" w:evenVBand="0" w:oddHBand="0" w:evenHBand="0" w:firstRowFirstColumn="0" w:firstRowLastColumn="0" w:lastRowFirstColumn="0" w:lastRowLastColumn="0"/>
             <w:tcW w:w="2500" w:type="pct"/>
           </w:tcPr>
+          <w:bookmarkEnd w:id="76"/>
           <w:p>
             <w:pPr>
               <w:rPr>
@@ -14743,6 +15574,7 @@
               <w:rPr>
                 <w:lang w:val="en-US"/>
               </w:rPr>
+              <w:lastRenderedPageBreak/>
               <w:t>Importancia</w:t>
             </w:r>
           </w:p>
@@ -14802,7 +15634,13 @@
               <w:rPr>
                 <w:lang w:val="en-US"/>
               </w:rPr>
-              <w:t>Aprobado para implementación.</w:t>
+              <w:t>Por validar formalmente</w:t>
+            </w:r>
+            <w:r>
+              <w:rPr>
+                <w:lang w:val="en-US"/>
+              </w:rPr>
+              <w:t>.</w:t>
             </w:r>
           </w:p>
         </w:tc>
@@ -14898,6 +15736,7 @@
           <w:lang w:val="en-US"/>
         </w:rPr>
       </w:pPr>
+      <w:bookmarkStart w:id="77" w:name="IxTable17"/>
       <w:r>
         <w:rPr>
           <w:lang w:val="en-US"/>
@@ -14924,6 +15763,7 @@
             <w:cnfStyle w:val="001000000000" w:firstRow="0" w:lastRow="0" w:firstColumn="1" w:lastColumn="0" w:oddVBand="0" w:evenVBand="0" w:oddHBand="0" w:evenHBand="0" w:firstRowFirstColumn="0" w:firstRowLastColumn="0" w:lastRowFirstColumn="0" w:lastRowLastColumn="0"/>
             <w:tcW w:w="2500" w:type="pct"/>
           </w:tcPr>
+          <w:bookmarkEnd w:id="77"/>
           <w:p>
             <w:pPr>
               <w:rPr>
@@ -15119,7 +15959,13 @@
               <w:rPr>
                 <w:lang w:val="en-US"/>
               </w:rPr>
-              <w:t>Aprobado para implementación.</w:t>
+              <w:t>Por validar formalmente</w:t>
+            </w:r>
+            <w:r>
+              <w:rPr>
+                <w:lang w:val="en-US"/>
+              </w:rPr>
+              <w:t>.</w:t>
             </w:r>
           </w:p>
         </w:tc>
@@ -15215,6 +16061,7 @@
           <w:lang w:val="en-US"/>
         </w:rPr>
       </w:pPr>
+      <w:bookmarkStart w:id="78" w:name="IxTable18"/>
       <w:r>
         <w:rPr>
           <w:lang w:val="en-US"/>
@@ -15241,6 +16088,7 @@
             <w:cnfStyle w:val="001000000000" w:firstRow="0" w:lastRow="0" w:firstColumn="1" w:lastColumn="0" w:oddVBand="0" w:evenVBand="0" w:oddHBand="0" w:evenHBand="0" w:firstRowFirstColumn="0" w:firstRowLastColumn="0" w:lastRowFirstColumn="0" w:lastRowLastColumn="0"/>
             <w:tcW w:w="2500" w:type="pct"/>
           </w:tcPr>
+          <w:bookmarkEnd w:id="78"/>
           <w:p>
             <w:pPr>
               <w:rPr>
@@ -15436,7 +16284,13 @@
               <w:rPr>
                 <w:lang w:val="en-US"/>
               </w:rPr>
-              <w:t>Aprobado para implementación.</w:t>
+              <w:t>Por validar formalmente</w:t>
+            </w:r>
+            <w:r>
+              <w:rPr>
+                <w:lang w:val="en-US"/>
+              </w:rPr>
+              <w:t>.</w:t>
             </w:r>
           </w:p>
         </w:tc>
@@ -15460,7 +16314,6 @@
               <w:rPr>
                 <w:lang w:val="en-US"/>
               </w:rPr>
-              <w:lastRenderedPageBreak/>
               <w:t>Estabilidad</w:t>
             </w:r>
           </w:p>
@@ -15533,16 +16386,16 @@
           <w:lang w:val="en-US"/>
         </w:rPr>
       </w:pPr>
-      <w:bookmarkStart w:id="60" w:name="_Toc243579246"/>
-      <w:bookmarkStart w:id="61" w:name="_Toc244027598"/>
+      <w:bookmarkStart w:id="79" w:name="_Toc243579246"/>
+      <w:bookmarkStart w:id="80" w:name="_Toc244063348"/>
       <w:r>
         <w:rPr>
           <w:lang w:val="en-US"/>
         </w:rPr>
         <w:t>8.3 Requisitos No Funcionales</w:t>
       </w:r>
-      <w:bookmarkEnd w:id="60"/>
-      <w:bookmarkEnd w:id="61"/>
+      <w:bookmarkEnd w:id="79"/>
+      <w:bookmarkEnd w:id="80"/>
     </w:p>
     <w:p>
       <w:pPr>
@@ -15551,16 +16404,16 @@
           <w:lang w:val="en-US"/>
         </w:rPr>
       </w:pPr>
-      <w:bookmarkStart w:id="62" w:name="_Toc243579247"/>
-      <w:bookmarkStart w:id="63" w:name="_Toc244027599"/>
+      <w:bookmarkStart w:id="81" w:name="_Toc243579247"/>
+      <w:bookmarkStart w:id="82" w:name="_Toc244063349"/>
       <w:r>
         <w:rPr>
           <w:lang w:val="en-US"/>
         </w:rPr>
         <w:t>8.3.1 Objetivo General</w:t>
       </w:r>
-      <w:bookmarkEnd w:id="62"/>
-      <w:bookmarkEnd w:id="63"/>
+      <w:bookmarkEnd w:id="81"/>
+      <w:bookmarkEnd w:id="82"/>
     </w:p>
     <w:p>
       <w:pPr>
@@ -15582,6 +16435,7 @@
           <w:lang w:val="en-US"/>
         </w:rPr>
       </w:pPr>
+      <w:bookmarkStart w:id="83" w:name="IxTable19"/>
       <w:r>
         <w:rPr>
           <w:lang w:val="en-US"/>
@@ -15608,6 +16462,7 @@
             <w:cnfStyle w:val="001000000000" w:firstRow="0" w:lastRow="0" w:firstColumn="1" w:lastColumn="0" w:oddVBand="0" w:evenVBand="0" w:oddHBand="0" w:evenHBand="0" w:firstRowFirstColumn="0" w:firstRowLastColumn="0" w:lastRowFirstColumn="0" w:lastRowLastColumn="0"/>
             <w:tcW w:w="2500" w:type="pct"/>
           </w:tcPr>
+          <w:bookmarkEnd w:id="83"/>
           <w:p>
             <w:pPr>
               <w:rPr>
@@ -15661,6 +16516,7 @@
               <w:rPr>
                 <w:lang w:val="en-US"/>
               </w:rPr>
+              <w:lastRenderedPageBreak/>
               <w:t>Descripción</w:t>
             </w:r>
           </w:p>
@@ -15776,6 +16632,7 @@
           <w:lang w:val="en-US"/>
         </w:rPr>
       </w:pPr>
+      <w:bookmarkStart w:id="84" w:name="IxTable20"/>
       <w:r>
         <w:rPr>
           <w:lang w:val="en-US"/>
@@ -15802,6 +16659,7 @@
             <w:cnfStyle w:val="001000000000" w:firstRow="0" w:lastRow="0" w:firstColumn="1" w:lastColumn="0" w:oddVBand="0" w:evenVBand="0" w:oddHBand="0" w:evenHBand="0" w:firstRowFirstColumn="0" w:firstRowLastColumn="0" w:lastRowFirstColumn="0" w:lastRowLastColumn="0"/>
             <w:tcW w:w="2500" w:type="pct"/>
           </w:tcPr>
+          <w:bookmarkEnd w:id="84"/>
           <w:p>
             <w:pPr>
               <w:rPr>
@@ -15970,6 +16828,7 @@
           <w:lang w:val="en-US"/>
         </w:rPr>
       </w:pPr>
+      <w:bookmarkStart w:id="85" w:name="IxTable21"/>
       <w:r>
         <w:rPr>
           <w:lang w:val="en-US"/>
@@ -15996,6 +16855,7 @@
             <w:cnfStyle w:val="001000000000" w:firstRow="0" w:lastRow="0" w:firstColumn="1" w:lastColumn="0" w:oddVBand="0" w:evenVBand="0" w:oddHBand="0" w:evenHBand="0" w:firstRowFirstColumn="0" w:firstRowLastColumn="0" w:lastRowFirstColumn="0" w:lastRowLastColumn="0"/>
             <w:tcW w:w="2500" w:type="pct"/>
           </w:tcPr>
+          <w:bookmarkEnd w:id="85"/>
           <w:p>
             <w:pPr>
               <w:rPr>
@@ -16164,6 +17024,7 @@
           <w:lang w:val="en-US"/>
         </w:rPr>
       </w:pPr>
+      <w:bookmarkStart w:id="86" w:name="IxTable22"/>
       <w:r>
         <w:rPr>
           <w:lang w:val="en-US"/>
@@ -16190,6 +17051,7 @@
             <w:cnfStyle w:val="001000000000" w:firstRow="0" w:lastRow="0" w:firstColumn="1" w:lastColumn="0" w:oddVBand="0" w:evenVBand="0" w:oddHBand="0" w:evenHBand="0" w:firstRowFirstColumn="0" w:firstRowLastColumn="0" w:lastRowFirstColumn="0" w:lastRowLastColumn="0"/>
             <w:tcW w:w="2500" w:type="pct"/>
           </w:tcPr>
+          <w:bookmarkEnd w:id="86"/>
           <w:p>
             <w:pPr>
               <w:rPr>
@@ -16262,14 +17124,7 @@
               <w:rPr>
                 <w:lang w:val="en-US"/>
               </w:rPr>
-              <w:t xml:space="preserve">Las credenciales de base de datos solo se configuran en el servidor. Las contraseñas y tokens no se escriben en logs. El servidor valida sesión y </w:t>
-            </w:r>
-            <w:r>
-              <w:rPr>
-                <w:lang w:val="en-US"/>
-              </w:rPr>
-              <w:lastRenderedPageBreak/>
-              <w:t>titularidad en cada operación protegida.</w:t>
+              <w:t>Las credenciales de base de datos solo se configuran en el servidor. Las contraseñas y tokens no se escriben en logs. El servidor valida sesión y titularidad en cada operación protegida.</w:t>
             </w:r>
           </w:p>
         </w:tc>
@@ -16290,7 +17145,6 @@
               <w:rPr>
                 <w:lang w:val="en-US"/>
               </w:rPr>
-              <w:lastRenderedPageBreak/>
               <w:t>Importancia</w:t>
             </w:r>
           </w:p>
@@ -16366,6 +17220,7 @@
           <w:lang w:val="en-US"/>
         </w:rPr>
       </w:pPr>
+      <w:bookmarkStart w:id="87" w:name="IxTable23"/>
       <w:r>
         <w:rPr>
           <w:lang w:val="en-US"/>
@@ -16392,6 +17247,7 @@
             <w:cnfStyle w:val="001000000000" w:firstRow="0" w:lastRow="0" w:firstColumn="1" w:lastColumn="0" w:oddVBand="0" w:evenVBand="0" w:oddHBand="0" w:evenHBand="0" w:firstRowFirstColumn="0" w:firstRowLastColumn="0" w:lastRowFirstColumn="0" w:lastRowLastColumn="0"/>
             <w:tcW w:w="2500" w:type="pct"/>
           </w:tcPr>
+          <w:bookmarkEnd w:id="87"/>
           <w:p>
             <w:pPr>
               <w:rPr>
@@ -16464,7 +17320,14 @@
               <w:rPr>
                 <w:lang w:val="en-US"/>
               </w:rPr>
-              <w:t>La implementación debe usar la plataforma definida para la variante. Los clientes aplican MVC; el servidor separa controlador de servicio, reglas de negocio y repositorios.</w:t>
+              <w:t xml:space="preserve">La implementación debe usar la plataforma definida para la variante. Los clientes aplican MVC; el servidor separa controlador de servicio, reglas </w:t>
+            </w:r>
+            <w:r>
+              <w:rPr>
+                <w:lang w:val="en-US"/>
+              </w:rPr>
+              <w:lastRenderedPageBreak/>
+              <w:t>de negocio y repositorios.</w:t>
             </w:r>
           </w:p>
         </w:tc>
@@ -16485,6 +17348,7 @@
               <w:rPr>
                 <w:lang w:val="en-US"/>
               </w:rPr>
+              <w:lastRenderedPageBreak/>
               <w:t>Importancia</w:t>
             </w:r>
           </w:p>
@@ -16560,6 +17424,7 @@
           <w:lang w:val="en-US"/>
         </w:rPr>
       </w:pPr>
+      <w:bookmarkStart w:id="88" w:name="IxTable24"/>
       <w:r>
         <w:rPr>
           <w:lang w:val="en-US"/>
@@ -16586,6 +17451,7 @@
             <w:cnfStyle w:val="001000000000" w:firstRow="0" w:lastRow="0" w:firstColumn="1" w:lastColumn="0" w:oddVBand="0" w:evenVBand="0" w:oddHBand="0" w:evenHBand="0" w:firstRowFirstColumn="0" w:firstRowLastColumn="0" w:lastRowFirstColumn="0" w:lastRowLastColumn="0"/>
             <w:tcW w:w="2500" w:type="pct"/>
           </w:tcPr>
+          <w:bookmarkEnd w:id="88"/>
           <w:p>
             <w:pPr>
               <w:rPr>
@@ -16754,6 +17620,7 @@
           <w:lang w:val="en-US"/>
         </w:rPr>
       </w:pPr>
+      <w:bookmarkStart w:id="89" w:name="IxTable25"/>
       <w:r>
         <w:rPr>
           <w:lang w:val="en-US"/>
@@ -16780,6 +17647,7 @@
             <w:cnfStyle w:val="001000000000" w:firstRow="0" w:lastRow="0" w:firstColumn="1" w:lastColumn="0" w:oddVBand="0" w:evenVBand="0" w:oddHBand="0" w:evenHBand="0" w:firstRowFirstColumn="0" w:firstRowLastColumn="0" w:lastRowFirstColumn="0" w:lastRowLastColumn="0"/>
             <w:tcW w:w="2500" w:type="pct"/>
           </w:tcPr>
+          <w:bookmarkEnd w:id="89"/>
           <w:p>
             <w:pPr>
               <w:rPr>
@@ -16948,16 +17816,16 @@
           <w:lang w:val="en-US"/>
         </w:rPr>
       </w:pPr>
-      <w:bookmarkStart w:id="64" w:name="_Toc243579248"/>
-      <w:bookmarkStart w:id="65" w:name="_Toc244027600"/>
+      <w:bookmarkStart w:id="90" w:name="_Toc243579248"/>
+      <w:bookmarkStart w:id="91" w:name="_Toc244063350"/>
       <w:r>
         <w:rPr>
           <w:lang w:val="en-US"/>
         </w:rPr>
         <w:t>8.4 Otros Requerimientos</w:t>
       </w:r>
-      <w:bookmarkEnd w:id="64"/>
-      <w:bookmarkEnd w:id="65"/>
+      <w:bookmarkEnd w:id="90"/>
+      <w:bookmarkEnd w:id="91"/>
     </w:p>
     <w:p>
       <w:pPr>
@@ -16966,16 +17834,16 @@
           <w:lang w:val="en-US"/>
         </w:rPr>
       </w:pPr>
-      <w:bookmarkStart w:id="66" w:name="_Toc243579249"/>
-      <w:bookmarkStart w:id="67" w:name="_Toc244027601"/>
+      <w:bookmarkStart w:id="92" w:name="_Toc243579249"/>
+      <w:bookmarkStart w:id="93" w:name="_Toc244063351"/>
       <w:r>
         <w:rPr>
           <w:lang w:val="en-US"/>
         </w:rPr>
         <w:t>8.4.1 Restricciones de Diseño</w:t>
       </w:r>
-      <w:bookmarkEnd w:id="66"/>
-      <w:bookmarkEnd w:id="67"/>
+      <w:bookmarkEnd w:id="92"/>
+      <w:bookmarkEnd w:id="93"/>
     </w:p>
     <w:p>
       <w:pPr>
@@ -16997,16 +17865,16 @@
           <w:lang w:val="en-US"/>
         </w:rPr>
       </w:pPr>
-      <w:bookmarkStart w:id="68" w:name="_Toc243579250"/>
-      <w:bookmarkStart w:id="69" w:name="_Toc244027602"/>
+      <w:bookmarkStart w:id="94" w:name="_Toc243579250"/>
+      <w:bookmarkStart w:id="95" w:name="_Toc244063352"/>
       <w:r>
         <w:rPr>
           <w:lang w:val="en-US"/>
         </w:rPr>
         <w:t>8.4.2 Restricciones de Hardware</w:t>
       </w:r>
-      <w:bookmarkEnd w:id="68"/>
-      <w:bookmarkEnd w:id="69"/>
+      <w:bookmarkEnd w:id="94"/>
+      <w:bookmarkEnd w:id="95"/>
     </w:p>
     <w:p>
       <w:pPr>
@@ -17028,16 +17896,16 @@
           <w:lang w:val="en-US"/>
         </w:rPr>
       </w:pPr>
-      <w:bookmarkStart w:id="70" w:name="_Toc243579251"/>
-      <w:bookmarkStart w:id="71" w:name="_Toc244027603"/>
+      <w:bookmarkStart w:id="96" w:name="_Toc243579251"/>
+      <w:bookmarkStart w:id="97" w:name="_Toc244063353"/>
       <w:r>
         <w:rPr>
           <w:lang w:val="en-US"/>
         </w:rPr>
         <w:t>8.4.3 Atributos de calidad</w:t>
       </w:r>
-      <w:bookmarkEnd w:id="70"/>
-      <w:bookmarkEnd w:id="71"/>
+      <w:bookmarkEnd w:id="96"/>
+      <w:bookmarkEnd w:id="97"/>
     </w:p>
     <w:p>
       <w:pPr>
@@ -17049,14 +17917,7 @@
         <w:rPr>
           <w:lang w:val="en-US"/>
         </w:rPr>
-        <w:t xml:space="preserve">La integridad requiere transacciones atómicas para depósitos y transferencias. La seguridad exige </w:t>
-      </w:r>
-      <w:r>
-        <w:rPr>
-          <w:lang w:val="en-US"/>
-        </w:rPr>
-        <w:lastRenderedPageBreak/>
-        <w:t>validación en el servidor, expiración o revocación del token y protección de credenciales. La interoperabilidad exige respuestas consistentes en los canales.</w:t>
+        <w:t>La integridad requiere transacciones atómicas para depósitos y transferencias. La seguridad exige validación en el servidor, expiración o revocación del token y protección de credenciales. La interoperabilidad exige respuestas consistentes en los canales.</w:t>
       </w:r>
     </w:p>
     <w:p>
@@ -17066,16 +17927,16 @@
           <w:lang w:val="en-US"/>
         </w:rPr>
       </w:pPr>
-      <w:bookmarkStart w:id="72" w:name="_Toc243579252"/>
-      <w:bookmarkStart w:id="73" w:name="_Toc244027604"/>
+      <w:bookmarkStart w:id="98" w:name="_Toc243579252"/>
+      <w:bookmarkStart w:id="99" w:name="_Toc244063354"/>
       <w:r>
         <w:rPr>
           <w:lang w:val="en-US"/>
         </w:rPr>
         <w:t>9. Requisitos de Rendimiento</w:t>
       </w:r>
-      <w:bookmarkEnd w:id="72"/>
-      <w:bookmarkEnd w:id="73"/>
+      <w:bookmarkEnd w:id="98"/>
+      <w:bookmarkEnd w:id="99"/>
     </w:p>
     <w:p>
       <w:pPr>
@@ -17097,16 +17958,16 @@
           <w:lang w:val="en-US"/>
         </w:rPr>
       </w:pPr>
-      <w:bookmarkStart w:id="74" w:name="_Toc243579253"/>
-      <w:bookmarkStart w:id="75" w:name="_Toc244027605"/>
+      <w:bookmarkStart w:id="100" w:name="_Toc243579253"/>
+      <w:bookmarkStart w:id="101" w:name="_Toc244063355"/>
       <w:r>
         <w:rPr>
           <w:lang w:val="en-US"/>
         </w:rPr>
         <w:t>9.1. Requisitos de Interfaces Externas</w:t>
       </w:r>
-      <w:bookmarkEnd w:id="74"/>
-      <w:bookmarkEnd w:id="75"/>
+      <w:bookmarkEnd w:id="100"/>
+      <w:bookmarkEnd w:id="101"/>
     </w:p>
     <w:p>
       <w:pPr>
@@ -17115,16 +17976,16 @@
           <w:lang w:val="en-US"/>
         </w:rPr>
       </w:pPr>
-      <w:bookmarkStart w:id="76" w:name="_Toc243579254"/>
-      <w:bookmarkStart w:id="77" w:name="_Toc244027606"/>
+      <w:bookmarkStart w:id="102" w:name="_Toc243579254"/>
+      <w:bookmarkStart w:id="103" w:name="_Toc244063356"/>
       <w:r>
         <w:rPr>
           <w:lang w:val="en-US"/>
         </w:rPr>
         <w:t>9.1.1. Interfaces de Usuario</w:t>
       </w:r>
-      <w:bookmarkEnd w:id="76"/>
-      <w:bookmarkEnd w:id="77"/>
+      <w:bookmarkEnd w:id="102"/>
+      <w:bookmarkEnd w:id="103"/>
     </w:p>
     <w:p>
       <w:pPr>
@@ -17146,16 +18007,17 @@
           <w:lang w:val="en-US"/>
         </w:rPr>
       </w:pPr>
-      <w:bookmarkStart w:id="78" w:name="_Toc243579255"/>
-      <w:bookmarkStart w:id="79" w:name="_Toc244027607"/>
+      <w:bookmarkStart w:id="104" w:name="_Toc243579255"/>
+      <w:bookmarkStart w:id="105" w:name="_Toc244063357"/>
       <w:r>
         <w:rPr>
           <w:lang w:val="en-US"/>
         </w:rPr>
+        <w:lastRenderedPageBreak/>
         <w:t>9.1.2. Interfaces de Hardware</w:t>
       </w:r>
-      <w:bookmarkEnd w:id="78"/>
-      <w:bookmarkEnd w:id="79"/>
+      <w:bookmarkEnd w:id="104"/>
+      <w:bookmarkEnd w:id="105"/>
     </w:p>
     <w:p>
       <w:pPr>
@@ -17177,16 +18039,16 @@
           <w:lang w:val="en-US"/>
         </w:rPr>
       </w:pPr>
-      <w:bookmarkStart w:id="80" w:name="_Toc243579256"/>
-      <w:bookmarkStart w:id="81" w:name="_Toc244027608"/>
+      <w:bookmarkStart w:id="106" w:name="_Toc243579256"/>
+      <w:bookmarkStart w:id="107" w:name="_Toc244063358"/>
       <w:r>
         <w:rPr>
           <w:lang w:val="en-US"/>
         </w:rPr>
         <w:t>9.1.3. Interfaces de Software</w:t>
       </w:r>
-      <w:bookmarkEnd w:id="80"/>
-      <w:bookmarkEnd w:id="81"/>
+      <w:bookmarkEnd w:id="106"/>
+      <w:bookmarkEnd w:id="107"/>
     </w:p>
     <w:p>
       <w:pPr>
@@ -17208,16 +18070,16 @@
           <w:lang w:val="en-US"/>
         </w:rPr>
       </w:pPr>
-      <w:bookmarkStart w:id="82" w:name="_Toc243579257"/>
-      <w:bookmarkStart w:id="83" w:name="_Toc244027609"/>
+      <w:bookmarkStart w:id="108" w:name="_Toc243579257"/>
+      <w:bookmarkStart w:id="109" w:name="_Toc244063359"/>
       <w:r>
         <w:rPr>
           <w:lang w:val="en-US"/>
         </w:rPr>
         <w:t>9.1.4. Interfaces de Comunicación</w:t>
       </w:r>
-      <w:bookmarkEnd w:id="82"/>
-      <w:bookmarkEnd w:id="83"/>
+      <w:bookmarkEnd w:id="108"/>
+      <w:bookmarkEnd w:id="109"/>
     </w:p>
     <w:p>
       <w:pPr>
@@ -17239,16 +18101,16 @@
           <w:lang w:val="en-US"/>
         </w:rPr>
       </w:pPr>
-      <w:bookmarkStart w:id="84" w:name="_Toc243579258"/>
-      <w:bookmarkStart w:id="85" w:name="_Toc244027610"/>
+      <w:bookmarkStart w:id="110" w:name="_Toc243579258"/>
+      <w:bookmarkStart w:id="111" w:name="_Toc244063360"/>
       <w:r>
         <w:rPr>
           <w:lang w:val="en-US"/>
         </w:rPr>
         <w:t>RECOMENDACIONES</w:t>
       </w:r>
-      <w:bookmarkEnd w:id="84"/>
-      <w:bookmarkEnd w:id="85"/>
+      <w:bookmarkEnd w:id="110"/>
+      <w:bookmarkEnd w:id="111"/>
     </w:p>
     <w:p>
       <w:pPr>
@@ -17270,16 +18132,16 @@
           <w:lang w:val="en-US"/>
         </w:rPr>
       </w:pPr>
-      <w:bookmarkStart w:id="86" w:name="_Toc243579259"/>
-      <w:bookmarkStart w:id="87" w:name="_Toc244027611"/>
+      <w:bookmarkStart w:id="112" w:name="_Toc243579259"/>
+      <w:bookmarkStart w:id="113" w:name="_Toc244063361"/>
       <w:r>
         <w:rPr>
           <w:lang w:val="en-US"/>
         </w:rPr>
         <w:t>CONCLUSIONES</w:t>
       </w:r>
-      <w:bookmarkEnd w:id="86"/>
-      <w:bookmarkEnd w:id="87"/>
+      <w:bookmarkEnd w:id="112"/>
+      <w:bookmarkEnd w:id="113"/>
     </w:p>
     <w:p>
       <w:pPr>
@@ -17301,16 +18163,16 @@
           <w:lang w:val="en-US"/>
         </w:rPr>
       </w:pPr>
-      <w:bookmarkStart w:id="88" w:name="_Toc243579260"/>
-      <w:bookmarkStart w:id="89" w:name="_Toc244027612"/>
+      <w:bookmarkStart w:id="114" w:name="_Toc243579260"/>
+      <w:bookmarkStart w:id="115" w:name="_Toc244063362"/>
       <w:r>
         <w:rPr>
           <w:lang w:val="en-US"/>
         </w:rPr>
         <w:t>BIBLIOGRAFÍA</w:t>
       </w:r>
-      <w:bookmarkEnd w:id="88"/>
-      <w:bookmarkEnd w:id="89"/>
+      <w:bookmarkEnd w:id="114"/>
+      <w:bookmarkEnd w:id="115"/>
     </w:p>
     <w:p>
       <w:pPr>
@@ -17407,6 +18269,16 @@
 </file>
 
 <file path=word/footer1.xml><?xml version="1.0" encoding="utf-8"?>
+<w:ftr xmlns:wpc="http://schemas.microsoft.com/office/word/2010/wordprocessingCanvas" xmlns:cx="http://schemas.microsoft.com/office/drawing/2014/chartex" xmlns:cx1="http://schemas.microsoft.com/office/drawing/2015/9/8/chartex" xmlns:cx2="http://schemas.microsoft.com/office/drawing/2015/10/21/chartex" xmlns:cx3="http://schemas.microsoft.com/office/drawing/2016/5/9/chartex" xmlns:cx4="http://schemas.microsoft.com/office/drawing/2016/5/10/chartex" xmlns:cx5="http://schemas.microsoft.com/office/drawing/2016/5/11/chartex" xmlns:cx6="http://schemas.microsoft.com/office/drawing/2016/5/12/chartex" xmlns:cx7="http://schemas.microsoft.com/office/drawing/2016/5/13/chartex" xmlns:cx8="http://schemas.microsoft.com/office/drawing/2016/5/14/chartex" xmlns:mc="http://schemas.openxmlformats.org/markup-compatibility/2006" xmlns:aink="http://schemas.microsoft.com/office/drawing/2016/ink" xmlns:am3d="http://schemas.microsoft.com/office/drawing/2017/model3d" xmlns:o="urn:schemas-microsoft-com:office:office" xmlns:r="http://schemas.openxmlformats.org/officeDocument/2006/relationships" xmlns:m="http://schemas.openxmlformats.org/officeDocument/2006/math" xmlns:v="urn:schemas-microsoft-com:vml" xmlns:wp14="http://schemas.microsoft.com/office/word/2010/wordprocessingDrawing" xmlns:wp="http://schemas.openxmlformats.org/drawingml/2006/wordprocessingDrawing" xmlns:w10="urn:schemas-microsoft-com:office:word" xmlns:w="http://schemas.openxmlformats.org/wordprocessingml/2006/main" xmlns:w14="http://schemas.microsoft.com/office/word/2010/wordml" xmlns:w15="http://schemas.microsoft.com/office/word/2012/wordml" xmlns:w16cex="http://schemas.microsoft.com/office/word/2018/wordml/cex" xmlns:w16cid="http://schemas.microsoft.com/office/word/2016/wordml/cid" xmlns:w16="http://schemas.microsoft.com/office/word/2018/wordml" xmlns:w16sdtdh="http://schemas.microsoft.com/office/word/2020/wordml/sdtdatahash" xmlns:w16se="http://schemas.microsoft.com/office/word/2015/wordml/symex" xmlns:wpg="http://schemas.microsoft.com/office/word/2010/wordprocessingGroup" xmlns:wpi="http://schemas.microsoft.com/office/word/2010/wordprocessingInk" xmlns:wne="http://schemas.microsoft.com/office/word/2006/wordml" xmlns:wps="http://schemas.microsoft.com/office/word/2010/wordprocessingShape" mc:Ignorable="w14 w15 w16se w16cid w16 w16cex w16sdtdh wp14">
+  <w:p>
+    <w:pPr>
+      <w:pStyle w:val="Piedepgina"/>
+    </w:pPr>
+  </w:p>
+</w:ftr>
+</file>
+
+<file path=word/footer2.xml><?xml version="1.0" encoding="utf-8"?>
 <w:ftr xmlns:wpc="http://schemas.microsoft.com/office/word/2010/wordprocessingCanvas" xmlns:cx="http://schemas.microsoft.com/office/drawing/2014/chartex" xmlns:cx1="http://schemas.microsoft.com/office/drawing/2015/9/8/chartex" xmlns:cx2="http://schemas.microsoft.com/office/drawing/2015/10/21/chartex" xmlns:cx3="http://schemas.microsoft.com/office/drawing/2016/5/9/chartex" xmlns:cx4="http://schemas.microsoft.com/office/drawing/2016/5/10/chartex" xmlns:cx5="http://schemas.microsoft.com/office/drawing/2016/5/11/chartex" xmlns:cx6="http://schemas.microsoft.com/office/drawing/2016/5/12/chartex" xmlns:cx7="http://schemas.microsoft.com/office/drawing/2016/5/13/chartex" xmlns:cx8="http://schemas.microsoft.com/office/drawing/2016/5/14/chartex" xmlns:mc="http://schemas.openxmlformats.org/markup-compatibility/2006" xmlns:aink="http://schemas.microsoft.com/office/drawing/2016/ink" xmlns:am3d="http://schemas.microsoft.com/office/drawing/2017/model3d" xmlns:o="urn:schemas-microsoft-com:office:office" xmlns:r="http://schemas.openxmlformats.org/officeDocument/2006/relationships" xmlns:m="http://schemas.openxmlformats.org/officeDocument/2006/math" xmlns:v="urn:schemas-microsoft-com:vml" xmlns:wp14="http://schemas.microsoft.com/office/word/2010/wordprocessingDrawing" xmlns:wp="http://schemas.openxmlformats.org/drawingml/2006/wordprocessingDrawing" xmlns:w10="urn:schemas-microsoft-com:office:word" xmlns:w="http://schemas.openxmlformats.org/wordprocessingml/2006/main" xmlns:w14="http://schemas.microsoft.com/office/word/2010/wordml" xmlns:w15="http://schemas.microsoft.com/office/word/2012/wordml" xmlns:w16cex="http://schemas.microsoft.com/office/word/2018/wordml/cex" xmlns:w16cid="http://schemas.microsoft.com/office/word/2016/wordml/cid" xmlns:w16="http://schemas.microsoft.com/office/word/2018/wordml" xmlns:w16sdtdh="http://schemas.microsoft.com/office/word/2020/wordml/sdtdatahash" xmlns:w16se="http://schemas.microsoft.com/office/word/2015/wordml/symex" xmlns:wpg="http://schemas.microsoft.com/office/word/2010/wordprocessingGroup" xmlns:wpi="http://schemas.microsoft.com/office/word/2010/wordprocessingInk" xmlns:wne="http://schemas.microsoft.com/office/word/2006/wordml" xmlns:wps="http://schemas.microsoft.com/office/word/2010/wordprocessingShape" mc:Ignorable="w14 w15 w16se w16cid w16 w16cex w16sdtdh wp14">
   <w:sdt>
     <w:sdtPr>
@@ -17452,7 +18324,17 @@
 </w:ftr>
 </file>
 
-<file path=word/footer2.xml><?xml version="1.0" encoding="utf-8"?>
+<file path=word/footer3.xml><?xml version="1.0" encoding="utf-8"?>
+<w:ftr xmlns:wpc="http://schemas.microsoft.com/office/word/2010/wordprocessingCanvas" xmlns:cx="http://schemas.microsoft.com/office/drawing/2014/chartex" xmlns:cx1="http://schemas.microsoft.com/office/drawing/2015/9/8/chartex" xmlns:cx2="http://schemas.microsoft.com/office/drawing/2015/10/21/chartex" xmlns:cx3="http://schemas.microsoft.com/office/drawing/2016/5/9/chartex" xmlns:cx4="http://schemas.microsoft.com/office/drawing/2016/5/10/chartex" xmlns:cx5="http://schemas.microsoft.com/office/drawing/2016/5/11/chartex" xmlns:cx6="http://schemas.microsoft.com/office/drawing/2016/5/12/chartex" xmlns:cx7="http://schemas.microsoft.com/office/drawing/2016/5/13/chartex" xmlns:cx8="http://schemas.microsoft.com/office/drawing/2016/5/14/chartex" xmlns:mc="http://schemas.openxmlformats.org/markup-compatibility/2006" xmlns:aink="http://schemas.microsoft.com/office/drawing/2016/ink" xmlns:am3d="http://schemas.microsoft.com/office/drawing/2017/model3d" xmlns:o="urn:schemas-microsoft-com:office:office" xmlns:r="http://schemas.openxmlformats.org/officeDocument/2006/relationships" xmlns:m="http://schemas.openxmlformats.org/officeDocument/2006/math" xmlns:v="urn:schemas-microsoft-com:vml" xmlns:wp14="http://schemas.microsoft.com/office/word/2010/wordprocessingDrawing" xmlns:wp="http://schemas.openxmlformats.org/drawingml/2006/wordprocessingDrawing" xmlns:w10="urn:schemas-microsoft-com:office:word" xmlns:w="http://schemas.openxmlformats.org/wordprocessingml/2006/main" xmlns:w14="http://schemas.microsoft.com/office/word/2010/wordml" xmlns:w15="http://schemas.microsoft.com/office/word/2012/wordml" xmlns:w16cex="http://schemas.microsoft.com/office/word/2018/wordml/cex" xmlns:w16cid="http://schemas.microsoft.com/office/word/2016/wordml/cid" xmlns:w16="http://schemas.microsoft.com/office/word/2018/wordml" xmlns:w16sdtdh="http://schemas.microsoft.com/office/word/2020/wordml/sdtdatahash" xmlns:w16se="http://schemas.microsoft.com/office/word/2015/wordml/symex" xmlns:wpg="http://schemas.microsoft.com/office/word/2010/wordprocessingGroup" xmlns:wpi="http://schemas.microsoft.com/office/word/2010/wordprocessingInk" xmlns:wne="http://schemas.microsoft.com/office/word/2006/wordml" xmlns:wps="http://schemas.microsoft.com/office/word/2010/wordprocessingShape" mc:Ignorable="w14 w15 w16se w16cid w16 w16cex w16sdtdh wp14">
+  <w:p>
+    <w:pPr>
+      <w:pStyle w:val="Piedepgina"/>
+    </w:pPr>
+  </w:p>
+</w:ftr>
+</file>
+
+<file path=word/footer4.xml><?xml version="1.0" encoding="utf-8"?>
 <w:ftr xmlns:wpc="http://schemas.microsoft.com/office/word/2010/wordprocessingCanvas" xmlns:cx="http://schemas.microsoft.com/office/drawing/2014/chartex" xmlns:cx1="http://schemas.microsoft.com/office/drawing/2015/9/8/chartex" xmlns:cx2="http://schemas.microsoft.com/office/drawing/2015/10/21/chartex" xmlns:cx3="http://schemas.microsoft.com/office/drawing/2016/5/9/chartex" xmlns:cx4="http://schemas.microsoft.com/office/drawing/2016/5/10/chartex" xmlns:cx5="http://schemas.microsoft.com/office/drawing/2016/5/11/chartex" xmlns:cx6="http://schemas.microsoft.com/office/drawing/2016/5/12/chartex" xmlns:cx7="http://schemas.microsoft.com/office/drawing/2016/5/13/chartex" xmlns:cx8="http://schemas.microsoft.com/office/drawing/2016/5/14/chartex" xmlns:mc="http://schemas.openxmlformats.org/markup-compatibility/2006" xmlns:aink="http://schemas.microsoft.com/office/drawing/2016/ink" xmlns:am3d="http://schemas.microsoft.com/office/drawing/2017/model3d" xmlns:o="urn:schemas-microsoft-com:office:office" xmlns:r="http://schemas.openxmlformats.org/officeDocument/2006/relationships" xmlns:m="http://schemas.openxmlformats.org/officeDocument/2006/math" xmlns:v="urn:schemas-microsoft-com:vml" xmlns:wp14="http://schemas.microsoft.com/office/word/2010/wordprocessingDrawing" xmlns:wp="http://schemas.openxmlformats.org/drawingml/2006/wordprocessingDrawing" xmlns:w10="urn:schemas-microsoft-com:office:word" xmlns:w="http://schemas.openxmlformats.org/wordprocessingml/2006/main" xmlns:w14="http://schemas.microsoft.com/office/word/2010/wordml" xmlns:w15="http://schemas.microsoft.com/office/word/2012/wordml" xmlns:w16cex="http://schemas.microsoft.com/office/word/2018/wordml/cex" xmlns:w16cid="http://schemas.microsoft.com/office/word/2016/wordml/cid" xmlns:w16="http://schemas.microsoft.com/office/word/2018/wordml" xmlns:w16sdtdh="http://schemas.microsoft.com/office/word/2020/wordml/sdtdatahash" xmlns:w16se="http://schemas.microsoft.com/office/word/2015/wordml/symex" xmlns:wpg="http://schemas.microsoft.com/office/word/2010/wordprocessingGroup" xmlns:wpi="http://schemas.microsoft.com/office/word/2010/wordprocessingInk" xmlns:wne="http://schemas.microsoft.com/office/word/2006/wordml" xmlns:wps="http://schemas.microsoft.com/office/word/2010/wordprocessingShape" mc:Ignorable="w14 w15 w16se w16cid w16 w16cex w16sdtdh wp14">
   <w:p>
     <w:pPr>
@@ -17489,6 +18371,36 @@
 </file>
 
 <file path=word/header1.xml><?xml version="1.0" encoding="utf-8"?>
+<w:hdr xmlns:wpc="http://schemas.microsoft.com/office/word/2010/wordprocessingCanvas" xmlns:cx="http://schemas.microsoft.com/office/drawing/2014/chartex" xmlns:cx1="http://schemas.microsoft.com/office/drawing/2015/9/8/chartex" xmlns:cx2="http://schemas.microsoft.com/office/drawing/2015/10/21/chartex" xmlns:cx3="http://schemas.microsoft.com/office/drawing/2016/5/9/chartex" xmlns:cx4="http://schemas.microsoft.com/office/drawing/2016/5/10/chartex" xmlns:cx5="http://schemas.microsoft.com/office/drawing/2016/5/11/chartex" xmlns:cx6="http://schemas.microsoft.com/office/drawing/2016/5/12/chartex" xmlns:cx7="http://schemas.microsoft.com/office/drawing/2016/5/13/chartex" xmlns:cx8="http://schemas.microsoft.com/office/drawing/2016/5/14/chartex" xmlns:mc="http://schemas.openxmlformats.org/markup-compatibility/2006" xmlns:aink="http://schemas.microsoft.com/office/drawing/2016/ink" xmlns:am3d="http://schemas.microsoft.com/office/drawing/2017/model3d" xmlns:o="urn:schemas-microsoft-com:office:office" xmlns:r="http://schemas.openxmlformats.org/officeDocument/2006/relationships" xmlns:m="http://schemas.openxmlformats.org/officeDocument/2006/math" xmlns:v="urn:schemas-microsoft-com:vml" xmlns:wp14="http://schemas.microsoft.com/office/word/2010/wordprocessingDrawing" xmlns:wp="http://schemas.openxmlformats.org/drawingml/2006/wordprocessingDrawing" xmlns:w10="urn:schemas-microsoft-com:office:word" xmlns:w="http://schemas.openxmlformats.org/wordprocessingml/2006/main" xmlns:w14="http://schemas.microsoft.com/office/word/2010/wordml" xmlns:w15="http://schemas.microsoft.com/office/word/2012/wordml" xmlns:w16cex="http://schemas.microsoft.com/office/word/2018/wordml/cex" xmlns:w16cid="http://schemas.microsoft.com/office/word/2016/wordml/cid" xmlns:w16="http://schemas.microsoft.com/office/word/2018/wordml" xmlns:w16sdtdh="http://schemas.microsoft.com/office/word/2020/wordml/sdtdatahash" xmlns:w16se="http://schemas.microsoft.com/office/word/2015/wordml/symex" xmlns:wpg="http://schemas.microsoft.com/office/word/2010/wordprocessingGroup" xmlns:wpi="http://schemas.microsoft.com/office/word/2010/wordprocessingInk" xmlns:wne="http://schemas.microsoft.com/office/word/2006/wordml" xmlns:wps="http://schemas.microsoft.com/office/word/2010/wordprocessingShape" mc:Ignorable="w14 w15 w16se w16cid w16 w16cex w16sdtdh wp14">
+  <w:p>
+    <w:pPr>
+      <w:pStyle w:val="Encabezado"/>
+    </w:pPr>
+  </w:p>
+</w:hdr>
+</file>
+
+<file path=word/header2.xml><?xml version="1.0" encoding="utf-8"?>
+<w:hdr xmlns:wpc="http://schemas.microsoft.com/office/word/2010/wordprocessingCanvas" xmlns:cx="http://schemas.microsoft.com/office/drawing/2014/chartex" xmlns:cx1="http://schemas.microsoft.com/office/drawing/2015/9/8/chartex" xmlns:cx2="http://schemas.microsoft.com/office/drawing/2015/10/21/chartex" xmlns:cx3="http://schemas.microsoft.com/office/drawing/2016/5/9/chartex" xmlns:cx4="http://schemas.microsoft.com/office/drawing/2016/5/10/chartex" xmlns:cx5="http://schemas.microsoft.com/office/drawing/2016/5/11/chartex" xmlns:cx6="http://schemas.microsoft.com/office/drawing/2016/5/12/chartex" xmlns:cx7="http://schemas.microsoft.com/office/drawing/2016/5/13/chartex" xmlns:cx8="http://schemas.microsoft.com/office/drawing/2016/5/14/chartex" xmlns:mc="http://schemas.openxmlformats.org/markup-compatibility/2006" xmlns:aink="http://schemas.microsoft.com/office/drawing/2016/ink" xmlns:am3d="http://schemas.microsoft.com/office/drawing/2017/model3d" xmlns:o="urn:schemas-microsoft-com:office:office" xmlns:r="http://schemas.openxmlformats.org/officeDocument/2006/relationships" xmlns:m="http://schemas.openxmlformats.org/officeDocument/2006/math" xmlns:v="urn:schemas-microsoft-com:vml" xmlns:wp14="http://schemas.microsoft.com/office/word/2010/wordprocessingDrawing" xmlns:wp="http://schemas.openxmlformats.org/drawingml/2006/wordprocessingDrawing" xmlns:w10="urn:schemas-microsoft-com:office:word" xmlns:w="http://schemas.openxmlformats.org/wordprocessingml/2006/main" xmlns:w14="http://schemas.microsoft.com/office/word/2010/wordml" xmlns:w15="http://schemas.microsoft.com/office/word/2012/wordml" xmlns:w16cex="http://schemas.microsoft.com/office/word/2018/wordml/cex" xmlns:w16cid="http://schemas.microsoft.com/office/word/2016/wordml/cid" xmlns:w16="http://schemas.microsoft.com/office/word/2018/wordml" xmlns:w16sdtdh="http://schemas.microsoft.com/office/word/2020/wordml/sdtdatahash" xmlns:w16se="http://schemas.microsoft.com/office/word/2015/wordml/symex" xmlns:wpg="http://schemas.microsoft.com/office/word/2010/wordprocessingGroup" xmlns:wpi="http://schemas.microsoft.com/office/word/2010/wordprocessingInk" xmlns:wne="http://schemas.microsoft.com/office/word/2006/wordml" xmlns:wps="http://schemas.microsoft.com/office/word/2010/wordprocessingShape" mc:Ignorable="w14 w15 w16se w16cid w16 w16cex w16sdtdh wp14">
+  <w:p>
+    <w:pPr>
+      <w:pStyle w:val="Encabezado"/>
+    </w:pPr>
+  </w:p>
+</w:hdr>
+</file>
+
+<file path=word/header3.xml><?xml version="1.0" encoding="utf-8"?>
+<w:hdr xmlns:wpc="http://schemas.microsoft.com/office/word/2010/wordprocessingCanvas" xmlns:cx="http://schemas.microsoft.com/office/drawing/2014/chartex" xmlns:cx1="http://schemas.microsoft.com/office/drawing/2015/9/8/chartex" xmlns:cx2="http://schemas.microsoft.com/office/drawing/2015/10/21/chartex" xmlns:cx3="http://schemas.microsoft.com/office/drawing/2016/5/9/chartex" xmlns:cx4="http://schemas.microsoft.com/office/drawing/2016/5/10/chartex" xmlns:cx5="http://schemas.microsoft.com/office/drawing/2016/5/11/chartex" xmlns:cx6="http://schemas.microsoft.com/office/drawing/2016/5/12/chartex" xmlns:cx7="http://schemas.microsoft.com/office/drawing/2016/5/13/chartex" xmlns:cx8="http://schemas.microsoft.com/office/drawing/2016/5/14/chartex" xmlns:mc="http://schemas.openxmlformats.org/markup-compatibility/2006" xmlns:aink="http://schemas.microsoft.com/office/drawing/2016/ink" xmlns:am3d="http://schemas.microsoft.com/office/drawing/2017/model3d" xmlns:o="urn:schemas-microsoft-com:office:office" xmlns:r="http://schemas.openxmlformats.org/officeDocument/2006/relationships" xmlns:m="http://schemas.openxmlformats.org/officeDocument/2006/math" xmlns:v="urn:schemas-microsoft-com:vml" xmlns:wp14="http://schemas.microsoft.com/office/word/2010/wordprocessingDrawing" xmlns:wp="http://schemas.openxmlformats.org/drawingml/2006/wordprocessingDrawing" xmlns:w10="urn:schemas-microsoft-com:office:word" xmlns:w="http://schemas.openxmlformats.org/wordprocessingml/2006/main" xmlns:w14="http://schemas.microsoft.com/office/word/2010/wordml" xmlns:w15="http://schemas.microsoft.com/office/word/2012/wordml" xmlns:w16cex="http://schemas.microsoft.com/office/word/2018/wordml/cex" xmlns:w16cid="http://schemas.microsoft.com/office/word/2016/wordml/cid" xmlns:w16="http://schemas.microsoft.com/office/word/2018/wordml" xmlns:w16sdtdh="http://schemas.microsoft.com/office/word/2020/wordml/sdtdatahash" xmlns:w16se="http://schemas.microsoft.com/office/word/2015/wordml/symex" xmlns:wpg="http://schemas.microsoft.com/office/word/2010/wordprocessingGroup" xmlns:wpi="http://schemas.microsoft.com/office/word/2010/wordprocessingInk" xmlns:wne="http://schemas.microsoft.com/office/word/2006/wordml" xmlns:wps="http://schemas.microsoft.com/office/word/2010/wordprocessingShape" mc:Ignorable="w14 w15 w16se w16cid w16 w16cex w16sdtdh wp14">
+  <w:p>
+    <w:pPr>
+      <w:pStyle w:val="Encabezado"/>
+    </w:pPr>
+  </w:p>
+</w:hdr>
+</file>
+
+<file path=word/header4.xml><?xml version="1.0" encoding="utf-8"?>
 <w:hdr xmlns:wpc="http://schemas.microsoft.com/office/word/2010/wordprocessingCanvas" xmlns:cx="http://schemas.microsoft.com/office/drawing/2014/chartex" xmlns:cx1="http://schemas.microsoft.com/office/drawing/2015/9/8/chartex" xmlns:cx2="http://schemas.microsoft.com/office/drawing/2015/10/21/chartex" xmlns:cx3="http://schemas.microsoft.com/office/drawing/2016/5/9/chartex" xmlns:cx4="http://schemas.microsoft.com/office/drawing/2016/5/10/chartex" xmlns:cx5="http://schemas.microsoft.com/office/drawing/2016/5/11/chartex" xmlns:cx6="http://schemas.microsoft.com/office/drawing/2016/5/12/chartex" xmlns:cx7="http://schemas.microsoft.com/office/drawing/2016/5/13/chartex" xmlns:cx8="http://schemas.microsoft.com/office/drawing/2016/5/14/chartex" xmlns:mc="http://schemas.openxmlformats.org/markup-compatibility/2006" xmlns:aink="http://schemas.microsoft.com/office/drawing/2016/ink" xmlns:am3d="http://schemas.microsoft.com/office/drawing/2017/model3d" xmlns:o="urn:schemas-microsoft-com:office:office" xmlns:r="http://schemas.openxmlformats.org/officeDocument/2006/relationships" xmlns:m="http://schemas.openxmlformats.org/officeDocument/2006/math" xmlns:v="urn:schemas-microsoft-com:vml" xmlns:wp14="http://schemas.microsoft.com/office/word/2010/wordprocessingDrawing" xmlns:wp="http://schemas.openxmlformats.org/drawingml/2006/wordprocessingDrawing" xmlns:w10="urn:schemas-microsoft-com:office:word" xmlns:w="http://schemas.openxmlformats.org/wordprocessingml/2006/main" xmlns:w14="http://schemas.microsoft.com/office/word/2010/wordml" xmlns:w15="http://schemas.microsoft.com/office/word/2012/wordml" xmlns:w16cex="http://schemas.microsoft.com/office/word/2018/wordml/cex" xmlns:w16cid="http://schemas.microsoft.com/office/word/2016/wordml/cid" xmlns:w16="http://schemas.microsoft.com/office/word/2018/wordml" xmlns:w16sdtdh="http://schemas.microsoft.com/office/word/2020/wordml/sdtdatahash" xmlns:w16se="http://schemas.microsoft.com/office/word/2015/wordml/symex" xmlns:wpg="http://schemas.microsoft.com/office/word/2010/wordprocessingGroup" xmlns:wpi="http://schemas.microsoft.com/office/word/2010/wordprocessingInk" xmlns:wne="http://schemas.microsoft.com/office/word/2006/wordml" xmlns:wps="http://schemas.microsoft.com/office/word/2010/wordprocessingShape" mc:Ignorable="w14 w15 w16se w16cid w16 w16cex w16sdtdh wp14">
   <w:p>
     <w:pPr>
